--- a/sección 7. generador de PDF/GENERADOR DE PDF CON PYTHON.docx
+++ b/sección 7. generador de PDF/GENERADOR DE PDF CON PYTHON.docx
@@ -23,7 +23,7 @@
           <w:szCs w:val="36"/>
           <w:lang w:val="es-ES_tradnl"/>
         </w:rPr>
-        <w:t>GENERADOR DE PDF CON PYTHON</w:t>
+        <w:t xml:space="preserve">GENERADOR DE PDF </w:t>
       </w:r>
     </w:p>
     <w:p>
@@ -38,6 +38,30 @@
           <w:lang w:val="es-ES_tradnl"/>
         </w:rPr>
       </w:pPr>
+      <w:r>
+        <w:rPr>
+          <w:rFonts w:ascii="Times New Roman" w:hAnsi="Times New Roman" w:cs="Times New Roman"/>
+          <w:b/>
+          <w:bCs/>
+          <w:sz w:val="36"/>
+          <w:szCs w:val="36"/>
+          <w:lang w:val="es-ES_tradnl"/>
+        </w:rPr>
+        <w:t>CON PYTHON</w:t>
+      </w:r>
+    </w:p>
+    <w:p>
+      <w:pPr>
+        <w:jc w:val="center"/>
+        <w:rPr>
+          <w:rFonts w:ascii="Times New Roman" w:hAnsi="Times New Roman" w:cs="Times New Roman"/>
+          <w:b/>
+          <w:bCs/>
+          <w:sz w:val="36"/>
+          <w:szCs w:val="36"/>
+          <w:lang w:val="es-ES_tradnl"/>
+        </w:rPr>
+      </w:pPr>
     </w:p>
     <w:p>
       <w:pPr>
@@ -53,14 +77,2412 @@
         </w:rPr>
         <w:t xml:space="preserve">Vamos a crear un generador de PDF con Python. </w:t>
       </w:r>
-    </w:p>
-    <w:p>
-      <w:pPr>
-        <w:rPr>
-          <w:rFonts w:ascii="Times New Roman" w:hAnsi="Times New Roman" w:cs="Times New Roman"/>
-          <w:lang w:val="es-ES_tradnl"/>
-        </w:rPr>
-      </w:pPr>
+      <w:r>
+        <w:rPr>
+          <w:rFonts w:ascii="Times New Roman" w:hAnsi="Times New Roman" w:cs="Times New Roman"/>
+          <w:lang w:val="es-ES_tradnl"/>
+        </w:rPr>
+        <w:t xml:space="preserve">Pedimos nombre, curso y fecha, por ejemplo y se creará un PDF. utilizaremos la librería fpdf2 que es más sencilla </w:t>
+      </w:r>
+    </w:p>
+    <w:p>
+      <w:pPr>
+        <w:rPr>
+          <w:rFonts w:ascii="Times New Roman" w:hAnsi="Times New Roman" w:cs="Times New Roman"/>
+          <w:b/>
+          <w:bCs/>
+          <w:sz w:val="28"/>
+          <w:szCs w:val="28"/>
+          <w:lang w:val="es-ES_tradnl"/>
+        </w:rPr>
+      </w:pPr>
+      <w:r>
+        <w:rPr>
+          <w:rFonts w:ascii="Times New Roman" w:hAnsi="Times New Roman" w:cs="Times New Roman"/>
+          <w:b/>
+          <w:bCs/>
+          <w:sz w:val="28"/>
+          <w:szCs w:val="28"/>
+          <w:lang w:val="es-ES_tradnl"/>
+        </w:rPr>
+        <w:t>Plan paso a paso</w:t>
+      </w:r>
+    </w:p>
+    <w:p>
+      <w:pPr>
+        <w:rPr>
+          <w:rFonts w:ascii="Times New Roman" w:hAnsi="Times New Roman" w:cs="Times New Roman"/>
+          <w:b/>
+          <w:bCs/>
+          <w:sz w:val="28"/>
+          <w:szCs w:val="28"/>
+          <w:lang w:val="es-ES_tradnl"/>
+        </w:rPr>
+      </w:pPr>
+    </w:p>
+    <w:tbl>
+      <w:tblPr>
+        <w:tblStyle w:val="Tablaconcuadrcula"/>
+        <w:tblpPr w:leftFromText="141" w:rightFromText="141" w:vertAnchor="text" w:horzAnchor="margin" w:tblpY="139"/>
+        <w:tblW w:w="0" w:type="auto"/>
+        <w:tblCellMar>
+          <w:top w:w="85" w:type="dxa"/>
+          <w:bottom w:w="85" w:type="dxa"/>
+        </w:tblCellMar>
+        <w:tblLook w:val="04A0" w:firstRow="1" w:lastRow="0" w:firstColumn="1" w:lastColumn="0" w:noHBand="0" w:noVBand="1"/>
+      </w:tblPr>
+      <w:tblGrid>
+        <w:gridCol w:w="4414"/>
+        <w:gridCol w:w="4414"/>
+      </w:tblGrid>
+      <w:tr>
+        <w:tc>
+          <w:tcPr>
+            <w:tcW w:w="4414" w:type="dxa"/>
+          </w:tcPr>
+          <w:p>
+            <w:pPr>
+              <w:jc w:val="center"/>
+              <w:rPr>
+                <w:rFonts w:ascii="Times New Roman" w:hAnsi="Times New Roman" w:cs="Times New Roman"/>
+                <w:b/>
+                <w:bCs/>
+                <w:lang w:val="es-ES_tradnl"/>
+              </w:rPr>
+            </w:pPr>
+            <w:r>
+              <w:rPr>
+                <w:rFonts w:ascii="Times New Roman" w:hAnsi="Times New Roman" w:cs="Times New Roman"/>
+                <w:b/>
+                <w:bCs/>
+                <w:color w:val="47D459" w:themeColor="accent3" w:themeTint="99"/>
+                <w:lang w:val="es-ES_tradnl"/>
+              </w:rPr>
+              <w:t xml:space="preserve">PASO </w:t>
+            </w:r>
+          </w:p>
+        </w:tc>
+        <w:tc>
+          <w:tcPr>
+            <w:tcW w:w="4414" w:type="dxa"/>
+          </w:tcPr>
+          <w:p>
+            <w:pPr>
+              <w:jc w:val="center"/>
+              <w:rPr>
+                <w:rFonts w:ascii="Times New Roman" w:hAnsi="Times New Roman" w:cs="Times New Roman"/>
+                <w:b/>
+                <w:bCs/>
+                <w:lang w:val="es-ES_tradnl"/>
+              </w:rPr>
+            </w:pPr>
+            <w:r>
+              <w:rPr>
+                <w:rFonts w:ascii="Times New Roman" w:hAnsi="Times New Roman" w:cs="Times New Roman"/>
+                <w:b/>
+                <w:bCs/>
+                <w:color w:val="00B050"/>
+                <w:lang w:val="es-ES_tradnl"/>
+              </w:rPr>
+              <w:t xml:space="preserve">QUÉ </w:t>
+            </w:r>
+            <w:proofErr w:type="gramStart"/>
+            <w:r>
+              <w:rPr>
+                <w:rFonts w:ascii="Times New Roman" w:hAnsi="Times New Roman" w:cs="Times New Roman"/>
+                <w:b/>
+                <w:bCs/>
+                <w:color w:val="00B050"/>
+                <w:lang w:val="es-ES_tradnl"/>
+              </w:rPr>
+              <w:t>APRENDES ?</w:t>
+            </w:r>
+            <w:proofErr w:type="gramEnd"/>
+          </w:p>
+        </w:tc>
+      </w:tr>
+      <w:tr>
+        <w:trPr>
+          <w:trHeight w:val="156"/>
+        </w:trPr>
+        <w:tc>
+          <w:tcPr>
+            <w:tcW w:w="4414" w:type="dxa"/>
+          </w:tcPr>
+          <w:p>
+            <w:pPr>
+              <w:jc w:val="center"/>
+              <w:rPr>
+                <w:rFonts w:ascii="Times New Roman" w:hAnsi="Times New Roman" w:cs="Times New Roman"/>
+                <w:b/>
+                <w:bCs/>
+                <w:sz w:val="15"/>
+                <w:szCs w:val="15"/>
+                <w:lang w:val="es-ES_tradnl"/>
+              </w:rPr>
+            </w:pPr>
+            <w:r>
+              <w:rPr>
+                <w:rFonts w:ascii="Times New Roman" w:hAnsi="Times New Roman" w:cs="Times New Roman"/>
+                <w:b/>
+                <w:bCs/>
+                <w:sz w:val="15"/>
+                <w:szCs w:val="15"/>
+                <w:lang w:val="es-ES_tradnl"/>
+              </w:rPr>
+              <w:t>Paso 1</w:t>
+            </w:r>
+          </w:p>
+        </w:tc>
+        <w:tc>
+          <w:tcPr>
+            <w:tcW w:w="4414" w:type="dxa"/>
+          </w:tcPr>
+          <w:p>
+            <w:pPr>
+              <w:rPr>
+                <w:rFonts w:ascii="Times New Roman" w:hAnsi="Times New Roman" w:cs="Times New Roman"/>
+                <w:b/>
+                <w:bCs/>
+                <w:sz w:val="15"/>
+                <w:szCs w:val="15"/>
+                <w:lang w:val="es-ES_tradnl"/>
+              </w:rPr>
+            </w:pPr>
+            <w:r>
+              <w:rPr>
+                <w:rFonts w:ascii="Times New Roman" w:hAnsi="Times New Roman" w:cs="Times New Roman"/>
+                <w:b/>
+                <w:bCs/>
+                <w:sz w:val="15"/>
+                <w:szCs w:val="15"/>
+                <w:lang w:val="es-ES_tradnl"/>
+              </w:rPr>
+              <w:t>Instalar fpdf2 y crear un PDF vacío con un título</w:t>
+            </w:r>
+          </w:p>
+        </w:tc>
+      </w:tr>
+      <w:tr>
+        <w:tc>
+          <w:tcPr>
+            <w:tcW w:w="4414" w:type="dxa"/>
+          </w:tcPr>
+          <w:p>
+            <w:pPr>
+              <w:jc w:val="center"/>
+              <w:rPr>
+                <w:rFonts w:ascii="Times New Roman" w:hAnsi="Times New Roman" w:cs="Times New Roman"/>
+                <w:b/>
+                <w:bCs/>
+                <w:sz w:val="15"/>
+                <w:szCs w:val="15"/>
+                <w:lang w:val="es-ES_tradnl"/>
+              </w:rPr>
+            </w:pPr>
+            <w:r>
+              <w:rPr>
+                <w:rFonts w:ascii="Times New Roman" w:hAnsi="Times New Roman" w:cs="Times New Roman"/>
+                <w:b/>
+                <w:bCs/>
+                <w:sz w:val="15"/>
+                <w:szCs w:val="15"/>
+                <w:lang w:val="es-ES_tradnl"/>
+              </w:rPr>
+              <w:t>Paso 2</w:t>
+            </w:r>
+          </w:p>
+        </w:tc>
+        <w:tc>
+          <w:tcPr>
+            <w:tcW w:w="4414" w:type="dxa"/>
+          </w:tcPr>
+          <w:p>
+            <w:pPr>
+              <w:rPr>
+                <w:rFonts w:ascii="Times New Roman" w:hAnsi="Times New Roman" w:cs="Times New Roman"/>
+                <w:b/>
+                <w:bCs/>
+                <w:sz w:val="15"/>
+                <w:szCs w:val="15"/>
+                <w:lang w:val="es-ES_tradnl"/>
+              </w:rPr>
+            </w:pPr>
+            <w:r>
+              <w:rPr>
+                <w:rFonts w:ascii="Times New Roman" w:hAnsi="Times New Roman" w:cs="Times New Roman"/>
+                <w:b/>
+                <w:bCs/>
+                <w:sz w:val="15"/>
+                <w:szCs w:val="15"/>
+                <w:lang w:val="es-ES_tradnl"/>
+              </w:rPr>
+              <w:t>Añadir texto, tipografía y saltos de línea</w:t>
+            </w:r>
+          </w:p>
+        </w:tc>
+      </w:tr>
+      <w:tr>
+        <w:tc>
+          <w:tcPr>
+            <w:tcW w:w="4414" w:type="dxa"/>
+          </w:tcPr>
+          <w:p>
+            <w:pPr>
+              <w:jc w:val="center"/>
+              <w:rPr>
+                <w:rFonts w:ascii="Times New Roman" w:hAnsi="Times New Roman" w:cs="Times New Roman"/>
+                <w:b/>
+                <w:bCs/>
+                <w:sz w:val="15"/>
+                <w:szCs w:val="15"/>
+                <w:lang w:val="es-ES_tradnl"/>
+              </w:rPr>
+            </w:pPr>
+            <w:r>
+              <w:rPr>
+                <w:rFonts w:ascii="Times New Roman" w:hAnsi="Times New Roman" w:cs="Times New Roman"/>
+                <w:b/>
+                <w:bCs/>
+                <w:sz w:val="15"/>
+                <w:szCs w:val="15"/>
+                <w:lang w:val="es-ES_tradnl"/>
+              </w:rPr>
+              <w:t>Paso 3</w:t>
+            </w:r>
+          </w:p>
+        </w:tc>
+        <w:tc>
+          <w:tcPr>
+            <w:tcW w:w="4414" w:type="dxa"/>
+          </w:tcPr>
+          <w:p>
+            <w:pPr>
+              <w:rPr>
+                <w:rFonts w:ascii="Times New Roman" w:hAnsi="Times New Roman" w:cs="Times New Roman"/>
+                <w:b/>
+                <w:bCs/>
+                <w:sz w:val="15"/>
+                <w:szCs w:val="15"/>
+                <w:lang w:val="es-ES_tradnl"/>
+              </w:rPr>
+            </w:pPr>
+            <w:r>
+              <w:rPr>
+                <w:rFonts w:ascii="Times New Roman" w:hAnsi="Times New Roman" w:cs="Times New Roman"/>
+                <w:b/>
+                <w:bCs/>
+                <w:sz w:val="15"/>
+                <w:szCs w:val="15"/>
+                <w:lang w:val="es-ES_tradnl"/>
+              </w:rPr>
+              <w:t>Pedir datos con input</w:t>
+            </w:r>
+            <w:r>
+              <w:rPr>
+                <w:rFonts w:ascii="Times New Roman" w:hAnsi="Times New Roman" w:cs="Times New Roman"/>
+                <w:b/>
+                <w:bCs/>
+                <w:sz w:val="15"/>
+                <w:szCs w:val="15"/>
+                <w:lang w:val="es-ES_tradnl"/>
+              </w:rPr>
+              <w:t xml:space="preserve"> </w:t>
+            </w:r>
+            <w:proofErr w:type="gramStart"/>
+            <w:r>
+              <w:rPr>
+                <w:rFonts w:ascii="Times New Roman" w:hAnsi="Times New Roman" w:cs="Times New Roman"/>
+                <w:b/>
+                <w:bCs/>
+                <w:sz w:val="15"/>
+                <w:szCs w:val="15"/>
+                <w:lang w:val="es-ES_tradnl"/>
+              </w:rPr>
+              <w:t>( )</w:t>
+            </w:r>
+            <w:proofErr w:type="gramEnd"/>
+            <w:r>
+              <w:rPr>
+                <w:rFonts w:ascii="Times New Roman" w:hAnsi="Times New Roman" w:cs="Times New Roman"/>
+                <w:b/>
+                <w:bCs/>
+                <w:sz w:val="15"/>
+                <w:szCs w:val="15"/>
+                <w:lang w:val="es-ES_tradnl"/>
+              </w:rPr>
+              <w:t xml:space="preserve"> y meterlos en el PDF</w:t>
+            </w:r>
+          </w:p>
+        </w:tc>
+      </w:tr>
+      <w:tr>
+        <w:tc>
+          <w:tcPr>
+            <w:tcW w:w="4414" w:type="dxa"/>
+          </w:tcPr>
+          <w:p>
+            <w:pPr>
+              <w:jc w:val="center"/>
+              <w:rPr>
+                <w:rFonts w:ascii="Times New Roman" w:hAnsi="Times New Roman" w:cs="Times New Roman"/>
+                <w:b/>
+                <w:bCs/>
+                <w:sz w:val="15"/>
+                <w:szCs w:val="15"/>
+                <w:lang w:val="es-ES_tradnl"/>
+              </w:rPr>
+            </w:pPr>
+            <w:r>
+              <w:rPr>
+                <w:rFonts w:ascii="Times New Roman" w:hAnsi="Times New Roman" w:cs="Times New Roman"/>
+                <w:b/>
+                <w:bCs/>
+                <w:sz w:val="15"/>
+                <w:szCs w:val="15"/>
+                <w:lang w:val="es-ES_tradnl"/>
+              </w:rPr>
+              <w:t>Paso 4</w:t>
+            </w:r>
+          </w:p>
+        </w:tc>
+        <w:tc>
+          <w:tcPr>
+            <w:tcW w:w="4414" w:type="dxa"/>
+          </w:tcPr>
+          <w:p>
+            <w:pPr>
+              <w:rPr>
+                <w:rFonts w:ascii="Times New Roman" w:hAnsi="Times New Roman" w:cs="Times New Roman"/>
+                <w:b/>
+                <w:bCs/>
+                <w:sz w:val="15"/>
+                <w:szCs w:val="15"/>
+                <w:lang w:val="es-ES_tradnl"/>
+              </w:rPr>
+            </w:pPr>
+            <w:r>
+              <w:rPr>
+                <w:rFonts w:ascii="Times New Roman" w:hAnsi="Times New Roman" w:cs="Times New Roman"/>
+                <w:b/>
+                <w:bCs/>
+                <w:sz w:val="15"/>
+                <w:szCs w:val="15"/>
+                <w:lang w:val="es-ES_tradnl"/>
+              </w:rPr>
+              <w:t xml:space="preserve">Organizar el código en una clase </w:t>
+            </w:r>
+            <w:proofErr w:type="spellStart"/>
+            <w:r>
+              <w:rPr>
+                <w:rFonts w:ascii="Times New Roman" w:hAnsi="Times New Roman" w:cs="Times New Roman"/>
+                <w:b/>
+                <w:bCs/>
+                <w:sz w:val="15"/>
+                <w:szCs w:val="15"/>
+                <w:lang w:val="es-ES_tradnl"/>
+              </w:rPr>
+              <w:t>GeneradorCertificado</w:t>
+            </w:r>
+            <w:proofErr w:type="spellEnd"/>
+            <w:r>
+              <w:rPr>
+                <w:rFonts w:ascii="Times New Roman" w:hAnsi="Times New Roman" w:cs="Times New Roman"/>
+                <w:b/>
+                <w:bCs/>
+                <w:sz w:val="15"/>
+                <w:szCs w:val="15"/>
+                <w:lang w:val="es-ES_tradnl"/>
+              </w:rPr>
+              <w:t xml:space="preserve"> (POO)</w:t>
+            </w:r>
+          </w:p>
+        </w:tc>
+      </w:tr>
+      <w:tr>
+        <w:tc>
+          <w:tcPr>
+            <w:tcW w:w="4414" w:type="dxa"/>
+          </w:tcPr>
+          <w:p>
+            <w:pPr>
+              <w:jc w:val="center"/>
+              <w:rPr>
+                <w:rFonts w:ascii="Times New Roman" w:hAnsi="Times New Roman" w:cs="Times New Roman"/>
+                <w:b/>
+                <w:bCs/>
+                <w:sz w:val="15"/>
+                <w:szCs w:val="15"/>
+                <w:lang w:val="es-ES_tradnl"/>
+              </w:rPr>
+            </w:pPr>
+            <w:r>
+              <w:rPr>
+                <w:rFonts w:ascii="Times New Roman" w:hAnsi="Times New Roman" w:cs="Times New Roman"/>
+                <w:b/>
+                <w:bCs/>
+                <w:sz w:val="15"/>
+                <w:szCs w:val="15"/>
+                <w:lang w:val="es-ES_tradnl"/>
+              </w:rPr>
+              <w:t>Paso 5</w:t>
+            </w:r>
+          </w:p>
+        </w:tc>
+        <w:tc>
+          <w:tcPr>
+            <w:tcW w:w="4414" w:type="dxa"/>
+          </w:tcPr>
+          <w:p>
+            <w:pPr>
+              <w:rPr>
+                <w:rFonts w:ascii="Times New Roman" w:hAnsi="Times New Roman" w:cs="Times New Roman"/>
+                <w:b/>
+                <w:bCs/>
+                <w:sz w:val="15"/>
+                <w:szCs w:val="15"/>
+                <w:lang w:val="es-ES_tradnl"/>
+              </w:rPr>
+            </w:pPr>
+            <w:r>
+              <w:rPr>
+                <w:rFonts w:ascii="Times New Roman" w:hAnsi="Times New Roman" w:cs="Times New Roman"/>
+                <w:b/>
+                <w:bCs/>
+                <w:sz w:val="15"/>
+                <w:szCs w:val="15"/>
+                <w:lang w:val="es-ES_tradnl"/>
+              </w:rPr>
+              <w:t>Guardar el archivo y abrirlo</w:t>
+            </w:r>
+          </w:p>
+        </w:tc>
+      </w:tr>
+    </w:tbl>
+    <w:p>
+      <w:pPr>
+        <w:rPr>
+          <w:rFonts w:ascii="Times New Roman" w:hAnsi="Times New Roman" w:cs="Times New Roman"/>
+          <w:b/>
+          <w:bCs/>
+          <w:sz w:val="28"/>
+          <w:szCs w:val="28"/>
+          <w:lang w:val="es-ES_tradnl"/>
+        </w:rPr>
+      </w:pPr>
+    </w:p>
+    <w:p>
+      <w:pPr>
+        <w:rPr>
+          <w:rFonts w:ascii="Times New Roman" w:hAnsi="Times New Roman" w:cs="Times New Roman"/>
+          <w:b/>
+          <w:bCs/>
+          <w:sz w:val="28"/>
+          <w:szCs w:val="28"/>
+          <w:lang w:val="es-ES_tradnl"/>
+        </w:rPr>
+      </w:pPr>
+      <w:proofErr w:type="gramStart"/>
+      <w:r>
+        <w:rPr>
+          <w:rFonts w:ascii="Times New Roman" w:hAnsi="Times New Roman" w:cs="Times New Roman"/>
+          <w:b/>
+          <w:bCs/>
+          <w:sz w:val="28"/>
+          <w:szCs w:val="28"/>
+          <w:lang w:val="es-ES_tradnl"/>
+        </w:rPr>
+        <w:t>Qué hace el</w:t>
+      </w:r>
+      <w:r>
+        <w:rPr>
+          <w:rFonts w:ascii="Times New Roman" w:hAnsi="Times New Roman" w:cs="Times New Roman"/>
+          <w:b/>
+          <w:bCs/>
+          <w:sz w:val="28"/>
+          <w:szCs w:val="28"/>
+          <w:lang w:val="es-ES_tradnl"/>
+        </w:rPr>
+        <w:t xml:space="preserve"> paso</w:t>
+      </w:r>
+      <w:r>
+        <w:rPr>
+          <w:rFonts w:ascii="Times New Roman" w:hAnsi="Times New Roman" w:cs="Times New Roman"/>
+          <w:b/>
+          <w:bCs/>
+          <w:sz w:val="28"/>
+          <w:szCs w:val="28"/>
+          <w:lang w:val="es-ES_tradnl"/>
+        </w:rPr>
+        <w:t xml:space="preserve"> 1?</w:t>
+      </w:r>
+      <w:proofErr w:type="gramEnd"/>
+    </w:p>
+    <w:p>
+      <w:pPr>
+        <w:rPr>
+          <w:rFonts w:ascii="Times New Roman" w:hAnsi="Times New Roman" w:cs="Times New Roman"/>
+          <w:lang w:val="es-ES_tradnl"/>
+        </w:rPr>
+      </w:pPr>
+      <w:r>
+        <w:rPr>
+          <w:rFonts w:ascii="Times New Roman" w:hAnsi="Times New Roman" w:cs="Times New Roman"/>
+          <w:lang w:val="es-ES_tradnl"/>
+        </w:rPr>
+        <w:t xml:space="preserve">Importa </w:t>
+      </w:r>
+      <w:proofErr w:type="spellStart"/>
+      <w:r>
+        <w:rPr>
+          <w:rFonts w:ascii="Times New Roman" w:hAnsi="Times New Roman" w:cs="Times New Roman"/>
+          <w:lang w:val="es-ES_tradnl"/>
+        </w:rPr>
+        <w:t>fpdf</w:t>
+      </w:r>
+      <w:proofErr w:type="spellEnd"/>
+      <w:r>
+        <w:rPr>
+          <w:rFonts w:ascii="Times New Roman" w:hAnsi="Times New Roman" w:cs="Times New Roman"/>
+          <w:lang w:val="es-ES_tradnl"/>
+        </w:rPr>
+        <w:t>, crea un documento en blanco en horizontal L = (</w:t>
+      </w:r>
+      <w:proofErr w:type="spellStart"/>
+      <w:r>
+        <w:rPr>
+          <w:rFonts w:ascii="Times New Roman" w:hAnsi="Times New Roman" w:cs="Times New Roman"/>
+          <w:lang w:val="es-ES_tradnl"/>
+        </w:rPr>
+        <w:t>landescape</w:t>
+      </w:r>
+      <w:proofErr w:type="spellEnd"/>
+      <w:r>
+        <w:rPr>
+          <w:rFonts w:ascii="Times New Roman" w:hAnsi="Times New Roman" w:cs="Times New Roman"/>
+          <w:lang w:val="es-ES_tradnl"/>
+        </w:rPr>
+        <w:t>) ideal para certificados</w:t>
+      </w:r>
+      <w:r>
+        <w:rPr>
+          <w:rFonts w:ascii="Times New Roman" w:hAnsi="Times New Roman" w:cs="Times New Roman"/>
+          <w:lang w:val="es-ES_tradnl"/>
+        </w:rPr>
+        <w:t>, escribe un título en horizontal centrado: CERTIFICADO DE CURSO y gu</w:t>
+      </w:r>
+      <w:r>
+        <w:rPr>
+          <w:rFonts w:ascii="Times New Roman" w:hAnsi="Times New Roman" w:cs="Times New Roman"/>
+          <w:lang w:val="es-ES_tradnl"/>
+        </w:rPr>
+        <w:t>a</w:t>
+      </w:r>
+      <w:r>
+        <w:rPr>
+          <w:rFonts w:ascii="Times New Roman" w:hAnsi="Times New Roman" w:cs="Times New Roman"/>
+          <w:lang w:val="es-ES_tradnl"/>
+        </w:rPr>
+        <w:t>rda el archivo como: mi_primer_certificado.pdf</w:t>
+      </w:r>
+      <w:r>
+        <w:rPr>
+          <w:rFonts w:ascii="Times New Roman" w:hAnsi="Times New Roman" w:cs="Times New Roman"/>
+          <w:lang w:val="es-ES_tradnl"/>
+        </w:rPr>
+        <w:t>.</w:t>
+      </w:r>
+    </w:p>
+    <w:p>
+      <w:pPr>
+        <w:rPr>
+          <w:rFonts w:ascii="Times New Roman" w:hAnsi="Times New Roman" w:cs="Times New Roman"/>
+          <w:lang w:val="es-ES_tradnl"/>
+        </w:rPr>
+      </w:pPr>
+      <w:r>
+        <w:rPr>
+          <w:rFonts w:ascii="Times New Roman" w:hAnsi="Times New Roman" w:cs="Times New Roman"/>
+          <w:noProof/>
+          <w:lang w:val="es-ES_tradnl"/>
+        </w:rPr>
+        <w:lastRenderedPageBreak/>
+        <w:drawing>
+          <wp:inline distT="0" distB="0" distL="0" distR="0" wp14:anchorId="0D4F5ECD" wp14:editId="67BD638B">
+            <wp:extent cx="5612130" cy="5160645"/>
+            <wp:effectExtent l="0" t="0" r="1270" b="0"/>
+            <wp:docPr id="191468368" name="Imagen 1"/>
+            <wp:cNvGraphicFramePr>
+              <a:graphicFrameLocks xmlns:a="http://schemas.openxmlformats.org/drawingml/2006/main" noChangeAspect="1"/>
+            </wp:cNvGraphicFramePr>
+            <a:graphic xmlns:a="http://schemas.openxmlformats.org/drawingml/2006/main">
+              <a:graphicData uri="http://schemas.openxmlformats.org/drawingml/2006/picture">
+                <pic:pic xmlns:pic="http://schemas.openxmlformats.org/drawingml/2006/picture">
+                  <pic:nvPicPr>
+                    <pic:cNvPr id="191468368" name="Imagen 191468368"/>
+                    <pic:cNvPicPr/>
+                  </pic:nvPicPr>
+                  <pic:blipFill>
+                    <a:blip r:embed="rId4" cstate="print">
+                      <a:extLst>
+                        <a:ext uri="{28A0092B-C50C-407E-A947-70E740481C1C}">
+                          <a14:useLocalDpi xmlns:a14="http://schemas.microsoft.com/office/drawing/2010/main" val="0"/>
+                        </a:ext>
+                      </a:extLst>
+                    </a:blip>
+                    <a:stretch>
+                      <a:fillRect/>
+                    </a:stretch>
+                  </pic:blipFill>
+                  <pic:spPr>
+                    <a:xfrm>
+                      <a:off x="0" y="0"/>
+                      <a:ext cx="5612130" cy="5160645"/>
+                    </a:xfrm>
+                    <a:prstGeom prst="rect">
+                      <a:avLst/>
+                    </a:prstGeom>
+                  </pic:spPr>
+                </pic:pic>
+              </a:graphicData>
+            </a:graphic>
+          </wp:inline>
+        </w:drawing>
+      </w:r>
+    </w:p>
+    <w:p>
+      <w:pPr>
+        <w:rPr>
+          <w:rFonts w:ascii="Times New Roman" w:hAnsi="Times New Roman" w:cs="Times New Roman"/>
+          <w:lang w:val="es-ES_tradnl"/>
+        </w:rPr>
+      </w:pPr>
+    </w:p>
+    <w:p>
+      <w:pPr>
+        <w:rPr>
+          <w:rFonts w:ascii="Times New Roman" w:hAnsi="Times New Roman" w:cs="Times New Roman"/>
+          <w:lang w:val="es-ES_tradnl"/>
+        </w:rPr>
+      </w:pPr>
+      <w:r>
+        <w:rPr>
+          <w:rFonts w:ascii="Times New Roman" w:hAnsi="Times New Roman" w:cs="Times New Roman"/>
+          <w:noProof/>
+          <w:lang w:val="es-ES_tradnl"/>
+        </w:rPr>
+        <w:drawing>
+          <wp:inline distT="0" distB="0" distL="0" distR="0" wp14:anchorId="6D910479" wp14:editId="46B6A3F9">
+            <wp:extent cx="5612130" cy="2364105"/>
+            <wp:effectExtent l="0" t="0" r="1270" b="0"/>
+            <wp:docPr id="853063432" name="Imagen 2"/>
+            <wp:cNvGraphicFramePr>
+              <a:graphicFrameLocks xmlns:a="http://schemas.openxmlformats.org/drawingml/2006/main" noChangeAspect="1"/>
+            </wp:cNvGraphicFramePr>
+            <a:graphic xmlns:a="http://schemas.openxmlformats.org/drawingml/2006/main">
+              <a:graphicData uri="http://schemas.openxmlformats.org/drawingml/2006/picture">
+                <pic:pic xmlns:pic="http://schemas.openxmlformats.org/drawingml/2006/picture">
+                  <pic:nvPicPr>
+                    <pic:cNvPr id="853063432" name="Imagen 853063432"/>
+                    <pic:cNvPicPr/>
+                  </pic:nvPicPr>
+                  <pic:blipFill>
+                    <a:blip r:embed="rId5" cstate="print">
+                      <a:extLst>
+                        <a:ext uri="{28A0092B-C50C-407E-A947-70E740481C1C}">
+                          <a14:useLocalDpi xmlns:a14="http://schemas.microsoft.com/office/drawing/2010/main" val="0"/>
+                        </a:ext>
+                      </a:extLst>
+                    </a:blip>
+                    <a:stretch>
+                      <a:fillRect/>
+                    </a:stretch>
+                  </pic:blipFill>
+                  <pic:spPr>
+                    <a:xfrm>
+                      <a:off x="0" y="0"/>
+                      <a:ext cx="5612130" cy="2364105"/>
+                    </a:xfrm>
+                    <a:prstGeom prst="rect">
+                      <a:avLst/>
+                    </a:prstGeom>
+                  </pic:spPr>
+                </pic:pic>
+              </a:graphicData>
+            </a:graphic>
+          </wp:inline>
+        </w:drawing>
+      </w:r>
+    </w:p>
+    <w:p>
+      <w:pPr>
+        <w:rPr>
+          <w:rFonts w:ascii="Times New Roman" w:hAnsi="Times New Roman" w:cs="Times New Roman"/>
+          <w:lang w:val="es-ES_tradnl"/>
+        </w:rPr>
+      </w:pPr>
+      <w:r>
+        <w:rPr>
+          <w:rFonts w:ascii="Times New Roman" w:hAnsi="Times New Roman" w:cs="Times New Roman"/>
+          <w:lang w:val="es-ES_tradnl"/>
+        </w:rPr>
+        <w:lastRenderedPageBreak/>
+        <w:t xml:space="preserve">Inicialmente importamos </w:t>
+      </w:r>
+      <w:proofErr w:type="spellStart"/>
+      <w:r>
+        <w:rPr>
+          <w:rFonts w:ascii="Times New Roman" w:hAnsi="Times New Roman" w:cs="Times New Roman"/>
+          <w:lang w:val="es-ES_tradnl"/>
+        </w:rPr>
+        <w:t>fpdf</w:t>
+      </w:r>
+      <w:proofErr w:type="spellEnd"/>
+      <w:r>
+        <w:rPr>
+          <w:rFonts w:ascii="Times New Roman" w:hAnsi="Times New Roman" w:cs="Times New Roman"/>
+          <w:lang w:val="es-ES_tradnl"/>
+        </w:rPr>
+        <w:t xml:space="preserve"> que es la máquina que crea </w:t>
+      </w:r>
+      <w:proofErr w:type="spellStart"/>
+      <w:r>
+        <w:rPr>
+          <w:rFonts w:ascii="Times New Roman" w:hAnsi="Times New Roman" w:cs="Times New Roman"/>
+          <w:lang w:val="es-ES_tradnl"/>
+        </w:rPr>
+        <w:t>PDFs</w:t>
+      </w:r>
+      <w:proofErr w:type="spellEnd"/>
+      <w:r>
+        <w:rPr>
+          <w:rFonts w:ascii="Times New Roman" w:hAnsi="Times New Roman" w:cs="Times New Roman"/>
+          <w:lang w:val="es-ES_tradnl"/>
+        </w:rPr>
+        <w:t xml:space="preserve">. </w:t>
+      </w:r>
+      <w:r>
+        <w:rPr>
+          <w:rFonts w:ascii="Times New Roman" w:hAnsi="Times New Roman" w:cs="Times New Roman"/>
+          <w:color w:val="00B050"/>
+          <w:lang w:val="es-ES_tradnl"/>
+        </w:rPr>
+        <w:t xml:space="preserve">from </w:t>
+      </w:r>
+      <w:proofErr w:type="spellStart"/>
+      <w:r>
+        <w:rPr>
+          <w:rFonts w:ascii="Times New Roman" w:hAnsi="Times New Roman" w:cs="Times New Roman"/>
+          <w:color w:val="00B050"/>
+          <w:lang w:val="es-ES_tradnl"/>
+        </w:rPr>
+        <w:t>fpdf</w:t>
+      </w:r>
+      <w:proofErr w:type="spellEnd"/>
+      <w:r>
+        <w:rPr>
+          <w:rFonts w:ascii="Times New Roman" w:hAnsi="Times New Roman" w:cs="Times New Roman"/>
+          <w:color w:val="00B050"/>
+          <w:lang w:val="es-ES_tradnl"/>
+        </w:rPr>
+        <w:t xml:space="preserve"> </w:t>
+      </w:r>
+      <w:proofErr w:type="spellStart"/>
+      <w:r>
+        <w:rPr>
+          <w:rFonts w:ascii="Times New Roman" w:hAnsi="Times New Roman" w:cs="Times New Roman"/>
+          <w:color w:val="00B050"/>
+          <w:lang w:val="es-ES_tradnl"/>
+        </w:rPr>
+        <w:t>import</w:t>
+      </w:r>
+      <w:proofErr w:type="spellEnd"/>
+      <w:r>
+        <w:rPr>
+          <w:rFonts w:ascii="Times New Roman" w:hAnsi="Times New Roman" w:cs="Times New Roman"/>
+          <w:color w:val="00B050"/>
+          <w:lang w:val="es-ES_tradnl"/>
+        </w:rPr>
+        <w:t xml:space="preserve"> PDF</w:t>
+      </w:r>
+    </w:p>
+    <w:p>
+      <w:pPr>
+        <w:rPr>
+          <w:rFonts w:ascii="Times New Roman" w:hAnsi="Times New Roman" w:cs="Times New Roman"/>
+          <w:color w:val="00B050"/>
+          <w:lang w:val="es-ES_tradnl"/>
+        </w:rPr>
+      </w:pPr>
+      <w:r>
+        <w:rPr>
+          <w:rFonts w:ascii="Times New Roman" w:hAnsi="Times New Roman" w:cs="Times New Roman"/>
+          <w:lang w:val="es-ES_tradnl"/>
+        </w:rPr>
+        <w:t xml:space="preserve">Creamos el documento con su formato y sus medidas respectivas, luego creamos una página en blanco. </w:t>
+      </w:r>
+      <w:proofErr w:type="spellStart"/>
+      <w:r>
+        <w:rPr>
+          <w:rFonts w:ascii="Times New Roman" w:hAnsi="Times New Roman" w:cs="Times New Roman"/>
+          <w:color w:val="00B050"/>
+          <w:lang w:val="es-ES_tradnl"/>
+        </w:rPr>
+        <w:t>p</w:t>
+      </w:r>
+      <w:r>
+        <w:rPr>
+          <w:rFonts w:ascii="Times New Roman" w:hAnsi="Times New Roman" w:cs="Times New Roman"/>
+          <w:color w:val="00B050"/>
+          <w:lang w:val="es-ES_tradnl"/>
+        </w:rPr>
+        <w:t>df</w:t>
+      </w:r>
+      <w:proofErr w:type="spellEnd"/>
+      <w:r>
+        <w:rPr>
+          <w:rFonts w:ascii="Times New Roman" w:hAnsi="Times New Roman" w:cs="Times New Roman"/>
+          <w:color w:val="00B050"/>
+          <w:lang w:val="es-ES_tradnl"/>
+        </w:rPr>
+        <w:t xml:space="preserve"> = FPDF</w:t>
+      </w:r>
+      <w:r>
+        <w:rPr>
+          <w:rFonts w:ascii="Times New Roman" w:hAnsi="Times New Roman" w:cs="Times New Roman"/>
+          <w:color w:val="00B050"/>
+          <w:lang w:val="es-ES_tradnl"/>
+        </w:rPr>
+        <w:t xml:space="preserve"> (</w:t>
+      </w:r>
+      <w:r>
+        <w:rPr>
+          <w:rFonts w:ascii="Times New Roman" w:hAnsi="Times New Roman" w:cs="Times New Roman"/>
+          <w:color w:val="00B050"/>
+          <w:lang w:val="es-ES_tradnl"/>
+        </w:rPr>
+        <w:t>orientación</w:t>
+      </w:r>
+      <w:proofErr w:type="gramStart"/>
+      <w:r>
+        <w:rPr>
+          <w:rFonts w:ascii="Times New Roman" w:hAnsi="Times New Roman" w:cs="Times New Roman"/>
+          <w:color w:val="00B050"/>
+          <w:lang w:val="es-ES_tradnl"/>
+        </w:rPr>
+        <w:t>=”L</w:t>
+      </w:r>
+      <w:proofErr w:type="gramEnd"/>
+      <w:r>
+        <w:rPr>
+          <w:rFonts w:ascii="Times New Roman" w:hAnsi="Times New Roman" w:cs="Times New Roman"/>
+          <w:color w:val="00B050"/>
+          <w:lang w:val="es-ES_tradnl"/>
+        </w:rPr>
+        <w:t xml:space="preserve">”, </w:t>
+      </w:r>
+      <w:proofErr w:type="spellStart"/>
+      <w:r>
+        <w:rPr>
+          <w:rFonts w:ascii="Times New Roman" w:hAnsi="Times New Roman" w:cs="Times New Roman"/>
+          <w:color w:val="00B050"/>
+          <w:lang w:val="es-ES_tradnl"/>
+        </w:rPr>
+        <w:t>unit</w:t>
+      </w:r>
+      <w:proofErr w:type="spellEnd"/>
+      <w:r>
+        <w:rPr>
+          <w:rFonts w:ascii="Times New Roman" w:hAnsi="Times New Roman" w:cs="Times New Roman"/>
+          <w:color w:val="00B050"/>
+          <w:lang w:val="es-ES_tradnl"/>
+        </w:rPr>
+        <w:t xml:space="preserve">=”mm”, </w:t>
+      </w:r>
+      <w:proofErr w:type="spellStart"/>
+      <w:r>
+        <w:rPr>
+          <w:rFonts w:ascii="Times New Roman" w:hAnsi="Times New Roman" w:cs="Times New Roman"/>
+          <w:color w:val="00B050"/>
+          <w:lang w:val="es-ES_tradnl"/>
+        </w:rPr>
+        <w:t>format</w:t>
+      </w:r>
+      <w:proofErr w:type="spellEnd"/>
+      <w:proofErr w:type="gramStart"/>
+      <w:r>
+        <w:rPr>
+          <w:rFonts w:ascii="Times New Roman" w:hAnsi="Times New Roman" w:cs="Times New Roman"/>
+          <w:color w:val="00B050"/>
+          <w:lang w:val="es-ES_tradnl"/>
+        </w:rPr>
+        <w:t>=”A</w:t>
+      </w:r>
+      <w:proofErr w:type="gramEnd"/>
+      <w:r>
+        <w:rPr>
+          <w:rFonts w:ascii="Times New Roman" w:hAnsi="Times New Roman" w:cs="Times New Roman"/>
+          <w:color w:val="00B050"/>
+          <w:lang w:val="es-ES_tradnl"/>
+        </w:rPr>
+        <w:t>4”)</w:t>
+      </w:r>
+    </w:p>
+    <w:p>
+      <w:pPr>
+        <w:rPr>
+          <w:rFonts w:ascii="Times New Roman" w:hAnsi="Times New Roman" w:cs="Times New Roman"/>
+          <w:color w:val="00B050"/>
+          <w:lang w:val="es-ES_tradnl"/>
+        </w:rPr>
+      </w:pPr>
+      <w:proofErr w:type="spellStart"/>
+      <w:r>
+        <w:rPr>
+          <w:rFonts w:ascii="Times New Roman" w:hAnsi="Times New Roman" w:cs="Times New Roman"/>
+          <w:color w:val="00B050"/>
+          <w:lang w:val="es-ES_tradnl"/>
+        </w:rPr>
+        <w:t>Pdf.add_</w:t>
+      </w:r>
+      <w:proofErr w:type="gramStart"/>
+      <w:r>
+        <w:rPr>
+          <w:rFonts w:ascii="Times New Roman" w:hAnsi="Times New Roman" w:cs="Times New Roman"/>
+          <w:color w:val="00B050"/>
+          <w:lang w:val="es-ES_tradnl"/>
+        </w:rPr>
+        <w:t>page</w:t>
+      </w:r>
+      <w:proofErr w:type="spellEnd"/>
+      <w:r>
+        <w:rPr>
+          <w:rFonts w:ascii="Times New Roman" w:hAnsi="Times New Roman" w:cs="Times New Roman"/>
+          <w:color w:val="00B050"/>
+          <w:lang w:val="es-ES_tradnl"/>
+        </w:rPr>
+        <w:t>( )</w:t>
+      </w:r>
+      <w:proofErr w:type="gramEnd"/>
+    </w:p>
+    <w:p>
+      <w:pPr>
+        <w:rPr>
+          <w:rFonts w:ascii="Times New Roman" w:hAnsi="Times New Roman" w:cs="Times New Roman"/>
+          <w:color w:val="00B050"/>
+          <w:lang w:val="es-ES_tradnl"/>
+        </w:rPr>
+      </w:pPr>
+      <w:r>
+        <w:rPr>
+          <w:rFonts w:ascii="Times New Roman" w:hAnsi="Times New Roman" w:cs="Times New Roman"/>
+          <w:lang w:val="es-ES_tradnl"/>
+        </w:rPr>
+        <w:t xml:space="preserve">Luego elegimos la tipografía y el tamaño del texto. </w:t>
+      </w:r>
+      <w:proofErr w:type="spellStart"/>
+      <w:r>
+        <w:rPr>
+          <w:rFonts w:ascii="Times New Roman" w:hAnsi="Times New Roman" w:cs="Times New Roman"/>
+          <w:color w:val="00B050"/>
+          <w:lang w:val="es-ES_tradnl"/>
+        </w:rPr>
+        <w:t>Pdf.set_</w:t>
+      </w:r>
+      <w:proofErr w:type="gramStart"/>
+      <w:r>
+        <w:rPr>
+          <w:rFonts w:ascii="Times New Roman" w:hAnsi="Times New Roman" w:cs="Times New Roman"/>
+          <w:color w:val="00B050"/>
+          <w:lang w:val="es-ES_tradnl"/>
+        </w:rPr>
+        <w:t>font</w:t>
+      </w:r>
+      <w:proofErr w:type="spellEnd"/>
+      <w:r>
+        <w:rPr>
+          <w:rFonts w:ascii="Times New Roman" w:hAnsi="Times New Roman" w:cs="Times New Roman"/>
+          <w:color w:val="00B050"/>
+          <w:lang w:val="es-ES_tradnl"/>
+        </w:rPr>
+        <w:t>(</w:t>
+      </w:r>
+      <w:proofErr w:type="gramEnd"/>
+      <w:r>
+        <w:rPr>
+          <w:rFonts w:ascii="Times New Roman" w:hAnsi="Times New Roman" w:cs="Times New Roman"/>
+          <w:color w:val="00B050"/>
+          <w:lang w:val="es-ES_tradnl"/>
+        </w:rPr>
+        <w:t xml:space="preserve">“Helvética”, </w:t>
+      </w:r>
+      <w:proofErr w:type="spellStart"/>
+      <w:r>
+        <w:rPr>
+          <w:rFonts w:ascii="Times New Roman" w:hAnsi="Times New Roman" w:cs="Times New Roman"/>
+          <w:color w:val="00B050"/>
+          <w:lang w:val="es-ES_tradnl"/>
+        </w:rPr>
+        <w:t>style</w:t>
+      </w:r>
+      <w:proofErr w:type="spellEnd"/>
+      <w:proofErr w:type="gramStart"/>
+      <w:r>
+        <w:rPr>
+          <w:rFonts w:ascii="Times New Roman" w:hAnsi="Times New Roman" w:cs="Times New Roman"/>
+          <w:color w:val="00B050"/>
+          <w:lang w:val="es-ES_tradnl"/>
+        </w:rPr>
+        <w:t>=”B</w:t>
+      </w:r>
+      <w:proofErr w:type="gramEnd"/>
+      <w:r>
+        <w:rPr>
+          <w:rFonts w:ascii="Times New Roman" w:hAnsi="Times New Roman" w:cs="Times New Roman"/>
+          <w:color w:val="00B050"/>
+          <w:lang w:val="es-ES_tradnl"/>
+        </w:rPr>
+        <w:t>”, sise=28)</w:t>
+      </w:r>
+    </w:p>
+    <w:p>
+      <w:pPr>
+        <w:rPr>
+          <w:rFonts w:ascii="Times New Roman" w:hAnsi="Times New Roman" w:cs="Times New Roman"/>
+          <w:color w:val="00B050"/>
+          <w:lang w:val="es-ES_tradnl"/>
+        </w:rPr>
+      </w:pPr>
+      <w:r>
+        <w:rPr>
+          <w:rFonts w:ascii="Times New Roman" w:hAnsi="Times New Roman" w:cs="Times New Roman"/>
+          <w:lang w:val="es-ES_tradnl"/>
+        </w:rPr>
+        <w:t xml:space="preserve">Escribimos el título con sus propiedades. </w:t>
+      </w:r>
+      <w:proofErr w:type="spellStart"/>
+      <w:proofErr w:type="gramStart"/>
+      <w:r>
+        <w:rPr>
+          <w:rFonts w:ascii="Times New Roman" w:hAnsi="Times New Roman" w:cs="Times New Roman"/>
+          <w:color w:val="00B050"/>
+          <w:lang w:val="es-ES_tradnl"/>
+        </w:rPr>
+        <w:t>pdf.cell</w:t>
+      </w:r>
+      <w:proofErr w:type="spellEnd"/>
+      <w:proofErr w:type="gramEnd"/>
+      <w:r>
+        <w:rPr>
+          <w:rFonts w:ascii="Times New Roman" w:hAnsi="Times New Roman" w:cs="Times New Roman"/>
+          <w:color w:val="00B050"/>
+          <w:lang w:val="es-ES_tradnl"/>
+        </w:rPr>
+        <w:t xml:space="preserve">(w=0, h=20, </w:t>
+      </w:r>
+      <w:proofErr w:type="spellStart"/>
+      <w:r>
+        <w:rPr>
+          <w:rFonts w:ascii="Times New Roman" w:hAnsi="Times New Roman" w:cs="Times New Roman"/>
+          <w:color w:val="00B050"/>
+          <w:lang w:val="es-ES_tradnl"/>
+        </w:rPr>
+        <w:t>text</w:t>
+      </w:r>
+      <w:proofErr w:type="spellEnd"/>
+      <w:proofErr w:type="gramStart"/>
+      <w:r>
+        <w:rPr>
+          <w:rFonts w:ascii="Times New Roman" w:hAnsi="Times New Roman" w:cs="Times New Roman"/>
+          <w:color w:val="00B050"/>
+          <w:lang w:val="es-ES_tradnl"/>
+        </w:rPr>
+        <w:t>=”certificado</w:t>
+      </w:r>
+      <w:proofErr w:type="gramEnd"/>
+      <w:r>
+        <w:rPr>
+          <w:rFonts w:ascii="Times New Roman" w:hAnsi="Times New Roman" w:cs="Times New Roman"/>
+          <w:color w:val="00B050"/>
+          <w:lang w:val="es-ES_tradnl"/>
+        </w:rPr>
+        <w:t xml:space="preserve"> de curso”, </w:t>
+      </w:r>
+      <w:proofErr w:type="spellStart"/>
+      <w:r>
+        <w:rPr>
+          <w:rFonts w:ascii="Times New Roman" w:hAnsi="Times New Roman" w:cs="Times New Roman"/>
+          <w:color w:val="00B050"/>
+          <w:lang w:val="es-ES_tradnl"/>
+        </w:rPr>
+        <w:t>aligen</w:t>
+      </w:r>
+      <w:proofErr w:type="spellEnd"/>
+      <w:r>
+        <w:rPr>
+          <w:rFonts w:ascii="Times New Roman" w:hAnsi="Times New Roman" w:cs="Times New Roman"/>
+          <w:color w:val="00B050"/>
+          <w:lang w:val="es-ES_tradnl"/>
+        </w:rPr>
+        <w:t>=”C”)</w:t>
+      </w:r>
+    </w:p>
+    <w:p>
+      <w:pPr>
+        <w:rPr>
+          <w:rFonts w:ascii="Times New Roman" w:hAnsi="Times New Roman" w:cs="Times New Roman"/>
+          <w:color w:val="00B050"/>
+          <w:lang w:val="es-ES_tradnl"/>
+        </w:rPr>
+      </w:pPr>
+      <w:r>
+        <w:rPr>
+          <w:rFonts w:ascii="Times New Roman" w:hAnsi="Times New Roman" w:cs="Times New Roman"/>
+          <w:lang w:val="es-ES_tradnl"/>
+        </w:rPr>
+        <w:t>Guardamos el documento</w:t>
+      </w:r>
+      <w:r>
+        <w:rPr>
+          <w:rFonts w:ascii="Times New Roman" w:hAnsi="Times New Roman" w:cs="Times New Roman"/>
+          <w:lang w:val="es-ES_tradnl"/>
+        </w:rPr>
+        <w:t xml:space="preserve">. </w:t>
+      </w:r>
+      <w:proofErr w:type="spellStart"/>
+      <w:proofErr w:type="gramStart"/>
+      <w:r>
+        <w:rPr>
+          <w:rFonts w:ascii="Times New Roman" w:hAnsi="Times New Roman" w:cs="Times New Roman"/>
+          <w:color w:val="00B050"/>
+          <w:lang w:val="es-ES_tradnl"/>
+        </w:rPr>
+        <w:t>pdf.output</w:t>
+      </w:r>
+      <w:proofErr w:type="spellEnd"/>
+      <w:proofErr w:type="gramEnd"/>
+      <w:r>
+        <w:rPr>
+          <w:rFonts w:ascii="Times New Roman" w:hAnsi="Times New Roman" w:cs="Times New Roman"/>
+          <w:color w:val="00B050"/>
+          <w:lang w:val="es-ES_tradnl"/>
+        </w:rPr>
+        <w:t>(“mi_primer_certificado.pdf”)</w:t>
+      </w:r>
+    </w:p>
+    <w:p>
+      <w:pPr>
+        <w:rPr>
+          <w:rFonts w:ascii="Times New Roman" w:hAnsi="Times New Roman" w:cs="Times New Roman"/>
+          <w:lang w:val="es-ES_tradnl"/>
+        </w:rPr>
+      </w:pPr>
+      <w:r>
+        <w:rPr>
+          <w:rFonts w:ascii="Times New Roman" w:hAnsi="Times New Roman" w:cs="Times New Roman"/>
+          <w:lang w:val="es-ES_tradnl"/>
+        </w:rPr>
+        <w:t xml:space="preserve">Ahora imprimimos un mensaje </w:t>
+      </w:r>
+      <w:r>
+        <w:rPr>
+          <w:rFonts w:ascii="Times New Roman" w:hAnsi="Times New Roman" w:cs="Times New Roman"/>
+          <w:lang w:val="es-ES_tradnl"/>
+        </w:rPr>
+        <w:t>de la siguiente manera:</w:t>
+      </w:r>
+    </w:p>
+    <w:p>
+      <w:pPr>
+        <w:rPr>
+          <w:rFonts w:ascii="Times New Roman" w:hAnsi="Times New Roman" w:cs="Times New Roman"/>
+          <w:color w:val="00B050"/>
+          <w:lang w:val="es-ES_tradnl"/>
+        </w:rPr>
+      </w:pPr>
+      <w:proofErr w:type="spellStart"/>
+      <w:proofErr w:type="gramStart"/>
+      <w:r>
+        <w:rPr>
+          <w:rFonts w:ascii="Times New Roman" w:hAnsi="Times New Roman" w:cs="Times New Roman"/>
+          <w:color w:val="00B050"/>
+          <w:lang w:val="es-ES_tradnl"/>
+        </w:rPr>
+        <w:t>print</w:t>
+      </w:r>
+      <w:proofErr w:type="spellEnd"/>
+      <w:r>
+        <w:rPr>
+          <w:rFonts w:ascii="Times New Roman" w:hAnsi="Times New Roman" w:cs="Times New Roman"/>
+          <w:color w:val="00B050"/>
+          <w:lang w:val="es-ES_tradnl"/>
+        </w:rPr>
+        <w:t>(</w:t>
+      </w:r>
+      <w:proofErr w:type="gramEnd"/>
+      <w:r>
+        <w:rPr>
+          <w:rFonts w:ascii="Times New Roman" w:hAnsi="Times New Roman" w:cs="Times New Roman"/>
+          <w:color w:val="00B050"/>
+          <w:lang w:val="es-ES_tradnl"/>
+        </w:rPr>
+        <w:t>“Listo…”)</w:t>
+      </w:r>
+    </w:p>
+    <w:p>
+      <w:pPr>
+        <w:rPr>
+          <w:rFonts w:ascii="Times New Roman" w:hAnsi="Times New Roman" w:cs="Times New Roman"/>
+          <w:color w:val="00B050"/>
+          <w:lang w:val="es-ES_tradnl"/>
+        </w:rPr>
+      </w:pPr>
+    </w:p>
+    <w:p>
+      <w:pPr>
+        <w:rPr>
+          <w:rFonts w:ascii="Times New Roman" w:hAnsi="Times New Roman" w:cs="Times New Roman"/>
+          <w:lang w:val="es-ES_tradnl"/>
+        </w:rPr>
+      </w:pPr>
+      <w:r>
+        <w:rPr>
+          <w:rFonts w:ascii="Times New Roman" w:hAnsi="Times New Roman" w:cs="Times New Roman"/>
+          <w:noProof/>
+          <w:lang w:val="es-ES_tradnl"/>
+        </w:rPr>
+        <w:drawing>
+          <wp:inline distT="0" distB="0" distL="0" distR="0" wp14:anchorId="70776137" wp14:editId="556F42BC">
+            <wp:extent cx="5612130" cy="1562735"/>
+            <wp:effectExtent l="0" t="0" r="1270" b="0"/>
+            <wp:docPr id="120338181" name="Imagen 3"/>
+            <wp:cNvGraphicFramePr>
+              <a:graphicFrameLocks xmlns:a="http://schemas.openxmlformats.org/drawingml/2006/main" noChangeAspect="1"/>
+            </wp:cNvGraphicFramePr>
+            <a:graphic xmlns:a="http://schemas.openxmlformats.org/drawingml/2006/main">
+              <a:graphicData uri="http://schemas.openxmlformats.org/drawingml/2006/picture">
+                <pic:pic xmlns:pic="http://schemas.openxmlformats.org/drawingml/2006/picture">
+                  <pic:nvPicPr>
+                    <pic:cNvPr id="120338181" name="Imagen 120338181"/>
+                    <pic:cNvPicPr/>
+                  </pic:nvPicPr>
+                  <pic:blipFill>
+                    <a:blip r:embed="rId6" cstate="print">
+                      <a:extLst>
+                        <a:ext uri="{28A0092B-C50C-407E-A947-70E740481C1C}">
+                          <a14:useLocalDpi xmlns:a14="http://schemas.microsoft.com/office/drawing/2010/main" val="0"/>
+                        </a:ext>
+                      </a:extLst>
+                    </a:blip>
+                    <a:stretch>
+                      <a:fillRect/>
+                    </a:stretch>
+                  </pic:blipFill>
+                  <pic:spPr>
+                    <a:xfrm>
+                      <a:off x="0" y="0"/>
+                      <a:ext cx="5612130" cy="1562735"/>
+                    </a:xfrm>
+                    <a:prstGeom prst="rect">
+                      <a:avLst/>
+                    </a:prstGeom>
+                  </pic:spPr>
+                </pic:pic>
+              </a:graphicData>
+            </a:graphic>
+          </wp:inline>
+        </w:drawing>
+      </w:r>
+    </w:p>
+    <w:p>
+      <w:pPr>
+        <w:rPr>
+          <w:rFonts w:ascii="Times New Roman" w:hAnsi="Times New Roman" w:cs="Times New Roman"/>
+          <w:lang w:val="es-ES_tradnl"/>
+        </w:rPr>
+      </w:pPr>
+    </w:p>
+    <w:p>
+      <w:pPr>
+        <w:rPr>
+          <w:rFonts w:ascii="Times New Roman" w:hAnsi="Times New Roman" w:cs="Times New Roman"/>
+          <w:lang w:val="es-ES_tradnl"/>
+        </w:rPr>
+      </w:pPr>
+    </w:p>
+    <w:p>
+      <w:pPr>
+        <w:rPr>
+          <w:rFonts w:ascii="Times New Roman" w:hAnsi="Times New Roman" w:cs="Times New Roman"/>
+          <w:b/>
+          <w:bCs/>
+          <w:sz w:val="28"/>
+          <w:szCs w:val="28"/>
+          <w:lang w:val="es-ES_tradnl"/>
+        </w:rPr>
+      </w:pPr>
+      <w:proofErr w:type="gramStart"/>
+      <w:r>
+        <w:rPr>
+          <w:rFonts w:ascii="Times New Roman" w:hAnsi="Times New Roman" w:cs="Times New Roman"/>
+          <w:b/>
+          <w:bCs/>
+          <w:sz w:val="28"/>
+          <w:szCs w:val="28"/>
+          <w:lang w:val="es-ES_tradnl"/>
+        </w:rPr>
+        <w:t>Qué hace el</w:t>
+      </w:r>
+      <w:r>
+        <w:rPr>
+          <w:rFonts w:ascii="Times New Roman" w:hAnsi="Times New Roman" w:cs="Times New Roman"/>
+          <w:b/>
+          <w:bCs/>
+          <w:sz w:val="28"/>
+          <w:szCs w:val="28"/>
+          <w:lang w:val="es-ES_tradnl"/>
+        </w:rPr>
+        <w:t xml:space="preserve"> paso</w:t>
+      </w:r>
+      <w:r>
+        <w:rPr>
+          <w:rFonts w:ascii="Times New Roman" w:hAnsi="Times New Roman" w:cs="Times New Roman"/>
+          <w:b/>
+          <w:bCs/>
+          <w:sz w:val="28"/>
+          <w:szCs w:val="28"/>
+          <w:lang w:val="es-ES_tradnl"/>
+        </w:rPr>
+        <w:t xml:space="preserve"> </w:t>
+      </w:r>
+      <w:r>
+        <w:rPr>
+          <w:rFonts w:ascii="Times New Roman" w:hAnsi="Times New Roman" w:cs="Times New Roman"/>
+          <w:b/>
+          <w:bCs/>
+          <w:sz w:val="28"/>
+          <w:szCs w:val="28"/>
+          <w:lang w:val="es-ES_tradnl"/>
+        </w:rPr>
+        <w:t>2</w:t>
+      </w:r>
+      <w:r>
+        <w:rPr>
+          <w:rFonts w:ascii="Times New Roman" w:hAnsi="Times New Roman" w:cs="Times New Roman"/>
+          <w:b/>
+          <w:bCs/>
+          <w:sz w:val="28"/>
+          <w:szCs w:val="28"/>
+          <w:lang w:val="es-ES_tradnl"/>
+        </w:rPr>
+        <w:t>?</w:t>
+      </w:r>
+      <w:proofErr w:type="gramEnd"/>
+    </w:p>
+    <w:p>
+      <w:pPr>
+        <w:rPr>
+          <w:rFonts w:ascii="Times New Roman" w:hAnsi="Times New Roman" w:cs="Times New Roman"/>
+          <w:b/>
+          <w:bCs/>
+          <w:sz w:val="28"/>
+          <w:szCs w:val="28"/>
+          <w:lang w:val="es-ES_tradnl"/>
+        </w:rPr>
+      </w:pPr>
+    </w:p>
+    <w:tbl>
+      <w:tblPr>
+        <w:tblStyle w:val="Tablaconcuadrcula"/>
+        <w:tblpPr w:leftFromText="141" w:rightFromText="141" w:vertAnchor="text" w:horzAnchor="margin" w:tblpY="139"/>
+        <w:tblW w:w="0" w:type="auto"/>
+        <w:tblCellMar>
+          <w:top w:w="85" w:type="dxa"/>
+          <w:bottom w:w="85" w:type="dxa"/>
+        </w:tblCellMar>
+        <w:tblLook w:val="04A0" w:firstRow="1" w:lastRow="0" w:firstColumn="1" w:lastColumn="0" w:noHBand="0" w:noVBand="1"/>
+      </w:tblPr>
+      <w:tblGrid>
+        <w:gridCol w:w="4414"/>
+        <w:gridCol w:w="4414"/>
+      </w:tblGrid>
+      <w:tr>
+        <w:tc>
+          <w:tcPr>
+            <w:tcW w:w="4414" w:type="dxa"/>
+          </w:tcPr>
+          <w:p>
+            <w:pPr>
+              <w:jc w:val="center"/>
+              <w:rPr>
+                <w:rFonts w:ascii="Times New Roman" w:hAnsi="Times New Roman" w:cs="Times New Roman"/>
+                <w:b/>
+                <w:bCs/>
+                <w:lang w:val="es-ES_tradnl"/>
+              </w:rPr>
+            </w:pPr>
+            <w:r>
+              <w:rPr>
+                <w:rFonts w:ascii="Times New Roman" w:hAnsi="Times New Roman" w:cs="Times New Roman"/>
+                <w:b/>
+                <w:bCs/>
+                <w:color w:val="00B050"/>
+                <w:lang w:val="es-ES_tradnl"/>
+              </w:rPr>
+              <w:t>CONCEPTO</w:t>
+            </w:r>
+          </w:p>
+        </w:tc>
+        <w:tc>
+          <w:tcPr>
+            <w:tcW w:w="4414" w:type="dxa"/>
+          </w:tcPr>
+          <w:p>
+            <w:pPr>
+              <w:jc w:val="center"/>
+              <w:rPr>
+                <w:rFonts w:ascii="Times New Roman" w:hAnsi="Times New Roman" w:cs="Times New Roman"/>
+                <w:b/>
+                <w:bCs/>
+                <w:lang w:val="es-ES_tradnl"/>
+              </w:rPr>
+            </w:pPr>
+            <w:r>
+              <w:rPr>
+                <w:rFonts w:ascii="Times New Roman" w:hAnsi="Times New Roman" w:cs="Times New Roman"/>
+                <w:b/>
+                <w:bCs/>
+                <w:color w:val="00B050"/>
+                <w:lang w:val="es-ES_tradnl"/>
+              </w:rPr>
+              <w:t xml:space="preserve">QUÉ </w:t>
+            </w:r>
+            <w:proofErr w:type="gramStart"/>
+            <w:r>
+              <w:rPr>
+                <w:rFonts w:ascii="Times New Roman" w:hAnsi="Times New Roman" w:cs="Times New Roman"/>
+                <w:b/>
+                <w:bCs/>
+                <w:color w:val="00B050"/>
+                <w:lang w:val="es-ES_tradnl"/>
+              </w:rPr>
+              <w:t xml:space="preserve">HACE </w:t>
+            </w:r>
+            <w:r>
+              <w:rPr>
+                <w:rFonts w:ascii="Times New Roman" w:hAnsi="Times New Roman" w:cs="Times New Roman"/>
+                <w:b/>
+                <w:bCs/>
+                <w:color w:val="00B050"/>
+                <w:lang w:val="es-ES_tradnl"/>
+              </w:rPr>
+              <w:t>?</w:t>
+            </w:r>
+            <w:proofErr w:type="gramEnd"/>
+          </w:p>
+        </w:tc>
+      </w:tr>
+      <w:tr>
+        <w:trPr>
+          <w:trHeight w:val="156"/>
+        </w:trPr>
+        <w:tc>
+          <w:tcPr>
+            <w:tcW w:w="4414" w:type="dxa"/>
+          </w:tcPr>
+          <w:p>
+            <w:pPr>
+              <w:jc w:val="center"/>
+              <w:rPr>
+                <w:rFonts w:ascii="Times New Roman" w:hAnsi="Times New Roman" w:cs="Times New Roman"/>
+                <w:b/>
+                <w:bCs/>
+                <w:sz w:val="15"/>
+                <w:szCs w:val="15"/>
+                <w:lang w:val="es-ES_tradnl"/>
+              </w:rPr>
+            </w:pPr>
+            <w:proofErr w:type="spellStart"/>
+            <w:proofErr w:type="gramStart"/>
+            <w:r>
+              <w:rPr>
+                <w:rFonts w:ascii="Times New Roman" w:hAnsi="Times New Roman" w:cs="Times New Roman"/>
+                <w:b/>
+                <w:bCs/>
+                <w:sz w:val="15"/>
+                <w:szCs w:val="15"/>
+                <w:lang w:val="es-ES_tradnl"/>
+              </w:rPr>
+              <w:t>pdf.ln</w:t>
+            </w:r>
+            <w:proofErr w:type="spellEnd"/>
+            <w:proofErr w:type="gramEnd"/>
+            <w:r>
+              <w:rPr>
+                <w:rFonts w:ascii="Times New Roman" w:hAnsi="Times New Roman" w:cs="Times New Roman"/>
+                <w:b/>
+                <w:bCs/>
+                <w:sz w:val="15"/>
+                <w:szCs w:val="15"/>
+                <w:lang w:val="es-ES_tradnl"/>
+              </w:rPr>
+              <w:t>(30)</w:t>
+            </w:r>
+          </w:p>
+        </w:tc>
+        <w:tc>
+          <w:tcPr>
+            <w:tcW w:w="4414" w:type="dxa"/>
+          </w:tcPr>
+          <w:p>
+            <w:pPr>
+              <w:rPr>
+                <w:rFonts w:ascii="Times New Roman" w:hAnsi="Times New Roman" w:cs="Times New Roman"/>
+                <w:b/>
+                <w:bCs/>
+                <w:sz w:val="15"/>
+                <w:szCs w:val="15"/>
+                <w:lang w:val="es-ES_tradnl"/>
+              </w:rPr>
+            </w:pPr>
+            <w:r>
+              <w:rPr>
+                <w:rFonts w:ascii="Times New Roman" w:hAnsi="Times New Roman" w:cs="Times New Roman"/>
+                <w:b/>
+                <w:bCs/>
+                <w:sz w:val="15"/>
+                <w:szCs w:val="15"/>
+                <w:lang w:val="es-ES_tradnl"/>
+              </w:rPr>
+              <w:t>Baja el cursor como un enter. Deja espacio</w:t>
+            </w:r>
+          </w:p>
+        </w:tc>
+      </w:tr>
+      <w:tr>
+        <w:tc>
+          <w:tcPr>
+            <w:tcW w:w="4414" w:type="dxa"/>
+          </w:tcPr>
+          <w:p>
+            <w:pPr>
+              <w:jc w:val="center"/>
+              <w:rPr>
+                <w:rFonts w:ascii="Times New Roman" w:hAnsi="Times New Roman" w:cs="Times New Roman"/>
+                <w:b/>
+                <w:bCs/>
+                <w:sz w:val="15"/>
+                <w:szCs w:val="15"/>
+                <w:lang w:val="es-ES_tradnl"/>
+              </w:rPr>
+            </w:pPr>
+            <w:proofErr w:type="spellStart"/>
+            <w:r>
+              <w:rPr>
+                <w:rFonts w:ascii="Times New Roman" w:hAnsi="Times New Roman" w:cs="Times New Roman"/>
+                <w:b/>
+                <w:bCs/>
+                <w:sz w:val="15"/>
+                <w:szCs w:val="15"/>
+                <w:lang w:val="es-ES_tradnl"/>
+              </w:rPr>
+              <w:t>style</w:t>
+            </w:r>
+            <w:proofErr w:type="spellEnd"/>
+            <w:proofErr w:type="gramStart"/>
+            <w:r>
+              <w:rPr>
+                <w:rFonts w:ascii="Times New Roman" w:hAnsi="Times New Roman" w:cs="Times New Roman"/>
+                <w:b/>
+                <w:bCs/>
+                <w:sz w:val="15"/>
+                <w:szCs w:val="15"/>
+                <w:lang w:val="es-ES_tradnl"/>
+              </w:rPr>
+              <w:t>=”B</w:t>
+            </w:r>
+            <w:proofErr w:type="gramEnd"/>
+            <w:r>
+              <w:rPr>
+                <w:rFonts w:ascii="Times New Roman" w:hAnsi="Times New Roman" w:cs="Times New Roman"/>
+                <w:b/>
+                <w:bCs/>
+                <w:sz w:val="15"/>
+                <w:szCs w:val="15"/>
+                <w:lang w:val="es-ES_tradnl"/>
+              </w:rPr>
+              <w:t>”</w:t>
+            </w:r>
+          </w:p>
+        </w:tc>
+        <w:tc>
+          <w:tcPr>
+            <w:tcW w:w="4414" w:type="dxa"/>
+          </w:tcPr>
+          <w:p>
+            <w:pPr>
+              <w:rPr>
+                <w:rFonts w:ascii="Times New Roman" w:hAnsi="Times New Roman" w:cs="Times New Roman"/>
+                <w:b/>
+                <w:bCs/>
+                <w:sz w:val="15"/>
+                <w:szCs w:val="15"/>
+                <w:lang w:val="es-ES_tradnl"/>
+              </w:rPr>
+            </w:pPr>
+            <w:r>
+              <w:rPr>
+                <w:rFonts w:ascii="Times New Roman" w:hAnsi="Times New Roman" w:cs="Times New Roman"/>
+                <w:b/>
+                <w:bCs/>
+                <w:sz w:val="15"/>
+                <w:szCs w:val="15"/>
+                <w:lang w:val="es-ES_tradnl"/>
+              </w:rPr>
+              <w:t>Fuente en negrita</w:t>
+            </w:r>
+          </w:p>
+        </w:tc>
+      </w:tr>
+      <w:tr>
+        <w:tc>
+          <w:tcPr>
+            <w:tcW w:w="4414" w:type="dxa"/>
+          </w:tcPr>
+          <w:p>
+            <w:pPr>
+              <w:jc w:val="center"/>
+              <w:rPr>
+                <w:rFonts w:ascii="Times New Roman" w:hAnsi="Times New Roman" w:cs="Times New Roman"/>
+                <w:b/>
+                <w:bCs/>
+                <w:sz w:val="15"/>
+                <w:szCs w:val="15"/>
+                <w:lang w:val="es-ES_tradnl"/>
+              </w:rPr>
+            </w:pPr>
+            <w:proofErr w:type="spellStart"/>
+            <w:r>
+              <w:rPr>
+                <w:rFonts w:ascii="Times New Roman" w:hAnsi="Times New Roman" w:cs="Times New Roman"/>
+                <w:b/>
+                <w:bCs/>
+                <w:sz w:val="15"/>
+                <w:szCs w:val="15"/>
+                <w:lang w:val="es-ES_tradnl"/>
+              </w:rPr>
+              <w:t>s</w:t>
+            </w:r>
+            <w:r>
+              <w:rPr>
+                <w:rFonts w:ascii="Times New Roman" w:hAnsi="Times New Roman" w:cs="Times New Roman"/>
+                <w:b/>
+                <w:bCs/>
+                <w:sz w:val="15"/>
+                <w:szCs w:val="15"/>
+                <w:lang w:val="es-ES_tradnl"/>
+              </w:rPr>
+              <w:t>tyle</w:t>
+            </w:r>
+            <w:proofErr w:type="spellEnd"/>
+            <w:r>
+              <w:rPr>
+                <w:rFonts w:ascii="Times New Roman" w:hAnsi="Times New Roman" w:cs="Times New Roman"/>
+                <w:b/>
+                <w:bCs/>
+                <w:sz w:val="15"/>
+                <w:szCs w:val="15"/>
+                <w:lang w:val="es-ES_tradnl"/>
+              </w:rPr>
+              <w:t>=””</w:t>
+            </w:r>
+          </w:p>
+        </w:tc>
+        <w:tc>
+          <w:tcPr>
+            <w:tcW w:w="4414" w:type="dxa"/>
+          </w:tcPr>
+          <w:p>
+            <w:pPr>
+              <w:rPr>
+                <w:rFonts w:ascii="Times New Roman" w:hAnsi="Times New Roman" w:cs="Times New Roman"/>
+                <w:b/>
+                <w:bCs/>
+                <w:sz w:val="15"/>
+                <w:szCs w:val="15"/>
+                <w:lang w:val="es-ES_tradnl"/>
+              </w:rPr>
+            </w:pPr>
+            <w:r>
+              <w:rPr>
+                <w:rFonts w:ascii="Times New Roman" w:hAnsi="Times New Roman" w:cs="Times New Roman"/>
+                <w:b/>
+                <w:bCs/>
+                <w:sz w:val="15"/>
+                <w:szCs w:val="15"/>
+                <w:lang w:val="es-ES_tradnl"/>
+              </w:rPr>
+              <w:t>Texto normal</w:t>
+            </w:r>
+          </w:p>
+        </w:tc>
+      </w:tr>
+      <w:tr>
+        <w:tc>
+          <w:tcPr>
+            <w:tcW w:w="4414" w:type="dxa"/>
+          </w:tcPr>
+          <w:p>
+            <w:pPr>
+              <w:jc w:val="center"/>
+              <w:rPr>
+                <w:rFonts w:ascii="Times New Roman" w:hAnsi="Times New Roman" w:cs="Times New Roman"/>
+                <w:b/>
+                <w:bCs/>
+                <w:sz w:val="15"/>
+                <w:szCs w:val="15"/>
+                <w:lang w:val="es-ES_tradnl"/>
+              </w:rPr>
+            </w:pPr>
+            <w:proofErr w:type="spellStart"/>
+            <w:r>
+              <w:rPr>
+                <w:rFonts w:ascii="Times New Roman" w:hAnsi="Times New Roman" w:cs="Times New Roman"/>
+                <w:b/>
+                <w:bCs/>
+                <w:sz w:val="15"/>
+                <w:szCs w:val="15"/>
+                <w:lang w:val="es-ES_tradnl"/>
+              </w:rPr>
+              <w:t>style</w:t>
+            </w:r>
+            <w:proofErr w:type="spellEnd"/>
+            <w:proofErr w:type="gramStart"/>
+            <w:r>
+              <w:rPr>
+                <w:rFonts w:ascii="Times New Roman" w:hAnsi="Times New Roman" w:cs="Times New Roman"/>
+                <w:b/>
+                <w:bCs/>
+                <w:sz w:val="15"/>
+                <w:szCs w:val="15"/>
+                <w:lang w:val="es-ES_tradnl"/>
+              </w:rPr>
+              <w:t>=”I</w:t>
+            </w:r>
+            <w:proofErr w:type="gramEnd"/>
+            <w:r>
+              <w:rPr>
+                <w:rFonts w:ascii="Times New Roman" w:hAnsi="Times New Roman" w:cs="Times New Roman"/>
+                <w:b/>
+                <w:bCs/>
+                <w:sz w:val="15"/>
+                <w:szCs w:val="15"/>
+                <w:lang w:val="es-ES_tradnl"/>
+              </w:rPr>
+              <w:t>”</w:t>
+            </w:r>
+          </w:p>
+        </w:tc>
+        <w:tc>
+          <w:tcPr>
+            <w:tcW w:w="4414" w:type="dxa"/>
+          </w:tcPr>
+          <w:p>
+            <w:pPr>
+              <w:rPr>
+                <w:rFonts w:ascii="Times New Roman" w:hAnsi="Times New Roman" w:cs="Times New Roman"/>
+                <w:b/>
+                <w:bCs/>
+                <w:sz w:val="15"/>
+                <w:szCs w:val="15"/>
+                <w:lang w:val="es-ES_tradnl"/>
+              </w:rPr>
+            </w:pPr>
+            <w:r>
+              <w:rPr>
+                <w:rFonts w:ascii="Times New Roman" w:hAnsi="Times New Roman" w:cs="Times New Roman"/>
+                <w:b/>
+                <w:bCs/>
+                <w:sz w:val="15"/>
+                <w:szCs w:val="15"/>
+                <w:lang w:val="es-ES_tradnl"/>
+              </w:rPr>
+              <w:t>Texto en cursiva</w:t>
+            </w:r>
+          </w:p>
+        </w:tc>
+      </w:tr>
+      <w:tr>
+        <w:tc>
+          <w:tcPr>
+            <w:tcW w:w="4414" w:type="dxa"/>
+          </w:tcPr>
+          <w:p>
+            <w:pPr>
+              <w:jc w:val="center"/>
+              <w:rPr>
+                <w:rFonts w:ascii="Times New Roman" w:hAnsi="Times New Roman" w:cs="Times New Roman"/>
+                <w:b/>
+                <w:bCs/>
+                <w:sz w:val="15"/>
+                <w:szCs w:val="15"/>
+                <w:lang w:val="es-ES_tradnl"/>
+              </w:rPr>
+            </w:pPr>
+            <w:r>
+              <w:rPr>
+                <w:rFonts w:ascii="Times New Roman" w:hAnsi="Times New Roman" w:cs="Times New Roman"/>
+                <w:b/>
+                <w:bCs/>
+                <w:sz w:val="15"/>
+                <w:szCs w:val="15"/>
+                <w:lang w:val="es-ES_tradnl"/>
+              </w:rPr>
+              <w:t xml:space="preserve">Cambiar </w:t>
+            </w:r>
+            <w:proofErr w:type="spellStart"/>
+            <w:r>
+              <w:rPr>
+                <w:rFonts w:ascii="Times New Roman" w:hAnsi="Times New Roman" w:cs="Times New Roman"/>
+                <w:b/>
+                <w:bCs/>
+                <w:sz w:val="15"/>
+                <w:szCs w:val="15"/>
+                <w:lang w:val="es-ES_tradnl"/>
+              </w:rPr>
+              <w:t>size</w:t>
+            </w:r>
+            <w:proofErr w:type="spellEnd"/>
+            <w:r>
+              <w:rPr>
+                <w:rFonts w:ascii="Times New Roman" w:hAnsi="Times New Roman" w:cs="Times New Roman"/>
+                <w:b/>
+                <w:bCs/>
+                <w:sz w:val="15"/>
+                <w:szCs w:val="15"/>
+                <w:lang w:val="es-ES_tradnl"/>
+              </w:rPr>
+              <w:t>=</w:t>
+            </w:r>
+          </w:p>
+        </w:tc>
+        <w:tc>
+          <w:tcPr>
+            <w:tcW w:w="4414" w:type="dxa"/>
+          </w:tcPr>
+          <w:p>
+            <w:pPr>
+              <w:rPr>
+                <w:rFonts w:ascii="Times New Roman" w:hAnsi="Times New Roman" w:cs="Times New Roman"/>
+                <w:b/>
+                <w:bCs/>
+                <w:sz w:val="15"/>
+                <w:szCs w:val="15"/>
+                <w:lang w:val="es-ES_tradnl"/>
+              </w:rPr>
+            </w:pPr>
+            <w:r>
+              <w:rPr>
+                <w:rFonts w:ascii="Times New Roman" w:hAnsi="Times New Roman" w:cs="Times New Roman"/>
+                <w:b/>
+                <w:bCs/>
+                <w:sz w:val="15"/>
+                <w:szCs w:val="15"/>
+                <w:lang w:val="es-ES_tradnl"/>
+              </w:rPr>
+              <w:t xml:space="preserve">Letras </w:t>
+            </w:r>
+            <w:proofErr w:type="gramStart"/>
+            <w:r>
+              <w:rPr>
+                <w:rFonts w:ascii="Times New Roman" w:hAnsi="Times New Roman" w:cs="Times New Roman"/>
+                <w:b/>
+                <w:bCs/>
+                <w:sz w:val="15"/>
+                <w:szCs w:val="15"/>
+                <w:lang w:val="es-ES_tradnl"/>
+              </w:rPr>
+              <w:t>más grandes o más pequeñas</w:t>
+            </w:r>
+            <w:proofErr w:type="gramEnd"/>
+          </w:p>
+        </w:tc>
+      </w:tr>
+    </w:tbl>
+    <w:p>
+      <w:pPr>
+        <w:rPr>
+          <w:rFonts w:ascii="Times New Roman" w:hAnsi="Times New Roman" w:cs="Times New Roman"/>
+          <w:b/>
+          <w:bCs/>
+          <w:sz w:val="28"/>
+          <w:szCs w:val="28"/>
+          <w:lang w:val="es-ES_tradnl"/>
+        </w:rPr>
+      </w:pPr>
+    </w:p>
+    <w:p>
+      <w:pPr>
+        <w:rPr>
+          <w:rFonts w:ascii="Times New Roman" w:hAnsi="Times New Roman" w:cs="Times New Roman"/>
+          <w:b/>
+          <w:bCs/>
+          <w:sz w:val="28"/>
+          <w:szCs w:val="28"/>
+          <w:lang w:val="es-ES_tradnl"/>
+        </w:rPr>
+      </w:pPr>
+      <w:r>
+        <w:rPr>
+          <w:rFonts w:ascii="Times New Roman" w:hAnsi="Times New Roman" w:cs="Times New Roman"/>
+          <w:b/>
+          <w:bCs/>
+          <w:noProof/>
+          <w:sz w:val="28"/>
+          <w:szCs w:val="28"/>
+          <w:lang w:val="es-ES_tradnl"/>
+        </w:rPr>
+        <w:lastRenderedPageBreak/>
+        <w:drawing>
+          <wp:inline distT="0" distB="0" distL="0" distR="0" wp14:anchorId="4897BCC9" wp14:editId="033A953F">
+            <wp:extent cx="5612130" cy="5207635"/>
+            <wp:effectExtent l="0" t="0" r="1270" b="0"/>
+            <wp:docPr id="357420074" name="Imagen 4"/>
+            <wp:cNvGraphicFramePr>
+              <a:graphicFrameLocks xmlns:a="http://schemas.openxmlformats.org/drawingml/2006/main" noChangeAspect="1"/>
+            </wp:cNvGraphicFramePr>
+            <a:graphic xmlns:a="http://schemas.openxmlformats.org/drawingml/2006/main">
+              <a:graphicData uri="http://schemas.openxmlformats.org/drawingml/2006/picture">
+                <pic:pic xmlns:pic="http://schemas.openxmlformats.org/drawingml/2006/picture">
+                  <pic:nvPicPr>
+                    <pic:cNvPr id="357420074" name="Imagen 357420074"/>
+                    <pic:cNvPicPr/>
+                  </pic:nvPicPr>
+                  <pic:blipFill>
+                    <a:blip r:embed="rId7" cstate="print">
+                      <a:extLst>
+                        <a:ext uri="{28A0092B-C50C-407E-A947-70E740481C1C}">
+                          <a14:useLocalDpi xmlns:a14="http://schemas.microsoft.com/office/drawing/2010/main" val="0"/>
+                        </a:ext>
+                      </a:extLst>
+                    </a:blip>
+                    <a:stretch>
+                      <a:fillRect/>
+                    </a:stretch>
+                  </pic:blipFill>
+                  <pic:spPr>
+                    <a:xfrm>
+                      <a:off x="0" y="0"/>
+                      <a:ext cx="5612130" cy="5207635"/>
+                    </a:xfrm>
+                    <a:prstGeom prst="rect">
+                      <a:avLst/>
+                    </a:prstGeom>
+                  </pic:spPr>
+                </pic:pic>
+              </a:graphicData>
+            </a:graphic>
+          </wp:inline>
+        </w:drawing>
+      </w:r>
+    </w:p>
+    <w:p>
+      <w:pPr>
+        <w:rPr>
+          <w:rFonts w:ascii="Times New Roman" w:hAnsi="Times New Roman" w:cs="Times New Roman"/>
+          <w:b/>
+          <w:bCs/>
+          <w:sz w:val="28"/>
+          <w:szCs w:val="28"/>
+          <w:lang w:val="es-ES_tradnl"/>
+        </w:rPr>
+      </w:pPr>
+    </w:p>
+    <w:p>
+      <w:pPr>
+        <w:rPr>
+          <w:rFonts w:ascii="Times New Roman" w:hAnsi="Times New Roman" w:cs="Times New Roman"/>
+          <w:b/>
+          <w:bCs/>
+          <w:sz w:val="28"/>
+          <w:szCs w:val="28"/>
+          <w:lang w:val="es-ES_tradnl"/>
+        </w:rPr>
+      </w:pPr>
+      <w:r>
+        <w:rPr>
+          <w:rFonts w:ascii="Times New Roman" w:hAnsi="Times New Roman" w:cs="Times New Roman"/>
+          <w:b/>
+          <w:bCs/>
+          <w:noProof/>
+          <w:sz w:val="28"/>
+          <w:szCs w:val="28"/>
+          <w:lang w:val="es-ES_tradnl"/>
+        </w:rPr>
+        <w:drawing>
+          <wp:inline distT="0" distB="0" distL="0" distR="0" wp14:anchorId="2532AEE5" wp14:editId="78FC544A">
+            <wp:extent cx="5612130" cy="2388870"/>
+            <wp:effectExtent l="0" t="0" r="1270" b="0"/>
+            <wp:docPr id="270501364" name="Imagen 5"/>
+            <wp:cNvGraphicFramePr>
+              <a:graphicFrameLocks xmlns:a="http://schemas.openxmlformats.org/drawingml/2006/main" noChangeAspect="1"/>
+            </wp:cNvGraphicFramePr>
+            <a:graphic xmlns:a="http://schemas.openxmlformats.org/drawingml/2006/main">
+              <a:graphicData uri="http://schemas.openxmlformats.org/drawingml/2006/picture">
+                <pic:pic xmlns:pic="http://schemas.openxmlformats.org/drawingml/2006/picture">
+                  <pic:nvPicPr>
+                    <pic:cNvPr id="270501364" name="Imagen 270501364"/>
+                    <pic:cNvPicPr/>
+                  </pic:nvPicPr>
+                  <pic:blipFill>
+                    <a:blip r:embed="rId8" cstate="print">
+                      <a:extLst>
+                        <a:ext uri="{28A0092B-C50C-407E-A947-70E740481C1C}">
+                          <a14:useLocalDpi xmlns:a14="http://schemas.microsoft.com/office/drawing/2010/main" val="0"/>
+                        </a:ext>
+                      </a:extLst>
+                    </a:blip>
+                    <a:stretch>
+                      <a:fillRect/>
+                    </a:stretch>
+                  </pic:blipFill>
+                  <pic:spPr>
+                    <a:xfrm>
+                      <a:off x="0" y="0"/>
+                      <a:ext cx="5612130" cy="2388870"/>
+                    </a:xfrm>
+                    <a:prstGeom prst="rect">
+                      <a:avLst/>
+                    </a:prstGeom>
+                  </pic:spPr>
+                </pic:pic>
+              </a:graphicData>
+            </a:graphic>
+          </wp:inline>
+        </w:drawing>
+      </w:r>
+    </w:p>
+    <w:p>
+      <w:pPr>
+        <w:rPr>
+          <w:rFonts w:ascii="Times New Roman" w:hAnsi="Times New Roman" w:cs="Times New Roman"/>
+          <w:lang w:val="es-ES_tradnl"/>
+        </w:rPr>
+      </w:pPr>
+      <w:r>
+        <w:rPr>
+          <w:rFonts w:ascii="Times New Roman" w:hAnsi="Times New Roman" w:cs="Times New Roman"/>
+          <w:lang w:val="es-ES_tradnl"/>
+        </w:rPr>
+        <w:lastRenderedPageBreak/>
+        <w:t xml:space="preserve">Con el paso 2, el certificado tendrá </w:t>
+      </w:r>
+      <w:r>
+        <w:rPr>
+          <w:rFonts w:ascii="Times New Roman" w:hAnsi="Times New Roman" w:cs="Times New Roman"/>
+          <w:lang w:val="es-ES_tradnl"/>
+        </w:rPr>
+        <w:t>texto introductorio, fecha, nombre del alumno, nombre del curso</w:t>
+      </w:r>
+      <w:r>
+        <w:rPr>
+          <w:rFonts w:ascii="Times New Roman" w:hAnsi="Times New Roman" w:cs="Times New Roman"/>
+          <w:lang w:val="es-ES_tradnl"/>
+        </w:rPr>
+        <w:t>.</w:t>
+      </w:r>
+    </w:p>
+    <w:p>
+      <w:pPr>
+        <w:rPr>
+          <w:rFonts w:ascii="Times New Roman" w:hAnsi="Times New Roman" w:cs="Times New Roman"/>
+          <w:color w:val="00B050"/>
+          <w:lang w:val="es-ES_tradnl"/>
+        </w:rPr>
+      </w:pPr>
+      <w:r>
+        <w:rPr>
+          <w:rFonts w:ascii="Times New Roman" w:hAnsi="Times New Roman" w:cs="Times New Roman"/>
+          <w:lang w:val="es-ES_tradnl"/>
+        </w:rPr>
+        <w:t xml:space="preserve">Importamos la librería, creamos el </w:t>
+      </w:r>
+      <w:proofErr w:type="spellStart"/>
+      <w:r>
+        <w:rPr>
+          <w:rFonts w:ascii="Times New Roman" w:hAnsi="Times New Roman" w:cs="Times New Roman"/>
+          <w:lang w:val="es-ES_tradnl"/>
+        </w:rPr>
+        <w:t>pdf</w:t>
+      </w:r>
+      <w:proofErr w:type="spellEnd"/>
+      <w:r>
+        <w:rPr>
+          <w:rFonts w:ascii="Times New Roman" w:hAnsi="Times New Roman" w:cs="Times New Roman"/>
+          <w:lang w:val="es-ES_tradnl"/>
+        </w:rPr>
+        <w:t xml:space="preserve">, creamos </w:t>
+      </w:r>
+      <w:proofErr w:type="gramStart"/>
+      <w:r>
+        <w:rPr>
+          <w:rFonts w:ascii="Times New Roman" w:hAnsi="Times New Roman" w:cs="Times New Roman"/>
+          <w:lang w:val="es-ES_tradnl"/>
+        </w:rPr>
+        <w:t>un nueva página</w:t>
+      </w:r>
+      <w:proofErr w:type="gramEnd"/>
+      <w:r>
+        <w:rPr>
+          <w:rFonts w:ascii="Times New Roman" w:hAnsi="Times New Roman" w:cs="Times New Roman"/>
+          <w:lang w:val="es-ES_tradnl"/>
+        </w:rPr>
+        <w:t xml:space="preserve">, le damos formato al título con la novedad de dejar un espacio debajo del título. </w:t>
+      </w:r>
+      <w:proofErr w:type="spellStart"/>
+      <w:proofErr w:type="gramStart"/>
+      <w:r>
+        <w:rPr>
+          <w:rFonts w:ascii="Times New Roman" w:hAnsi="Times New Roman" w:cs="Times New Roman"/>
+          <w:color w:val="00B050"/>
+          <w:lang w:val="es-ES_tradnl"/>
+        </w:rPr>
+        <w:t>pdf.ln</w:t>
+      </w:r>
+      <w:proofErr w:type="spellEnd"/>
+      <w:proofErr w:type="gramEnd"/>
+      <w:r>
+        <w:rPr>
+          <w:rFonts w:ascii="Times New Roman" w:hAnsi="Times New Roman" w:cs="Times New Roman"/>
+          <w:color w:val="00B050"/>
+          <w:lang w:val="es-ES_tradnl"/>
+        </w:rPr>
+        <w:t>(“30”)</w:t>
+      </w:r>
+    </w:p>
+    <w:p>
+      <w:pPr>
+        <w:rPr>
+          <w:rFonts w:ascii="Times New Roman" w:hAnsi="Times New Roman" w:cs="Times New Roman"/>
+          <w:lang w:val="es-ES_tradnl"/>
+        </w:rPr>
+      </w:pPr>
+      <w:r>
+        <w:rPr>
+          <w:rFonts w:ascii="Times New Roman" w:hAnsi="Times New Roman" w:cs="Times New Roman"/>
+          <w:lang w:val="es-ES_tradnl"/>
+        </w:rPr>
+        <w:t xml:space="preserve">Ahora creamos los textos con los formatos que necesitamos </w:t>
+      </w:r>
+      <w:proofErr w:type="spellStart"/>
+      <w:proofErr w:type="gramStart"/>
+      <w:r>
+        <w:rPr>
+          <w:rFonts w:ascii="Times New Roman" w:hAnsi="Times New Roman" w:cs="Times New Roman"/>
+          <w:lang w:val="es-ES_tradnl"/>
+        </w:rPr>
+        <w:t>asi</w:t>
+      </w:r>
+      <w:proofErr w:type="spellEnd"/>
+      <w:r>
+        <w:rPr>
+          <w:rFonts w:ascii="Times New Roman" w:hAnsi="Times New Roman" w:cs="Times New Roman"/>
+          <w:lang w:val="es-ES_tradnl"/>
+        </w:rPr>
+        <w:t xml:space="preserve"> :</w:t>
+      </w:r>
+      <w:proofErr w:type="gramEnd"/>
+    </w:p>
+    <w:p>
+      <w:pPr>
+        <w:rPr>
+          <w:rFonts w:ascii="Times New Roman" w:hAnsi="Times New Roman" w:cs="Times New Roman"/>
+          <w:lang w:val="es-ES_tradnl"/>
+        </w:rPr>
+      </w:pPr>
+    </w:p>
+    <w:p>
+      <w:pPr>
+        <w:rPr>
+          <w:rFonts w:ascii="Times New Roman" w:hAnsi="Times New Roman" w:cs="Times New Roman"/>
+          <w:lang w:val="es-ES_tradnl"/>
+        </w:rPr>
+      </w:pPr>
+      <w:r>
+        <w:rPr>
+          <w:rFonts w:ascii="Times New Roman" w:hAnsi="Times New Roman" w:cs="Times New Roman"/>
+          <w:noProof/>
+          <w:lang w:val="es-ES_tradnl"/>
+        </w:rPr>
+        <w:drawing>
+          <wp:inline distT="0" distB="0" distL="0" distR="0" wp14:anchorId="05B0CFF2" wp14:editId="2E2D830F">
+            <wp:extent cx="5612130" cy="3714115"/>
+            <wp:effectExtent l="0" t="0" r="1270" b="0"/>
+            <wp:docPr id="54054877" name="Imagen 6"/>
+            <wp:cNvGraphicFramePr>
+              <a:graphicFrameLocks xmlns:a="http://schemas.openxmlformats.org/drawingml/2006/main" noChangeAspect="1"/>
+            </wp:cNvGraphicFramePr>
+            <a:graphic xmlns:a="http://schemas.openxmlformats.org/drawingml/2006/main">
+              <a:graphicData uri="http://schemas.openxmlformats.org/drawingml/2006/picture">
+                <pic:pic xmlns:pic="http://schemas.openxmlformats.org/drawingml/2006/picture">
+                  <pic:nvPicPr>
+                    <pic:cNvPr id="54054877" name="Imagen 54054877"/>
+                    <pic:cNvPicPr/>
+                  </pic:nvPicPr>
+                  <pic:blipFill>
+                    <a:blip r:embed="rId9" cstate="print">
+                      <a:extLst>
+                        <a:ext uri="{28A0092B-C50C-407E-A947-70E740481C1C}">
+                          <a14:useLocalDpi xmlns:a14="http://schemas.microsoft.com/office/drawing/2010/main" val="0"/>
+                        </a:ext>
+                      </a:extLst>
+                    </a:blip>
+                    <a:stretch>
+                      <a:fillRect/>
+                    </a:stretch>
+                  </pic:blipFill>
+                  <pic:spPr>
+                    <a:xfrm>
+                      <a:off x="0" y="0"/>
+                      <a:ext cx="5612130" cy="3714115"/>
+                    </a:xfrm>
+                    <a:prstGeom prst="rect">
+                      <a:avLst/>
+                    </a:prstGeom>
+                  </pic:spPr>
+                </pic:pic>
+              </a:graphicData>
+            </a:graphic>
+          </wp:inline>
+        </w:drawing>
+      </w:r>
+    </w:p>
+    <w:p>
+      <w:pPr>
+        <w:rPr>
+          <w:rFonts w:ascii="Times New Roman" w:hAnsi="Times New Roman" w:cs="Times New Roman"/>
+          <w:lang w:val="es-ES_tradnl"/>
+        </w:rPr>
+      </w:pPr>
+      <w:r>
+        <w:rPr>
+          <w:rFonts w:ascii="Times New Roman" w:hAnsi="Times New Roman" w:cs="Times New Roman"/>
+          <w:lang w:val="es-ES_tradnl"/>
+        </w:rPr>
+        <w:t>Y guardamos el documento e imprimimos</w:t>
+      </w:r>
+    </w:p>
+    <w:p>
+      <w:pPr>
+        <w:rPr>
+          <w:rFonts w:ascii="Times New Roman" w:hAnsi="Times New Roman" w:cs="Times New Roman"/>
+          <w:lang w:val="es-ES_tradnl"/>
+        </w:rPr>
+      </w:pPr>
+      <w:r>
+        <w:rPr>
+          <w:rFonts w:ascii="Times New Roman" w:hAnsi="Times New Roman" w:cs="Times New Roman"/>
+          <w:noProof/>
+          <w:lang w:val="es-ES_tradnl"/>
+        </w:rPr>
+        <w:drawing>
+          <wp:inline distT="0" distB="0" distL="0" distR="0" wp14:anchorId="2B396D72" wp14:editId="6B314419">
+            <wp:extent cx="5612130" cy="901065"/>
+            <wp:effectExtent l="0" t="0" r="1270" b="635"/>
+            <wp:docPr id="196881579" name="Imagen 7"/>
+            <wp:cNvGraphicFramePr>
+              <a:graphicFrameLocks xmlns:a="http://schemas.openxmlformats.org/drawingml/2006/main" noChangeAspect="1"/>
+            </wp:cNvGraphicFramePr>
+            <a:graphic xmlns:a="http://schemas.openxmlformats.org/drawingml/2006/main">
+              <a:graphicData uri="http://schemas.openxmlformats.org/drawingml/2006/picture">
+                <pic:pic xmlns:pic="http://schemas.openxmlformats.org/drawingml/2006/picture">
+                  <pic:nvPicPr>
+                    <pic:cNvPr id="196881579" name="Imagen 196881579"/>
+                    <pic:cNvPicPr/>
+                  </pic:nvPicPr>
+                  <pic:blipFill>
+                    <a:blip r:embed="rId10" cstate="print">
+                      <a:extLst>
+                        <a:ext uri="{28A0092B-C50C-407E-A947-70E740481C1C}">
+                          <a14:useLocalDpi xmlns:a14="http://schemas.microsoft.com/office/drawing/2010/main" val="0"/>
+                        </a:ext>
+                      </a:extLst>
+                    </a:blip>
+                    <a:stretch>
+                      <a:fillRect/>
+                    </a:stretch>
+                  </pic:blipFill>
+                  <pic:spPr>
+                    <a:xfrm>
+                      <a:off x="0" y="0"/>
+                      <a:ext cx="5612130" cy="901065"/>
+                    </a:xfrm>
+                    <a:prstGeom prst="rect">
+                      <a:avLst/>
+                    </a:prstGeom>
+                  </pic:spPr>
+                </pic:pic>
+              </a:graphicData>
+            </a:graphic>
+          </wp:inline>
+        </w:drawing>
+      </w:r>
+    </w:p>
+    <w:p>
+      <w:pPr>
+        <w:rPr>
+          <w:rFonts w:ascii="Times New Roman" w:hAnsi="Times New Roman" w:cs="Times New Roman"/>
+          <w:lang w:val="es-ES_tradnl"/>
+        </w:rPr>
+      </w:pPr>
+      <w:r>
+        <w:rPr>
+          <w:rFonts w:ascii="Times New Roman" w:hAnsi="Times New Roman" w:cs="Times New Roman"/>
+          <w:noProof/>
+          <w:lang w:val="es-ES_tradnl"/>
+        </w:rPr>
+        <w:drawing>
+          <wp:inline distT="0" distB="0" distL="0" distR="0" wp14:anchorId="079F05B9" wp14:editId="2F590E70">
+            <wp:extent cx="5612130" cy="1397635"/>
+            <wp:effectExtent l="0" t="0" r="1270" b="0"/>
+            <wp:docPr id="261341556" name="Imagen 8"/>
+            <wp:cNvGraphicFramePr>
+              <a:graphicFrameLocks xmlns:a="http://schemas.openxmlformats.org/drawingml/2006/main" noChangeAspect="1"/>
+            </wp:cNvGraphicFramePr>
+            <a:graphic xmlns:a="http://schemas.openxmlformats.org/drawingml/2006/main">
+              <a:graphicData uri="http://schemas.openxmlformats.org/drawingml/2006/picture">
+                <pic:pic xmlns:pic="http://schemas.openxmlformats.org/drawingml/2006/picture">
+                  <pic:nvPicPr>
+                    <pic:cNvPr id="261341556" name="Imagen 261341556"/>
+                    <pic:cNvPicPr/>
+                  </pic:nvPicPr>
+                  <pic:blipFill>
+                    <a:blip r:embed="rId11" cstate="print">
+                      <a:extLst>
+                        <a:ext uri="{28A0092B-C50C-407E-A947-70E740481C1C}">
+                          <a14:useLocalDpi xmlns:a14="http://schemas.microsoft.com/office/drawing/2010/main" val="0"/>
+                        </a:ext>
+                      </a:extLst>
+                    </a:blip>
+                    <a:stretch>
+                      <a:fillRect/>
+                    </a:stretch>
+                  </pic:blipFill>
+                  <pic:spPr>
+                    <a:xfrm>
+                      <a:off x="0" y="0"/>
+                      <a:ext cx="5612130" cy="1397635"/>
+                    </a:xfrm>
+                    <a:prstGeom prst="rect">
+                      <a:avLst/>
+                    </a:prstGeom>
+                  </pic:spPr>
+                </pic:pic>
+              </a:graphicData>
+            </a:graphic>
+          </wp:inline>
+        </w:drawing>
+      </w:r>
     </w:p>
     <w:p>
       <w:pPr>
@@ -997,6 +3419,25 @@
       <w:spacing w:val="5"/>
     </w:rPr>
   </w:style>
+  <w:style w:type="table" w:styleId="Tablaconcuadrcula">
+    <w:name w:val="Table Grid"/>
+    <w:basedOn w:val="Tablanormal"/>
+    <w:uiPriority w:val="39"/>
+    <w:rsid w:val="00D81688"/>
+    <w:pPr>
+      <w:spacing w:after="0" w:line="240" w:lineRule="auto"/>
+    </w:pPr>
+    <w:tblPr>
+      <w:tblBorders>
+        <w:top w:val="single" w:sz="4" w:space="0" w:color="auto"/>
+        <w:left w:val="single" w:sz="4" w:space="0" w:color="auto"/>
+        <w:bottom w:val="single" w:sz="4" w:space="0" w:color="auto"/>
+        <w:right w:val="single" w:sz="4" w:space="0" w:color="auto"/>
+        <w:insideH w:val="single" w:sz="4" w:space="0" w:color="auto"/>
+        <w:insideV w:val="single" w:sz="4" w:space="0" w:color="auto"/>
+      </w:tblBorders>
+    </w:tblPr>
+  </w:style>
 </w:styles>
 </file>
 

--- a/sección 7. generador de PDF/GENERADOR DE PDF CON PYTHON.docx
+++ b/sección 7. generador de PDF/GENERADOR DE PDF CON PYTHON.docx
@@ -708,7 +708,7 @@
         </w:rPr>
         <w:lastRenderedPageBreak/>
         <w:drawing>
-          <wp:inline distT="0" distB="0" distL="0" distR="0" wp14:anchorId="0D4F5ECD" wp14:editId="67BD638B">
+          <wp:inline distT="0" distB="0" distL="0" distR="0" wp14:anchorId="0D4F5ECD" wp14:editId="39C39778">
             <wp:extent cx="5612130" cy="5160645"/>
             <wp:effectExtent l="0" t="0" r="1270" b="0"/>
             <wp:docPr id="191468368" name="Imagen 1"/>
@@ -723,7 +723,7 @@
                     <pic:cNvPicPr/>
                   </pic:nvPicPr>
                   <pic:blipFill>
-                    <a:blip r:embed="rId4" cstate="print">
+                    <a:blip r:embed="rId5" cstate="print">
                       <a:extLst>
                         <a:ext uri="{28A0092B-C50C-407E-A947-70E740481C1C}">
                           <a14:useLocalDpi xmlns:a14="http://schemas.microsoft.com/office/drawing/2010/main" val="0"/>
@@ -772,7 +772,7 @@
           <w:lang w:val="es-ES_tradnl"/>
         </w:rPr>
         <w:drawing>
-          <wp:inline distT="0" distB="0" distL="0" distR="0" wp14:anchorId="6D910479" wp14:editId="46B6A3F9">
+          <wp:inline distT="0" distB="0" distL="0" distR="0" wp14:anchorId="6D910479" wp14:editId="272B0DF7">
             <wp:extent cx="5612130" cy="2364105"/>
             <wp:effectExtent l="0" t="0" r="1270" b="0"/>
             <wp:docPr id="853063432" name="Imagen 2"/>
@@ -787,7 +787,7 @@
                     <pic:cNvPicPr/>
                   </pic:nvPicPr>
                   <pic:blipFill>
-                    <a:blip r:embed="rId5" cstate="print">
+                    <a:blip r:embed="rId6" cstate="print">
                       <a:extLst>
                         <a:ext uri="{28A0092B-C50C-407E-A947-70E740481C1C}">
                           <a14:useLocalDpi xmlns:a14="http://schemas.microsoft.com/office/drawing/2010/main" val="0"/>
@@ -861,13 +861,23 @@
         </w:rPr>
         <w:t xml:space="preserve">. </w:t>
       </w:r>
-      <w:r>
-        <w:rPr>
-          <w:rFonts w:ascii="Times New Roman" w:hAnsi="Times New Roman" w:cs="Times New Roman"/>
-          <w:color w:val="00B050"/>
-          <w:lang w:val="es-ES_tradnl"/>
-        </w:rPr>
-        <w:t xml:space="preserve">from </w:t>
+      <w:proofErr w:type="spellStart"/>
+      <w:r>
+        <w:rPr>
+          <w:rFonts w:ascii="Times New Roman" w:hAnsi="Times New Roman" w:cs="Times New Roman"/>
+          <w:color w:val="00B050"/>
+          <w:lang w:val="es-ES_tradnl"/>
+        </w:rPr>
+        <w:t>from</w:t>
+      </w:r>
+      <w:proofErr w:type="spellEnd"/>
+      <w:r>
+        <w:rPr>
+          <w:rFonts w:ascii="Times New Roman" w:hAnsi="Times New Roman" w:cs="Times New Roman"/>
+          <w:color w:val="00B050"/>
+          <w:lang w:val="es-ES_tradnl"/>
+        </w:rPr>
+        <w:t xml:space="preserve"> </w:t>
       </w:r>
       <w:proofErr w:type="spellStart"/>
       <w:r>
@@ -1352,7 +1362,7 @@
           <w:lang w:val="es-ES_tradnl"/>
         </w:rPr>
         <w:drawing>
-          <wp:inline distT="0" distB="0" distL="0" distR="0" wp14:anchorId="70776137" wp14:editId="556F42BC">
+          <wp:inline distT="0" distB="0" distL="0" distR="0" wp14:anchorId="70776137" wp14:editId="7ADA6394">
             <wp:extent cx="5612130" cy="1562735"/>
             <wp:effectExtent l="0" t="0" r="1270" b="0"/>
             <wp:docPr id="120338181" name="Imagen 3"/>
@@ -1367,7 +1377,7 @@
                     <pic:cNvPicPr/>
                   </pic:nvPicPr>
                   <pic:blipFill>
-                    <a:blip r:embed="rId6" cstate="print">
+                    <a:blip r:embed="rId7" cstate="print">
                       <a:extLst>
                         <a:ext uri="{28A0092B-C50C-407E-A947-70E740481C1C}">
                           <a14:useLocalDpi xmlns:a14="http://schemas.microsoft.com/office/drawing/2010/main" val="0"/>
@@ -1453,29 +1463,7 @@
           <w:szCs w:val="28"/>
           <w:lang w:val="es-ES_tradnl"/>
         </w:rPr>
-        <w:t xml:space="preserve"> </w:t>
-      </w:r>
-      <w:r>
-        <w:rPr>
-          <w:rFonts w:ascii="Times New Roman" w:hAnsi="Times New Roman" w:cs="Times New Roman"/>
-          <w:b/>
-          <w:bCs/>
-          <w:sz w:val="28"/>
-          <w:szCs w:val="28"/>
-          <w:lang w:val="es-ES_tradnl"/>
-        </w:rPr>
-        <w:t>2</w:t>
-      </w:r>
-      <w:r>
-        <w:rPr>
-          <w:rFonts w:ascii="Times New Roman" w:hAnsi="Times New Roman" w:cs="Times New Roman"/>
-          <w:b/>
-          <w:bCs/>
-          <w:sz w:val="28"/>
-          <w:szCs w:val="28"/>
-          <w:lang w:val="es-ES_tradnl"/>
-        </w:rPr>
-        <w:t>?</w:t>
+        <w:t xml:space="preserve"> 2?</w:t>
       </w:r>
       <w:proofErr w:type="gramEnd"/>
     </w:p>
@@ -2044,7 +2032,7 @@
         </w:rPr>
         <w:lastRenderedPageBreak/>
         <w:drawing>
-          <wp:inline distT="0" distB="0" distL="0" distR="0" wp14:anchorId="4897BCC9" wp14:editId="033A953F">
+          <wp:inline distT="0" distB="0" distL="0" distR="0" wp14:anchorId="4897BCC9" wp14:editId="172B8001">
             <wp:extent cx="5612130" cy="5207635"/>
             <wp:effectExtent l="0" t="0" r="1270" b="0"/>
             <wp:docPr id="357420074" name="Imagen 4"/>
@@ -2059,7 +2047,7 @@
                     <pic:cNvPicPr/>
                   </pic:nvPicPr>
                   <pic:blipFill>
-                    <a:blip r:embed="rId7" cstate="print">
+                    <a:blip r:embed="rId8" cstate="print">
                       <a:extLst>
                         <a:ext uri="{28A0092B-C50C-407E-A947-70E740481C1C}">
                           <a14:useLocalDpi xmlns:a14="http://schemas.microsoft.com/office/drawing/2010/main" val="0"/>
@@ -2120,7 +2108,7 @@
           <w:lang w:val="es-ES_tradnl"/>
         </w:rPr>
         <w:drawing>
-          <wp:inline distT="0" distB="0" distL="0" distR="0" wp14:anchorId="2532AEE5" wp14:editId="78FC544A">
+          <wp:inline distT="0" distB="0" distL="0" distR="0" wp14:anchorId="2532AEE5" wp14:editId="3CAB6AC3">
             <wp:extent cx="5612130" cy="2388870"/>
             <wp:effectExtent l="0" t="0" r="1270" b="0"/>
             <wp:docPr id="270501364" name="Imagen 5"/>
@@ -2135,7 +2123,7 @@
                     <pic:cNvPicPr/>
                   </pic:nvPicPr>
                   <pic:blipFill>
-                    <a:blip r:embed="rId8" cstate="print">
+                    <a:blip r:embed="rId9" cstate="print">
                       <a:extLst>
                         <a:ext uri="{28A0092B-C50C-407E-A947-70E740481C1C}">
                           <a14:useLocalDpi xmlns:a14="http://schemas.microsoft.com/office/drawing/2010/main" val="0"/>
@@ -2315,7 +2303,7 @@
           <w:lang w:val="es-ES_tradnl"/>
         </w:rPr>
         <w:drawing>
-          <wp:inline distT="0" distB="0" distL="0" distR="0" wp14:anchorId="05B0CFF2" wp14:editId="2E2D830F">
+          <wp:inline distT="0" distB="0" distL="0" distR="0" wp14:anchorId="05B0CFF2" wp14:editId="02EC41F8">
             <wp:extent cx="5612130" cy="3714115"/>
             <wp:effectExtent l="0" t="0" r="1270" b="0"/>
             <wp:docPr id="54054877" name="Imagen 6"/>
@@ -2330,7 +2318,7 @@
                     <pic:cNvPicPr/>
                   </pic:nvPicPr>
                   <pic:blipFill>
-                    <a:blip r:embed="rId9" cstate="print">
+                    <a:blip r:embed="rId10" cstate="print">
                       <a:extLst>
                         <a:ext uri="{28A0092B-C50C-407E-A947-70E740481C1C}">
                           <a14:useLocalDpi xmlns:a14="http://schemas.microsoft.com/office/drawing/2010/main" val="0"/>
@@ -2386,7 +2374,7 @@
           <w:lang w:val="es-ES_tradnl"/>
         </w:rPr>
         <w:drawing>
-          <wp:inline distT="0" distB="0" distL="0" distR="0" wp14:anchorId="2B396D72" wp14:editId="6B314419">
+          <wp:inline distT="0" distB="0" distL="0" distR="0" wp14:anchorId="2B396D72" wp14:editId="271C4769">
             <wp:extent cx="5612130" cy="901065"/>
             <wp:effectExtent l="0" t="0" r="1270" b="635"/>
             <wp:docPr id="196881579" name="Imagen 7"/>
@@ -2401,7 +2389,7 @@
                     <pic:cNvPicPr/>
                   </pic:nvPicPr>
                   <pic:blipFill>
-                    <a:blip r:embed="rId10" cstate="print">
+                    <a:blip r:embed="rId11" cstate="print">
                       <a:extLst>
                         <a:ext uri="{28A0092B-C50C-407E-A947-70E740481C1C}">
                           <a14:useLocalDpi xmlns:a14="http://schemas.microsoft.com/office/drawing/2010/main" val="0"/>
@@ -2442,7 +2430,7 @@
           <w:lang w:val="es-ES_tradnl"/>
         </w:rPr>
         <w:drawing>
-          <wp:inline distT="0" distB="0" distL="0" distR="0" wp14:anchorId="079F05B9" wp14:editId="2F590E70">
+          <wp:inline distT="0" distB="0" distL="0" distR="0" wp14:anchorId="079F05B9" wp14:editId="1AB4DA02">
             <wp:extent cx="5612130" cy="1397635"/>
             <wp:effectExtent l="0" t="0" r="1270" b="0"/>
             <wp:docPr id="261341556" name="Imagen 8"/>
@@ -2457,7 +2445,7 @@
                     <pic:cNvPicPr/>
                   </pic:nvPicPr>
                   <pic:blipFill>
-                    <a:blip r:embed="rId11" cstate="print">
+                    <a:blip r:embed="rId12" cstate="print">
                       <a:extLst>
                         <a:ext uri="{28A0092B-C50C-407E-A947-70E740481C1C}">
                           <a14:useLocalDpi xmlns:a14="http://schemas.microsoft.com/office/drawing/2010/main" val="0"/>
@@ -2491,6 +2479,2616 @@
           <w:lang w:val="es-ES_tradnl"/>
         </w:rPr>
       </w:pPr>
+      <w:r>
+        <w:rPr>
+          <w:rFonts w:ascii="Times New Roman" w:hAnsi="Times New Roman" w:cs="Times New Roman"/>
+          <w:lang w:val="es-ES_tradnl"/>
+        </w:rPr>
+        <w:lastRenderedPageBreak/>
+        <w:t>Haremos que el programa lea un documento de Excel donde guardamos los nombres de los alumnos y el curso y genere los PDF a partir de dicho documento.</w:t>
+      </w:r>
+    </w:p>
+    <w:p>
+      <w:pPr>
+        <w:rPr>
+          <w:rFonts w:ascii="Times New Roman" w:hAnsi="Times New Roman" w:cs="Times New Roman"/>
+          <w:lang w:val="es-ES_tradnl"/>
+        </w:rPr>
+      </w:pPr>
+      <w:r>
+        <w:rPr>
+          <w:rFonts w:ascii="Times New Roman" w:hAnsi="Times New Roman" w:cs="Times New Roman"/>
+          <w:noProof/>
+          <w:lang w:val="es-ES_tradnl"/>
+        </w:rPr>
+        <w:drawing>
+          <wp:inline distT="0" distB="0" distL="0" distR="0" wp14:anchorId="03BAA9DA" wp14:editId="4F0F5821">
+            <wp:extent cx="5612130" cy="3299460"/>
+            <wp:effectExtent l="0" t="0" r="1270" b="2540"/>
+            <wp:docPr id="624140836" name="Imagen 1"/>
+            <wp:cNvGraphicFramePr>
+              <a:graphicFrameLocks xmlns:a="http://schemas.openxmlformats.org/drawingml/2006/main" noChangeAspect="1"/>
+            </wp:cNvGraphicFramePr>
+            <a:graphic xmlns:a="http://schemas.openxmlformats.org/drawingml/2006/main">
+              <a:graphicData uri="http://schemas.openxmlformats.org/drawingml/2006/picture">
+                <pic:pic xmlns:pic="http://schemas.openxmlformats.org/drawingml/2006/picture">
+                  <pic:nvPicPr>
+                    <pic:cNvPr id="624140836" name="Imagen 624140836"/>
+                    <pic:cNvPicPr/>
+                  </pic:nvPicPr>
+                  <pic:blipFill>
+                    <a:blip r:embed="rId13" cstate="print">
+                      <a:extLst>
+                        <a:ext uri="{28A0092B-C50C-407E-A947-70E740481C1C}">
+                          <a14:useLocalDpi xmlns:a14="http://schemas.microsoft.com/office/drawing/2010/main" val="0"/>
+                        </a:ext>
+                      </a:extLst>
+                    </a:blip>
+                    <a:stretch>
+                      <a:fillRect/>
+                    </a:stretch>
+                  </pic:blipFill>
+                  <pic:spPr>
+                    <a:xfrm>
+                      <a:off x="0" y="0"/>
+                      <a:ext cx="5612130" cy="3299460"/>
+                    </a:xfrm>
+                    <a:prstGeom prst="rect">
+                      <a:avLst/>
+                    </a:prstGeom>
+                  </pic:spPr>
+                </pic:pic>
+              </a:graphicData>
+            </a:graphic>
+          </wp:inline>
+        </w:drawing>
+      </w:r>
+    </w:p>
+    <w:p>
+      <w:pPr>
+        <w:rPr>
+          <w:rFonts w:ascii="Times New Roman" w:hAnsi="Times New Roman" w:cs="Times New Roman"/>
+          <w:lang w:val="es-ES_tradnl"/>
+        </w:rPr>
+      </w:pPr>
+      <w:r>
+        <w:rPr>
+          <w:rFonts w:ascii="Times New Roman" w:hAnsi="Times New Roman" w:cs="Times New Roman"/>
+          <w:noProof/>
+          <w:lang w:val="es-ES_tradnl"/>
+        </w:rPr>
+        <w:drawing>
+          <wp:inline distT="0" distB="0" distL="0" distR="0" wp14:anchorId="5291269A" wp14:editId="0BCCE8E5">
+            <wp:extent cx="5612130" cy="1990725"/>
+            <wp:effectExtent l="0" t="0" r="1270" b="3175"/>
+            <wp:docPr id="1938462475" name="Imagen 2"/>
+            <wp:cNvGraphicFramePr>
+              <a:graphicFrameLocks xmlns:a="http://schemas.openxmlformats.org/drawingml/2006/main" noChangeAspect="1"/>
+            </wp:cNvGraphicFramePr>
+            <a:graphic xmlns:a="http://schemas.openxmlformats.org/drawingml/2006/main">
+              <a:graphicData uri="http://schemas.openxmlformats.org/drawingml/2006/picture">
+                <pic:pic xmlns:pic="http://schemas.openxmlformats.org/drawingml/2006/picture">
+                  <pic:nvPicPr>
+                    <pic:cNvPr id="1938462475" name="Imagen 1938462475"/>
+                    <pic:cNvPicPr/>
+                  </pic:nvPicPr>
+                  <pic:blipFill>
+                    <a:blip r:embed="rId14" cstate="print">
+                      <a:extLst>
+                        <a:ext uri="{28A0092B-C50C-407E-A947-70E740481C1C}">
+                          <a14:useLocalDpi xmlns:a14="http://schemas.microsoft.com/office/drawing/2010/main" val="0"/>
+                        </a:ext>
+                      </a:extLst>
+                    </a:blip>
+                    <a:stretch>
+                      <a:fillRect/>
+                    </a:stretch>
+                  </pic:blipFill>
+                  <pic:spPr>
+                    <a:xfrm>
+                      <a:off x="0" y="0"/>
+                      <a:ext cx="5612130" cy="1990725"/>
+                    </a:xfrm>
+                    <a:prstGeom prst="rect">
+                      <a:avLst/>
+                    </a:prstGeom>
+                  </pic:spPr>
+                </pic:pic>
+              </a:graphicData>
+            </a:graphic>
+          </wp:inline>
+        </w:drawing>
+      </w:r>
+    </w:p>
+    <w:p>
+      <w:pPr>
+        <w:rPr>
+          <w:rFonts w:ascii="Times New Roman" w:hAnsi="Times New Roman" w:cs="Times New Roman"/>
+          <w:lang w:val="es-ES_tradnl"/>
+        </w:rPr>
+      </w:pPr>
+      <w:r>
+        <w:rPr>
+          <w:rFonts w:ascii="Times New Roman" w:hAnsi="Times New Roman" w:cs="Times New Roman"/>
+          <w:noProof/>
+          <w:lang w:val="es-ES_tradnl"/>
+        </w:rPr>
+        <w:lastRenderedPageBreak/>
+        <w:drawing>
+          <wp:inline distT="0" distB="0" distL="0" distR="0" wp14:anchorId="29465941" wp14:editId="23263506">
+            <wp:extent cx="5612130" cy="4430395"/>
+            <wp:effectExtent l="0" t="0" r="1270" b="1905"/>
+            <wp:docPr id="1667983078" name="Imagen 3"/>
+            <wp:cNvGraphicFramePr>
+              <a:graphicFrameLocks xmlns:a="http://schemas.openxmlformats.org/drawingml/2006/main" noChangeAspect="1"/>
+            </wp:cNvGraphicFramePr>
+            <a:graphic xmlns:a="http://schemas.openxmlformats.org/drawingml/2006/main">
+              <a:graphicData uri="http://schemas.openxmlformats.org/drawingml/2006/picture">
+                <pic:pic xmlns:pic="http://schemas.openxmlformats.org/drawingml/2006/picture">
+                  <pic:nvPicPr>
+                    <pic:cNvPr id="1667983078" name="Imagen 1667983078"/>
+                    <pic:cNvPicPr/>
+                  </pic:nvPicPr>
+                  <pic:blipFill>
+                    <a:blip r:embed="rId15" cstate="print">
+                      <a:extLst>
+                        <a:ext uri="{28A0092B-C50C-407E-A947-70E740481C1C}">
+                          <a14:useLocalDpi xmlns:a14="http://schemas.microsoft.com/office/drawing/2010/main" val="0"/>
+                        </a:ext>
+                      </a:extLst>
+                    </a:blip>
+                    <a:stretch>
+                      <a:fillRect/>
+                    </a:stretch>
+                  </pic:blipFill>
+                  <pic:spPr>
+                    <a:xfrm>
+                      <a:off x="0" y="0"/>
+                      <a:ext cx="5612130" cy="4430395"/>
+                    </a:xfrm>
+                    <a:prstGeom prst="rect">
+                      <a:avLst/>
+                    </a:prstGeom>
+                  </pic:spPr>
+                </pic:pic>
+              </a:graphicData>
+            </a:graphic>
+          </wp:inline>
+        </w:drawing>
+      </w:r>
+    </w:p>
+    <w:p>
+      <w:pPr>
+        <w:rPr>
+          <w:rFonts w:ascii="Times New Roman" w:hAnsi="Times New Roman" w:cs="Times New Roman"/>
+          <w:lang w:val="es-ES_tradnl"/>
+        </w:rPr>
+      </w:pPr>
+      <w:r>
+        <w:rPr>
+          <w:rFonts w:ascii="Times New Roman" w:hAnsi="Times New Roman" w:cs="Times New Roman"/>
+          <w:noProof/>
+          <w:lang w:val="es-ES_tradnl"/>
+        </w:rPr>
+        <w:drawing>
+          <wp:inline distT="0" distB="0" distL="0" distR="0" wp14:anchorId="0913582A" wp14:editId="43656025">
+            <wp:extent cx="5612130" cy="2483485"/>
+            <wp:effectExtent l="0" t="0" r="1270" b="5715"/>
+            <wp:docPr id="1137248379" name="Imagen 4"/>
+            <wp:cNvGraphicFramePr>
+              <a:graphicFrameLocks xmlns:a="http://schemas.openxmlformats.org/drawingml/2006/main" noChangeAspect="1"/>
+            </wp:cNvGraphicFramePr>
+            <a:graphic xmlns:a="http://schemas.openxmlformats.org/drawingml/2006/main">
+              <a:graphicData uri="http://schemas.openxmlformats.org/drawingml/2006/picture">
+                <pic:pic xmlns:pic="http://schemas.openxmlformats.org/drawingml/2006/picture">
+                  <pic:nvPicPr>
+                    <pic:cNvPr id="1137248379" name="Imagen 1137248379"/>
+                    <pic:cNvPicPr/>
+                  </pic:nvPicPr>
+                  <pic:blipFill>
+                    <a:blip r:embed="rId16" cstate="print">
+                      <a:extLst>
+                        <a:ext uri="{28A0092B-C50C-407E-A947-70E740481C1C}">
+                          <a14:useLocalDpi xmlns:a14="http://schemas.microsoft.com/office/drawing/2010/main" val="0"/>
+                        </a:ext>
+                      </a:extLst>
+                    </a:blip>
+                    <a:stretch>
+                      <a:fillRect/>
+                    </a:stretch>
+                  </pic:blipFill>
+                  <pic:spPr>
+                    <a:xfrm>
+                      <a:off x="0" y="0"/>
+                      <a:ext cx="5612130" cy="2483485"/>
+                    </a:xfrm>
+                    <a:prstGeom prst="rect">
+                      <a:avLst/>
+                    </a:prstGeom>
+                  </pic:spPr>
+                </pic:pic>
+              </a:graphicData>
+            </a:graphic>
+          </wp:inline>
+        </w:drawing>
+      </w:r>
+    </w:p>
+    <w:p>
+      <w:pPr>
+        <w:rPr>
+          <w:rFonts w:ascii="Times New Roman" w:hAnsi="Times New Roman" w:cs="Times New Roman"/>
+          <w:lang w:val="es-ES_tradnl"/>
+        </w:rPr>
+      </w:pPr>
+      <w:r>
+        <w:rPr>
+          <w:rFonts w:ascii="Times New Roman" w:hAnsi="Times New Roman" w:cs="Times New Roman"/>
+          <w:noProof/>
+          <w:lang w:val="es-ES_tradnl"/>
+        </w:rPr>
+        <w:lastRenderedPageBreak/>
+        <w:drawing>
+          <wp:inline distT="0" distB="0" distL="0" distR="0" wp14:anchorId="068DD356" wp14:editId="310753CF">
+            <wp:extent cx="5612130" cy="4574540"/>
+            <wp:effectExtent l="0" t="0" r="1270" b="0"/>
+            <wp:docPr id="1111553644" name="Imagen 5"/>
+            <wp:cNvGraphicFramePr>
+              <a:graphicFrameLocks xmlns:a="http://schemas.openxmlformats.org/drawingml/2006/main" noChangeAspect="1"/>
+            </wp:cNvGraphicFramePr>
+            <a:graphic xmlns:a="http://schemas.openxmlformats.org/drawingml/2006/main">
+              <a:graphicData uri="http://schemas.openxmlformats.org/drawingml/2006/picture">
+                <pic:pic xmlns:pic="http://schemas.openxmlformats.org/drawingml/2006/picture">
+                  <pic:nvPicPr>
+                    <pic:cNvPr id="1111553644" name="Imagen 1111553644"/>
+                    <pic:cNvPicPr/>
+                  </pic:nvPicPr>
+                  <pic:blipFill>
+                    <a:blip r:embed="rId17">
+                      <a:extLst>
+                        <a:ext uri="{28A0092B-C50C-407E-A947-70E740481C1C}">
+                          <a14:useLocalDpi xmlns:a14="http://schemas.microsoft.com/office/drawing/2010/main" val="0"/>
+                        </a:ext>
+                      </a:extLst>
+                    </a:blip>
+                    <a:stretch>
+                      <a:fillRect/>
+                    </a:stretch>
+                  </pic:blipFill>
+                  <pic:spPr>
+                    <a:xfrm>
+                      <a:off x="0" y="0"/>
+                      <a:ext cx="5612130" cy="4574540"/>
+                    </a:xfrm>
+                    <a:prstGeom prst="rect">
+                      <a:avLst/>
+                    </a:prstGeom>
+                  </pic:spPr>
+                </pic:pic>
+              </a:graphicData>
+            </a:graphic>
+          </wp:inline>
+        </w:drawing>
+      </w:r>
+    </w:p>
+    <w:p>
+      <w:pPr>
+        <w:rPr>
+          <w:rFonts w:ascii="Times New Roman" w:hAnsi="Times New Roman" w:cs="Times New Roman"/>
+          <w:lang w:val="es-ES_tradnl"/>
+        </w:rPr>
+      </w:pPr>
+    </w:p>
+    <w:p>
+      <w:pPr>
+        <w:rPr>
+          <w:rFonts w:ascii="Times New Roman" w:hAnsi="Times New Roman" w:cs="Times New Roman"/>
+          <w:lang w:val="es-ES_tradnl"/>
+        </w:rPr>
+      </w:pPr>
+      <w:r>
+        <w:rPr>
+          <w:rFonts w:ascii="Times New Roman" w:hAnsi="Times New Roman" w:cs="Times New Roman"/>
+          <w:noProof/>
+          <w:lang w:val="es-ES_tradnl"/>
+        </w:rPr>
+        <w:drawing>
+          <wp:inline distT="0" distB="0" distL="0" distR="0" wp14:anchorId="4A90D7BD" wp14:editId="4EE8DABE">
+            <wp:extent cx="5612130" cy="2542540"/>
+            <wp:effectExtent l="0" t="0" r="1270" b="0"/>
+            <wp:docPr id="296360368" name="Imagen 6"/>
+            <wp:cNvGraphicFramePr>
+              <a:graphicFrameLocks xmlns:a="http://schemas.openxmlformats.org/drawingml/2006/main" noChangeAspect="1"/>
+            </wp:cNvGraphicFramePr>
+            <a:graphic xmlns:a="http://schemas.openxmlformats.org/drawingml/2006/main">
+              <a:graphicData uri="http://schemas.openxmlformats.org/drawingml/2006/picture">
+                <pic:pic xmlns:pic="http://schemas.openxmlformats.org/drawingml/2006/picture">
+                  <pic:nvPicPr>
+                    <pic:cNvPr id="296360368" name="Imagen 296360368"/>
+                    <pic:cNvPicPr/>
+                  </pic:nvPicPr>
+                  <pic:blipFill>
+                    <a:blip r:embed="rId18">
+                      <a:extLst>
+                        <a:ext uri="{28A0092B-C50C-407E-A947-70E740481C1C}">
+                          <a14:useLocalDpi xmlns:a14="http://schemas.microsoft.com/office/drawing/2010/main" val="0"/>
+                        </a:ext>
+                      </a:extLst>
+                    </a:blip>
+                    <a:stretch>
+                      <a:fillRect/>
+                    </a:stretch>
+                  </pic:blipFill>
+                  <pic:spPr>
+                    <a:xfrm>
+                      <a:off x="0" y="0"/>
+                      <a:ext cx="5612130" cy="2542540"/>
+                    </a:xfrm>
+                    <a:prstGeom prst="rect">
+                      <a:avLst/>
+                    </a:prstGeom>
+                  </pic:spPr>
+                </pic:pic>
+              </a:graphicData>
+            </a:graphic>
+          </wp:inline>
+        </w:drawing>
+      </w:r>
+    </w:p>
+    <w:p>
+      <w:pPr>
+        <w:rPr>
+          <w:rFonts w:ascii="Times New Roman" w:hAnsi="Times New Roman" w:cs="Times New Roman"/>
+          <w:lang w:val="es-ES_tradnl"/>
+        </w:rPr>
+      </w:pPr>
+    </w:p>
+    <w:p>
+      <w:pPr>
+        <w:rPr>
+          <w:rFonts w:ascii="Times New Roman" w:hAnsi="Times New Roman" w:cs="Times New Roman"/>
+          <w:lang w:val="es-ES_tradnl"/>
+        </w:rPr>
+      </w:pPr>
+      <w:r>
+        <w:rPr>
+          <w:rFonts w:ascii="Times New Roman" w:hAnsi="Times New Roman" w:cs="Times New Roman"/>
+          <w:noProof/>
+          <w:lang w:val="es-ES_tradnl"/>
+        </w:rPr>
+        <w:lastRenderedPageBreak/>
+        <w:drawing>
+          <wp:inline distT="0" distB="0" distL="0" distR="0" wp14:anchorId="60CF5DE9" wp14:editId="06DAC6BB">
+            <wp:extent cx="5612130" cy="4017010"/>
+            <wp:effectExtent l="0" t="0" r="1270" b="0"/>
+            <wp:docPr id="1275008643" name="Imagen 7"/>
+            <wp:cNvGraphicFramePr>
+              <a:graphicFrameLocks xmlns:a="http://schemas.openxmlformats.org/drawingml/2006/main" noChangeAspect="1"/>
+            </wp:cNvGraphicFramePr>
+            <a:graphic xmlns:a="http://schemas.openxmlformats.org/drawingml/2006/main">
+              <a:graphicData uri="http://schemas.openxmlformats.org/drawingml/2006/picture">
+                <pic:pic xmlns:pic="http://schemas.openxmlformats.org/drawingml/2006/picture">
+                  <pic:nvPicPr>
+                    <pic:cNvPr id="1275008643" name="Imagen 1275008643"/>
+                    <pic:cNvPicPr/>
+                  </pic:nvPicPr>
+                  <pic:blipFill>
+                    <a:blip r:embed="rId19">
+                      <a:extLst>
+                        <a:ext uri="{28A0092B-C50C-407E-A947-70E740481C1C}">
+                          <a14:useLocalDpi xmlns:a14="http://schemas.microsoft.com/office/drawing/2010/main" val="0"/>
+                        </a:ext>
+                      </a:extLst>
+                    </a:blip>
+                    <a:stretch>
+                      <a:fillRect/>
+                    </a:stretch>
+                  </pic:blipFill>
+                  <pic:spPr>
+                    <a:xfrm>
+                      <a:off x="0" y="0"/>
+                      <a:ext cx="5612130" cy="4017010"/>
+                    </a:xfrm>
+                    <a:prstGeom prst="rect">
+                      <a:avLst/>
+                    </a:prstGeom>
+                  </pic:spPr>
+                </pic:pic>
+              </a:graphicData>
+            </a:graphic>
+          </wp:inline>
+        </w:drawing>
+      </w:r>
+    </w:p>
+    <w:p>
+      <w:pPr>
+        <w:rPr>
+          <w:rFonts w:ascii="Times New Roman" w:hAnsi="Times New Roman" w:cs="Times New Roman"/>
+          <w:lang w:val="es-ES_tradnl"/>
+        </w:rPr>
+      </w:pPr>
+    </w:p>
+    <w:p>
+      <w:pPr>
+        <w:rPr>
+          <w:rFonts w:ascii="Times New Roman" w:hAnsi="Times New Roman" w:cs="Times New Roman"/>
+          <w:lang w:val="es-ES_tradnl"/>
+        </w:rPr>
+      </w:pPr>
+      <w:r>
+        <w:rPr>
+          <w:rFonts w:ascii="Times New Roman" w:hAnsi="Times New Roman" w:cs="Times New Roman"/>
+          <w:lang w:val="es-ES_tradnl"/>
+        </w:rPr>
+        <w:t>Este documento lo que hace es leer el Excel y generar certificados PDF para los alumnos que están allí reportados.</w:t>
+      </w:r>
+    </w:p>
+    <w:p>
+      <w:pPr>
+        <w:rPr>
+          <w:rFonts w:ascii="Times New Roman" w:hAnsi="Times New Roman" w:cs="Times New Roman"/>
+          <w:lang w:val="es-ES_tradnl"/>
+        </w:rPr>
+      </w:pPr>
+      <w:r>
+        <w:rPr>
+          <w:rFonts w:ascii="Times New Roman" w:hAnsi="Times New Roman" w:cs="Times New Roman"/>
+          <w:lang w:val="es-ES_tradnl"/>
+        </w:rPr>
+        <w:t xml:space="preserve">Lo primero es importar las librerías necesarias. </w:t>
+      </w:r>
+    </w:p>
+    <w:p>
+      <w:pPr>
+        <w:rPr>
+          <w:rFonts w:ascii="Times New Roman" w:hAnsi="Times New Roman" w:cs="Times New Roman"/>
+          <w:lang w:val="es-ES_tradnl"/>
+        </w:rPr>
+      </w:pPr>
+      <w:proofErr w:type="spellStart"/>
+      <w:r>
+        <w:rPr>
+          <w:rFonts w:ascii="Times New Roman" w:hAnsi="Times New Roman" w:cs="Times New Roman"/>
+          <w:color w:val="00B050"/>
+          <w:lang w:val="es-ES_tradnl"/>
+        </w:rPr>
+        <w:t>from</w:t>
+      </w:r>
+      <w:proofErr w:type="spellEnd"/>
+      <w:r>
+        <w:rPr>
+          <w:rFonts w:ascii="Times New Roman" w:hAnsi="Times New Roman" w:cs="Times New Roman"/>
+          <w:color w:val="00B050"/>
+          <w:lang w:val="es-ES_tradnl"/>
+        </w:rPr>
+        <w:t xml:space="preserve"> </w:t>
+      </w:r>
+      <w:proofErr w:type="spellStart"/>
+      <w:r>
+        <w:rPr>
+          <w:rFonts w:ascii="Times New Roman" w:hAnsi="Times New Roman" w:cs="Times New Roman"/>
+          <w:color w:val="00B050"/>
+          <w:lang w:val="es-ES_tradnl"/>
+        </w:rPr>
+        <w:t>pathlib</w:t>
+      </w:r>
+      <w:proofErr w:type="spellEnd"/>
+      <w:r>
+        <w:rPr>
+          <w:rFonts w:ascii="Times New Roman" w:hAnsi="Times New Roman" w:cs="Times New Roman"/>
+          <w:color w:val="00B050"/>
+          <w:lang w:val="es-ES_tradnl"/>
+        </w:rPr>
+        <w:t xml:space="preserve"> </w:t>
+      </w:r>
+      <w:proofErr w:type="spellStart"/>
+      <w:r>
+        <w:rPr>
+          <w:rFonts w:ascii="Times New Roman" w:hAnsi="Times New Roman" w:cs="Times New Roman"/>
+          <w:color w:val="00B050"/>
+          <w:lang w:val="es-ES_tradnl"/>
+        </w:rPr>
+        <w:t>import</w:t>
+      </w:r>
+      <w:proofErr w:type="spellEnd"/>
+      <w:r>
+        <w:rPr>
+          <w:rFonts w:ascii="Times New Roman" w:hAnsi="Times New Roman" w:cs="Times New Roman"/>
+          <w:color w:val="00B050"/>
+          <w:lang w:val="es-ES_tradnl"/>
+        </w:rPr>
+        <w:t xml:space="preserve"> PATH </w:t>
+      </w:r>
+      <w:r>
+        <w:rPr>
+          <w:rFonts w:ascii="Times New Roman" w:hAnsi="Times New Roman" w:cs="Times New Roman"/>
+          <w:lang w:val="es-ES_tradnl"/>
+        </w:rPr>
+        <w:t xml:space="preserve"> </w:t>
+      </w:r>
+      <w:r>
+        <w:rPr>
+          <w:rFonts w:ascii="Times New Roman" w:hAnsi="Times New Roman" w:cs="Times New Roman"/>
+          <w:lang w:val="es-ES_tradnl"/>
+        </w:rPr>
+        <w:t xml:space="preserve"> </w:t>
+      </w:r>
+      <w:r>
+        <w:rPr>
+          <w:rFonts w:ascii="Times New Roman" w:hAnsi="Times New Roman" w:cs="Times New Roman"/>
+          <w:lang w:val="es-ES_tradnl"/>
+        </w:rPr>
+        <w:t>sirve para armar rutas de carpetas y archivos de forma segura</w:t>
+      </w:r>
+    </w:p>
+    <w:p>
+      <w:pPr>
+        <w:rPr>
+          <w:rFonts w:ascii="Times New Roman" w:hAnsi="Times New Roman" w:cs="Times New Roman"/>
+          <w:lang w:val="es-ES_tradnl"/>
+        </w:rPr>
+      </w:pPr>
+      <w:proofErr w:type="spellStart"/>
+      <w:r>
+        <w:rPr>
+          <w:rFonts w:ascii="Times New Roman" w:hAnsi="Times New Roman" w:cs="Times New Roman"/>
+          <w:color w:val="00B050"/>
+          <w:lang w:val="es-ES_tradnl"/>
+        </w:rPr>
+        <w:t>from</w:t>
+      </w:r>
+      <w:proofErr w:type="spellEnd"/>
+      <w:r>
+        <w:rPr>
+          <w:rFonts w:ascii="Times New Roman" w:hAnsi="Times New Roman" w:cs="Times New Roman"/>
+          <w:color w:val="00B050"/>
+          <w:lang w:val="es-ES_tradnl"/>
+        </w:rPr>
+        <w:t xml:space="preserve"> </w:t>
+      </w:r>
+      <w:proofErr w:type="spellStart"/>
+      <w:r>
+        <w:rPr>
+          <w:rFonts w:ascii="Times New Roman" w:hAnsi="Times New Roman" w:cs="Times New Roman"/>
+          <w:color w:val="00B050"/>
+          <w:lang w:val="es-ES_tradnl"/>
+        </w:rPr>
+        <w:t>fpdf</w:t>
+      </w:r>
+      <w:proofErr w:type="spellEnd"/>
+      <w:r>
+        <w:rPr>
+          <w:rFonts w:ascii="Times New Roman" w:hAnsi="Times New Roman" w:cs="Times New Roman"/>
+          <w:color w:val="00B050"/>
+          <w:lang w:val="es-ES_tradnl"/>
+        </w:rPr>
+        <w:t xml:space="preserve"> </w:t>
+      </w:r>
+      <w:proofErr w:type="spellStart"/>
+      <w:r>
+        <w:rPr>
+          <w:rFonts w:ascii="Times New Roman" w:hAnsi="Times New Roman" w:cs="Times New Roman"/>
+          <w:color w:val="00B050"/>
+          <w:lang w:val="es-ES_tradnl"/>
+        </w:rPr>
+        <w:t>import</w:t>
+      </w:r>
+      <w:proofErr w:type="spellEnd"/>
+      <w:r>
+        <w:rPr>
+          <w:rFonts w:ascii="Times New Roman" w:hAnsi="Times New Roman" w:cs="Times New Roman"/>
+          <w:color w:val="00B050"/>
+          <w:lang w:val="es-ES_tradnl"/>
+        </w:rPr>
+        <w:t xml:space="preserve"> FPDF</w:t>
+      </w:r>
+      <w:r>
+        <w:rPr>
+          <w:rFonts w:ascii="Times New Roman" w:hAnsi="Times New Roman" w:cs="Times New Roman"/>
+          <w:lang w:val="es-ES_tradnl"/>
+        </w:rPr>
+        <w:t xml:space="preserve"> es el constructor de </w:t>
+      </w:r>
+      <w:proofErr w:type="spellStart"/>
+      <w:r>
+        <w:rPr>
+          <w:rFonts w:ascii="Times New Roman" w:hAnsi="Times New Roman" w:cs="Times New Roman"/>
+          <w:lang w:val="es-ES_tradnl"/>
+        </w:rPr>
+        <w:t>PDFs</w:t>
+      </w:r>
+      <w:proofErr w:type="spellEnd"/>
+    </w:p>
+    <w:p>
+      <w:pPr>
+        <w:rPr>
+          <w:rFonts w:ascii="Times New Roman" w:hAnsi="Times New Roman" w:cs="Times New Roman"/>
+          <w:lang w:val="es-ES_tradnl"/>
+        </w:rPr>
+      </w:pPr>
+      <w:proofErr w:type="spellStart"/>
+      <w:r>
+        <w:rPr>
+          <w:rFonts w:ascii="Times New Roman" w:hAnsi="Times New Roman" w:cs="Times New Roman"/>
+          <w:color w:val="00B050"/>
+          <w:lang w:val="es-ES_tradnl"/>
+        </w:rPr>
+        <w:t>from</w:t>
+      </w:r>
+      <w:proofErr w:type="spellEnd"/>
+      <w:r>
+        <w:rPr>
+          <w:rFonts w:ascii="Times New Roman" w:hAnsi="Times New Roman" w:cs="Times New Roman"/>
+          <w:color w:val="00B050"/>
+          <w:lang w:val="es-ES_tradnl"/>
+        </w:rPr>
+        <w:t xml:space="preserve"> </w:t>
+      </w:r>
+      <w:proofErr w:type="spellStart"/>
+      <w:r>
+        <w:rPr>
+          <w:rFonts w:ascii="Times New Roman" w:hAnsi="Times New Roman" w:cs="Times New Roman"/>
+          <w:color w:val="00B050"/>
+          <w:lang w:val="es-ES_tradnl"/>
+        </w:rPr>
+        <w:t>openpyxl</w:t>
+      </w:r>
+      <w:proofErr w:type="spellEnd"/>
+      <w:r>
+        <w:rPr>
+          <w:rFonts w:ascii="Times New Roman" w:hAnsi="Times New Roman" w:cs="Times New Roman"/>
+          <w:color w:val="00B050"/>
+          <w:lang w:val="es-ES_tradnl"/>
+        </w:rPr>
+        <w:t xml:space="preserve"> </w:t>
+      </w:r>
+      <w:proofErr w:type="spellStart"/>
+      <w:r>
+        <w:rPr>
+          <w:rFonts w:ascii="Times New Roman" w:hAnsi="Times New Roman" w:cs="Times New Roman"/>
+          <w:color w:val="00B050"/>
+          <w:lang w:val="es-ES_tradnl"/>
+        </w:rPr>
+        <w:t>import</w:t>
+      </w:r>
+      <w:proofErr w:type="spellEnd"/>
+      <w:r>
+        <w:rPr>
+          <w:rFonts w:ascii="Times New Roman" w:hAnsi="Times New Roman" w:cs="Times New Roman"/>
+          <w:color w:val="00B050"/>
+          <w:lang w:val="es-ES_tradnl"/>
+        </w:rPr>
+        <w:t xml:space="preserve"> </w:t>
+      </w:r>
+      <w:proofErr w:type="spellStart"/>
+      <w:r>
+        <w:rPr>
+          <w:rFonts w:ascii="Times New Roman" w:hAnsi="Times New Roman" w:cs="Times New Roman"/>
+          <w:color w:val="00B050"/>
+          <w:lang w:val="es-ES_tradnl"/>
+        </w:rPr>
+        <w:t>load_workbook</w:t>
+      </w:r>
+      <w:proofErr w:type="spellEnd"/>
+      <w:r>
+        <w:rPr>
+          <w:rFonts w:ascii="Times New Roman" w:hAnsi="Times New Roman" w:cs="Times New Roman"/>
+          <w:color w:val="00B050"/>
+          <w:lang w:val="es-ES_tradnl"/>
+        </w:rPr>
+        <w:t xml:space="preserve"> </w:t>
+      </w:r>
+      <w:r>
+        <w:rPr>
+          <w:rFonts w:ascii="Times New Roman" w:hAnsi="Times New Roman" w:cs="Times New Roman"/>
+          <w:lang w:val="es-ES_tradnl"/>
+        </w:rPr>
+        <w:t>sirve para abrir el Excel y leer sus celdas</w:t>
+      </w:r>
+    </w:p>
+    <w:p>
+      <w:pPr>
+        <w:rPr>
+          <w:rFonts w:ascii="Times New Roman" w:hAnsi="Times New Roman" w:cs="Times New Roman"/>
+          <w:lang w:val="es-ES_tradnl"/>
+        </w:rPr>
+      </w:pPr>
+      <w:r>
+        <w:rPr>
+          <w:rFonts w:ascii="Times New Roman" w:hAnsi="Times New Roman" w:cs="Times New Roman"/>
+          <w:lang w:val="es-ES_tradnl"/>
+        </w:rPr>
+        <w:t>Ahora creamos la clase Generador de certificados que es la fábrica de certificados a partir de archivos de Excel. Dentro de la clase definimos lo siguiente</w:t>
+      </w:r>
+      <w:r>
+        <w:rPr>
+          <w:rFonts w:ascii="Times New Roman" w:hAnsi="Times New Roman" w:cs="Times New Roman"/>
+          <w:lang w:val="es-ES_tradnl"/>
+        </w:rPr>
+        <w:t>s métodos:</w:t>
+      </w:r>
+    </w:p>
+    <w:p>
+      <w:pPr>
+        <w:rPr>
+          <w:rFonts w:ascii="Times New Roman" w:hAnsi="Times New Roman" w:cs="Times New Roman"/>
+          <w:color w:val="0070C0"/>
+          <w:lang w:val="es-ES_tradnl"/>
+        </w:rPr>
+      </w:pPr>
+      <w:proofErr w:type="spellStart"/>
+      <w:r>
+        <w:rPr>
+          <w:rFonts w:ascii="Times New Roman" w:hAnsi="Times New Roman" w:cs="Times New Roman"/>
+          <w:color w:val="0070C0"/>
+          <w:lang w:val="es-ES_tradnl"/>
+        </w:rPr>
+        <w:t>d</w:t>
+      </w:r>
+      <w:r>
+        <w:rPr>
+          <w:rFonts w:ascii="Times New Roman" w:hAnsi="Times New Roman" w:cs="Times New Roman"/>
+          <w:color w:val="0070C0"/>
+          <w:lang w:val="es-ES_tradnl"/>
+        </w:rPr>
+        <w:t>ef</w:t>
+      </w:r>
+      <w:proofErr w:type="spellEnd"/>
+      <w:r>
+        <w:rPr>
+          <w:rFonts w:ascii="Times New Roman" w:hAnsi="Times New Roman" w:cs="Times New Roman"/>
+          <w:color w:val="0070C0"/>
+          <w:lang w:val="es-ES_tradnl"/>
+        </w:rPr>
+        <w:t xml:space="preserve"> __</w:t>
+      </w:r>
+      <w:proofErr w:type="spellStart"/>
+      <w:r>
+        <w:rPr>
+          <w:rFonts w:ascii="Times New Roman" w:hAnsi="Times New Roman" w:cs="Times New Roman"/>
+          <w:color w:val="0070C0"/>
+          <w:lang w:val="es-ES_tradnl"/>
+        </w:rPr>
+        <w:t>init</w:t>
+      </w:r>
+      <w:proofErr w:type="spellEnd"/>
+      <w:r>
+        <w:rPr>
+          <w:rFonts w:ascii="Times New Roman" w:hAnsi="Times New Roman" w:cs="Times New Roman"/>
+          <w:color w:val="0070C0"/>
+          <w:lang w:val="es-ES_tradnl"/>
+        </w:rPr>
+        <w:t>__(</w:t>
+      </w:r>
+      <w:proofErr w:type="spellStart"/>
+      <w:r>
+        <w:rPr>
+          <w:rFonts w:ascii="Times New Roman" w:hAnsi="Times New Roman" w:cs="Times New Roman"/>
+          <w:color w:val="0070C0"/>
+          <w:lang w:val="es-ES_tradnl"/>
+        </w:rPr>
+        <w:t>self</w:t>
+      </w:r>
+      <w:proofErr w:type="spellEnd"/>
+      <w:r>
+        <w:rPr>
+          <w:rFonts w:ascii="Times New Roman" w:hAnsi="Times New Roman" w:cs="Times New Roman"/>
+          <w:color w:val="0070C0"/>
+          <w:lang w:val="es-ES_tradnl"/>
+        </w:rPr>
+        <w:t>)</w:t>
+      </w:r>
+      <w:r>
+        <w:rPr>
+          <w:rFonts w:ascii="Times New Roman" w:hAnsi="Times New Roman" w:cs="Times New Roman"/>
+          <w:color w:val="0070C0"/>
+          <w:lang w:val="es-ES_tradnl"/>
+        </w:rPr>
+        <w:t>:</w:t>
+      </w:r>
+    </w:p>
+    <w:p>
+      <w:pPr>
+        <w:rPr>
+          <w:rFonts w:ascii="Times New Roman" w:hAnsi="Times New Roman" w:cs="Times New Roman"/>
+          <w:lang w:val="es-ES_tradnl"/>
+        </w:rPr>
+      </w:pPr>
+      <w:proofErr w:type="spellStart"/>
+      <w:proofErr w:type="gramStart"/>
+      <w:r>
+        <w:rPr>
+          <w:rFonts w:ascii="Times New Roman" w:hAnsi="Times New Roman" w:cs="Times New Roman"/>
+          <w:color w:val="00B050"/>
+          <w:lang w:val="es-ES_tradnl"/>
+        </w:rPr>
+        <w:t>self.carpeta</w:t>
+      </w:r>
+      <w:proofErr w:type="spellEnd"/>
+      <w:proofErr w:type="gramEnd"/>
+      <w:r>
+        <w:rPr>
+          <w:rFonts w:ascii="Times New Roman" w:hAnsi="Times New Roman" w:cs="Times New Roman"/>
+          <w:lang w:val="es-ES_tradnl"/>
+        </w:rPr>
+        <w:t xml:space="preserve"> es la carpeta donde está este script</w:t>
+      </w:r>
+      <w:r>
+        <w:rPr>
+          <w:rFonts w:ascii="Times New Roman" w:hAnsi="Times New Roman" w:cs="Times New Roman"/>
+          <w:lang w:val="es-ES_tradnl"/>
+        </w:rPr>
+        <w:t>. _file_ es la ruta del propio archivo</w:t>
+      </w:r>
+    </w:p>
+    <w:p>
+      <w:pPr>
+        <w:rPr>
+          <w:rFonts w:ascii="Times New Roman" w:hAnsi="Times New Roman" w:cs="Times New Roman"/>
+          <w:lang w:val="es-ES_tradnl"/>
+        </w:rPr>
+      </w:pPr>
+      <w:proofErr w:type="spellStart"/>
+      <w:proofErr w:type="gramStart"/>
+      <w:r>
+        <w:rPr>
+          <w:rFonts w:ascii="Times New Roman" w:hAnsi="Times New Roman" w:cs="Times New Roman"/>
+          <w:color w:val="00B050"/>
+          <w:lang w:val="es-ES_tradnl"/>
+        </w:rPr>
+        <w:t>self.carpeta</w:t>
+      </w:r>
+      <w:proofErr w:type="gramEnd"/>
+      <w:r>
+        <w:rPr>
+          <w:rFonts w:ascii="Times New Roman" w:hAnsi="Times New Roman" w:cs="Times New Roman"/>
+          <w:color w:val="00B050"/>
+          <w:lang w:val="es-ES_tradnl"/>
+        </w:rPr>
+        <w:t>_salida</w:t>
+      </w:r>
+      <w:proofErr w:type="spellEnd"/>
+      <w:r>
+        <w:rPr>
+          <w:rFonts w:ascii="Times New Roman" w:hAnsi="Times New Roman" w:cs="Times New Roman"/>
+          <w:lang w:val="es-ES_tradnl"/>
+        </w:rPr>
+        <w:t xml:space="preserve"> es la misma carpeta más certificados_excel</w:t>
+      </w:r>
+      <w:r>
+        <w:rPr>
+          <w:rFonts w:ascii="Times New Roman" w:hAnsi="Times New Roman" w:cs="Times New Roman"/>
+          <w:lang w:val="es-ES_tradnl"/>
+        </w:rPr>
+        <w:t xml:space="preserve">. El / de </w:t>
+      </w:r>
+      <w:proofErr w:type="spellStart"/>
+      <w:r>
+        <w:rPr>
+          <w:rFonts w:ascii="Times New Roman" w:hAnsi="Times New Roman" w:cs="Times New Roman"/>
+          <w:lang w:val="es-ES_tradnl"/>
+        </w:rPr>
+        <w:t>path</w:t>
+      </w:r>
+      <w:proofErr w:type="spellEnd"/>
+      <w:r>
+        <w:rPr>
+          <w:rFonts w:ascii="Times New Roman" w:hAnsi="Times New Roman" w:cs="Times New Roman"/>
+          <w:lang w:val="es-ES_tradnl"/>
+        </w:rPr>
+        <w:t>, une carpetas</w:t>
+      </w:r>
+    </w:p>
+    <w:p>
+      <w:pPr>
+        <w:rPr>
+          <w:rFonts w:ascii="Times New Roman" w:hAnsi="Times New Roman" w:cs="Times New Roman"/>
+          <w:lang w:val="es-ES_tradnl"/>
+        </w:rPr>
+      </w:pPr>
+      <w:proofErr w:type="spellStart"/>
+      <w:r>
+        <w:rPr>
+          <w:rFonts w:ascii="Times New Roman" w:hAnsi="Times New Roman" w:cs="Times New Roman"/>
+          <w:color w:val="00B050"/>
+          <w:lang w:val="es-ES_tradnl"/>
+        </w:rPr>
+        <w:t>mkdir_exist_ok</w:t>
+      </w:r>
+      <w:proofErr w:type="spellEnd"/>
+      <w:r>
+        <w:rPr>
+          <w:rFonts w:ascii="Times New Roman" w:hAnsi="Times New Roman" w:cs="Times New Roman"/>
+          <w:color w:val="00B050"/>
+          <w:lang w:val="es-ES_tradnl"/>
+        </w:rPr>
+        <w:t xml:space="preserve"> = true</w:t>
+      </w:r>
+      <w:r>
+        <w:rPr>
+          <w:rFonts w:ascii="Times New Roman" w:hAnsi="Times New Roman" w:cs="Times New Roman"/>
+          <w:lang w:val="es-ES_tradnl"/>
+        </w:rPr>
+        <w:t xml:space="preserve"> crea la carpeta: Si ya </w:t>
+      </w:r>
+      <w:proofErr w:type="gramStart"/>
+      <w:r>
+        <w:rPr>
+          <w:rFonts w:ascii="Times New Roman" w:hAnsi="Times New Roman" w:cs="Times New Roman"/>
+          <w:lang w:val="es-ES_tradnl"/>
+        </w:rPr>
+        <w:t>existe ,</w:t>
+      </w:r>
+      <w:proofErr w:type="gramEnd"/>
+      <w:r>
+        <w:rPr>
+          <w:rFonts w:ascii="Times New Roman" w:hAnsi="Times New Roman" w:cs="Times New Roman"/>
+          <w:lang w:val="es-ES_tradnl"/>
+        </w:rPr>
+        <w:t xml:space="preserve"> no da error</w:t>
+      </w:r>
+    </w:p>
+    <w:p>
+      <w:pPr>
+        <w:rPr>
+          <w:rFonts w:ascii="Times New Roman" w:hAnsi="Times New Roman" w:cs="Times New Roman"/>
+          <w:lang w:val="es-ES_tradnl"/>
+        </w:rPr>
+      </w:pPr>
+      <w:r>
+        <w:rPr>
+          <w:rFonts w:ascii="Times New Roman" w:hAnsi="Times New Roman" w:cs="Times New Roman"/>
+          <w:lang w:val="es-ES_tradnl"/>
+        </w:rPr>
+        <w:t>Se guardan las rutas de tres fuentes Arial normal, negrita y cursi</w:t>
+      </w:r>
+      <w:r>
+        <w:rPr>
+          <w:rFonts w:ascii="Times New Roman" w:hAnsi="Times New Roman" w:cs="Times New Roman"/>
+          <w:lang w:val="es-ES_tradnl"/>
+        </w:rPr>
+        <w:t>va</w:t>
+      </w:r>
+    </w:p>
+    <w:p>
+      <w:pPr>
+        <w:rPr>
+          <w:rFonts w:ascii="Times New Roman" w:hAnsi="Times New Roman" w:cs="Times New Roman"/>
+          <w:lang w:val="es-ES_tradnl"/>
+        </w:rPr>
+      </w:pPr>
+      <w:r>
+        <w:rPr>
+          <w:rFonts w:ascii="Times New Roman" w:hAnsi="Times New Roman" w:cs="Times New Roman"/>
+          <w:lang w:val="es-ES_tradnl"/>
+        </w:rPr>
+        <w:lastRenderedPageBreak/>
+        <w:t xml:space="preserve">Se dejan vacíos nombre, curso y fecha que cada certificado los llena después </w:t>
+      </w:r>
+    </w:p>
+    <w:p>
+      <w:pPr>
+        <w:rPr>
+          <w:rFonts w:ascii="Times New Roman" w:hAnsi="Times New Roman" w:cs="Times New Roman"/>
+          <w:lang w:val="es-ES_tradnl"/>
+        </w:rPr>
+      </w:pPr>
+      <w:r>
+        <w:rPr>
+          <w:rFonts w:ascii="Times New Roman" w:hAnsi="Times New Roman" w:cs="Times New Roman"/>
+          <w:lang w:val="es-ES_tradnl"/>
+        </w:rPr>
+        <w:t xml:space="preserve">Ahora creamos el método para leer los </w:t>
+      </w:r>
+      <w:proofErr w:type="spellStart"/>
+      <w:r>
+        <w:rPr>
+          <w:rFonts w:ascii="Times New Roman" w:hAnsi="Times New Roman" w:cs="Times New Roman"/>
+          <w:lang w:val="es-ES_tradnl"/>
+        </w:rPr>
+        <w:t>PDFs</w:t>
+      </w:r>
+      <w:proofErr w:type="spellEnd"/>
+      <w:r>
+        <w:rPr>
+          <w:rFonts w:ascii="Times New Roman" w:hAnsi="Times New Roman" w:cs="Times New Roman"/>
+          <w:lang w:val="es-ES_tradnl"/>
+        </w:rPr>
+        <w:t>.</w:t>
+      </w:r>
+    </w:p>
+    <w:p>
+      <w:pPr>
+        <w:rPr>
+          <w:rFonts w:ascii="Times New Roman" w:hAnsi="Times New Roman" w:cs="Times New Roman"/>
+          <w:color w:val="00B050"/>
+          <w:lang w:val="es-ES_tradnl"/>
+        </w:rPr>
+      </w:pPr>
+      <w:proofErr w:type="spellStart"/>
+      <w:proofErr w:type="gramStart"/>
+      <w:r>
+        <w:rPr>
+          <w:rFonts w:ascii="Times New Roman" w:hAnsi="Times New Roman" w:cs="Times New Roman"/>
+          <w:color w:val="00B050"/>
+          <w:lang w:val="es-ES_tradnl"/>
+        </w:rPr>
+        <w:t>def</w:t>
+      </w:r>
+      <w:proofErr w:type="spellEnd"/>
+      <w:r>
+        <w:rPr>
+          <w:rFonts w:ascii="Times New Roman" w:hAnsi="Times New Roman" w:cs="Times New Roman"/>
+          <w:color w:val="00B050"/>
+          <w:lang w:val="es-ES_tradnl"/>
+        </w:rPr>
+        <w:t xml:space="preserve">  </w:t>
+      </w:r>
+      <w:proofErr w:type="spellStart"/>
+      <w:r>
+        <w:rPr>
+          <w:rFonts w:ascii="Times New Roman" w:hAnsi="Times New Roman" w:cs="Times New Roman"/>
+          <w:color w:val="00B050"/>
+          <w:lang w:val="es-ES_tradnl"/>
+        </w:rPr>
+        <w:t>leer</w:t>
+      </w:r>
+      <w:proofErr w:type="gramEnd"/>
+      <w:r>
+        <w:rPr>
+          <w:rFonts w:ascii="Times New Roman" w:hAnsi="Times New Roman" w:cs="Times New Roman"/>
+          <w:color w:val="00B050"/>
+          <w:lang w:val="es-ES_tradnl"/>
+        </w:rPr>
+        <w:t>_</w:t>
+      </w:r>
+      <w:proofErr w:type="gramStart"/>
+      <w:r>
+        <w:rPr>
+          <w:rFonts w:ascii="Times New Roman" w:hAnsi="Times New Roman" w:cs="Times New Roman"/>
+          <w:color w:val="00B050"/>
+          <w:lang w:val="es-ES_tradnl"/>
+        </w:rPr>
+        <w:t>excel</w:t>
+      </w:r>
+      <w:proofErr w:type="spellEnd"/>
+      <w:r>
+        <w:rPr>
+          <w:rFonts w:ascii="Times New Roman" w:hAnsi="Times New Roman" w:cs="Times New Roman"/>
+          <w:color w:val="00B050"/>
+          <w:lang w:val="es-ES_tradnl"/>
+        </w:rPr>
+        <w:t>(</w:t>
+      </w:r>
+      <w:proofErr w:type="spellStart"/>
+      <w:proofErr w:type="gramEnd"/>
+      <w:r>
+        <w:rPr>
+          <w:rFonts w:ascii="Times New Roman" w:hAnsi="Times New Roman" w:cs="Times New Roman"/>
+          <w:color w:val="00B050"/>
+          <w:lang w:val="es-ES_tradnl"/>
+        </w:rPr>
+        <w:t>self</w:t>
+      </w:r>
+      <w:proofErr w:type="spellEnd"/>
+      <w:r>
+        <w:rPr>
+          <w:rFonts w:ascii="Times New Roman" w:hAnsi="Times New Roman" w:cs="Times New Roman"/>
+          <w:color w:val="00B050"/>
+          <w:lang w:val="es-ES_tradnl"/>
+        </w:rPr>
+        <w:t xml:space="preserve">, </w:t>
+      </w:r>
+      <w:proofErr w:type="spellStart"/>
+      <w:r>
+        <w:rPr>
+          <w:rFonts w:ascii="Times New Roman" w:hAnsi="Times New Roman" w:cs="Times New Roman"/>
+          <w:color w:val="00B050"/>
+          <w:lang w:val="es-ES_tradnl"/>
+        </w:rPr>
+        <w:t>nombre_archivo</w:t>
+      </w:r>
+      <w:proofErr w:type="spellEnd"/>
+      <w:r>
+        <w:rPr>
+          <w:rFonts w:ascii="Times New Roman" w:hAnsi="Times New Roman" w:cs="Times New Roman"/>
+          <w:color w:val="00B050"/>
+          <w:lang w:val="es-ES_tradnl"/>
+        </w:rPr>
+        <w:t xml:space="preserve"> = “alumnos.xlsx”)</w:t>
+      </w:r>
+    </w:p>
+    <w:p>
+      <w:pPr>
+        <w:rPr>
+          <w:rFonts w:ascii="Times New Roman" w:hAnsi="Times New Roman" w:cs="Times New Roman"/>
+          <w:lang w:val="es-ES_tradnl"/>
+        </w:rPr>
+      </w:pPr>
+      <w:r>
+        <w:rPr>
+          <w:rFonts w:ascii="Times New Roman" w:hAnsi="Times New Roman" w:cs="Times New Roman"/>
+          <w:lang w:val="es-ES_tradnl"/>
+        </w:rPr>
+        <w:t xml:space="preserve">Este método abre el Excel y devuelve una lista de </w:t>
+      </w:r>
+      <w:proofErr w:type="gramStart"/>
+      <w:r>
+        <w:rPr>
+          <w:rFonts w:ascii="Times New Roman" w:hAnsi="Times New Roman" w:cs="Times New Roman"/>
+          <w:lang w:val="es-ES_tradnl"/>
+        </w:rPr>
+        <w:t xml:space="preserve">diccionarios </w:t>
+      </w:r>
+      <w:r>
+        <w:rPr>
+          <w:rFonts w:ascii="Times New Roman" w:hAnsi="Times New Roman" w:cs="Times New Roman"/>
+          <w:lang w:val="es-ES_tradnl"/>
+        </w:rPr>
+        <w:t>.</w:t>
+      </w:r>
+      <w:proofErr w:type="gramEnd"/>
+      <w:r>
+        <w:rPr>
+          <w:rFonts w:ascii="Times New Roman" w:hAnsi="Times New Roman" w:cs="Times New Roman"/>
+          <w:lang w:val="es-ES_tradnl"/>
+        </w:rPr>
+        <w:t xml:space="preserve"> Definimos la variable </w:t>
+      </w:r>
+      <w:r>
+        <w:rPr>
+          <w:rFonts w:ascii="Times New Roman" w:hAnsi="Times New Roman" w:cs="Times New Roman"/>
+          <w:color w:val="00B050"/>
+          <w:lang w:val="es-ES_tradnl"/>
+        </w:rPr>
+        <w:t>ruta</w:t>
+      </w:r>
+      <w:r>
+        <w:rPr>
+          <w:rFonts w:ascii="Times New Roman" w:hAnsi="Times New Roman" w:cs="Times New Roman"/>
+          <w:lang w:val="es-ES_tradnl"/>
+        </w:rPr>
+        <w:t xml:space="preserve"> que es igual a </w:t>
+      </w:r>
+      <w:proofErr w:type="spellStart"/>
+      <w:proofErr w:type="gramStart"/>
+      <w:r>
+        <w:rPr>
+          <w:rFonts w:ascii="Times New Roman" w:hAnsi="Times New Roman" w:cs="Times New Roman"/>
+          <w:color w:val="00B050"/>
+          <w:lang w:val="es-ES_tradnl"/>
+        </w:rPr>
+        <w:t>self.carpeta</w:t>
+      </w:r>
+      <w:proofErr w:type="spellEnd"/>
+      <w:proofErr w:type="gramEnd"/>
+      <w:r>
+        <w:rPr>
+          <w:rFonts w:ascii="Times New Roman" w:hAnsi="Times New Roman" w:cs="Times New Roman"/>
+          <w:color w:val="00B050"/>
+          <w:lang w:val="es-ES_tradnl"/>
+        </w:rPr>
+        <w:t xml:space="preserve"> / </w:t>
+      </w:r>
+      <w:proofErr w:type="spellStart"/>
+      <w:r>
+        <w:rPr>
+          <w:rFonts w:ascii="Times New Roman" w:hAnsi="Times New Roman" w:cs="Times New Roman"/>
+          <w:color w:val="00B050"/>
+          <w:lang w:val="es-ES_tradnl"/>
+        </w:rPr>
+        <w:t>nombre_archivo</w:t>
+      </w:r>
+      <w:proofErr w:type="spellEnd"/>
+      <w:r>
+        <w:rPr>
+          <w:rFonts w:ascii="Times New Roman" w:hAnsi="Times New Roman" w:cs="Times New Roman"/>
+          <w:color w:val="00B050"/>
+          <w:lang w:val="es-ES_tradnl"/>
+        </w:rPr>
+        <w:t xml:space="preserve">, </w:t>
+      </w:r>
+      <w:r>
+        <w:rPr>
+          <w:rFonts w:ascii="Times New Roman" w:hAnsi="Times New Roman" w:cs="Times New Roman"/>
+          <w:lang w:val="es-ES_tradnl"/>
+        </w:rPr>
+        <w:t>ponemos una condición que diga que si la ruta no existe nos arroje un</w:t>
+      </w:r>
+      <w:r>
+        <w:rPr>
+          <w:rFonts w:ascii="Times New Roman" w:hAnsi="Times New Roman" w:cs="Times New Roman"/>
+          <w:lang w:val="es-ES_tradnl"/>
+        </w:rPr>
+        <w:t xml:space="preserve"> mensaje </w:t>
+      </w:r>
+      <w:proofErr w:type="gramStart"/>
+      <w:r>
+        <w:rPr>
+          <w:rFonts w:ascii="Times New Roman" w:hAnsi="Times New Roman" w:cs="Times New Roman"/>
+          <w:lang w:val="es-ES_tradnl"/>
+        </w:rPr>
+        <w:t xml:space="preserve">de </w:t>
+      </w:r>
+      <w:r>
+        <w:rPr>
+          <w:rFonts w:ascii="Times New Roman" w:hAnsi="Times New Roman" w:cs="Times New Roman"/>
+          <w:lang w:val="es-ES_tradnl"/>
+        </w:rPr>
+        <w:t xml:space="preserve"> error</w:t>
+      </w:r>
+      <w:proofErr w:type="gramEnd"/>
+    </w:p>
+    <w:p>
+      <w:pPr>
+        <w:rPr>
+          <w:rFonts w:ascii="Times New Roman" w:hAnsi="Times New Roman" w:cs="Times New Roman"/>
+          <w:lang w:val="es-ES_tradnl"/>
+        </w:rPr>
+      </w:pPr>
+      <w:r>
+        <w:rPr>
+          <w:rFonts w:ascii="Times New Roman" w:hAnsi="Times New Roman" w:cs="Times New Roman"/>
+          <w:lang w:val="es-ES_tradnl"/>
+        </w:rPr>
+        <w:t xml:space="preserve">La variable </w:t>
+      </w:r>
+      <w:r>
+        <w:rPr>
+          <w:rFonts w:ascii="Times New Roman" w:hAnsi="Times New Roman" w:cs="Times New Roman"/>
+          <w:color w:val="00B050"/>
+          <w:lang w:val="es-ES_tradnl"/>
+        </w:rPr>
+        <w:t>libro</w:t>
+      </w:r>
+      <w:r>
+        <w:rPr>
+          <w:rFonts w:ascii="Times New Roman" w:hAnsi="Times New Roman" w:cs="Times New Roman"/>
+          <w:color w:val="00B050"/>
+          <w:lang w:val="es-ES_tradnl"/>
+        </w:rPr>
+        <w:t xml:space="preserve"> = </w:t>
+      </w:r>
+      <w:proofErr w:type="spellStart"/>
+      <w:r>
+        <w:rPr>
+          <w:rFonts w:ascii="Times New Roman" w:hAnsi="Times New Roman" w:cs="Times New Roman"/>
+          <w:color w:val="00B050"/>
+          <w:lang w:val="es-ES_tradnl"/>
+        </w:rPr>
+        <w:t>load_workbook</w:t>
+      </w:r>
+      <w:proofErr w:type="spellEnd"/>
+      <w:r>
+        <w:rPr>
+          <w:rFonts w:ascii="Times New Roman" w:hAnsi="Times New Roman" w:cs="Times New Roman"/>
+          <w:color w:val="00B050"/>
+          <w:lang w:val="es-ES_tradnl"/>
+        </w:rPr>
+        <w:t>(ruta)</w:t>
+      </w:r>
+      <w:r>
+        <w:rPr>
+          <w:rFonts w:ascii="Times New Roman" w:hAnsi="Times New Roman" w:cs="Times New Roman"/>
+          <w:color w:val="00B050"/>
+          <w:lang w:val="es-ES_tradnl"/>
+        </w:rPr>
+        <w:t xml:space="preserve"> </w:t>
+      </w:r>
+      <w:r>
+        <w:rPr>
+          <w:rFonts w:ascii="Times New Roman" w:hAnsi="Times New Roman" w:cs="Times New Roman"/>
+          <w:lang w:val="es-ES_tradnl"/>
+        </w:rPr>
+        <w:t xml:space="preserve">abre el libro y la variable </w:t>
+      </w:r>
+      <w:r>
+        <w:rPr>
+          <w:rFonts w:ascii="Times New Roman" w:hAnsi="Times New Roman" w:cs="Times New Roman"/>
+          <w:color w:val="00B050"/>
+          <w:lang w:val="es-ES_tradnl"/>
+        </w:rPr>
+        <w:t xml:space="preserve">hoja = </w:t>
+      </w:r>
+      <w:proofErr w:type="spellStart"/>
+      <w:proofErr w:type="gramStart"/>
+      <w:r>
+        <w:rPr>
+          <w:rFonts w:ascii="Times New Roman" w:hAnsi="Times New Roman" w:cs="Times New Roman"/>
+          <w:color w:val="00B050"/>
+          <w:lang w:val="es-ES_tradnl"/>
+        </w:rPr>
+        <w:t>libro.active</w:t>
+      </w:r>
+      <w:proofErr w:type="spellEnd"/>
+      <w:proofErr w:type="gramEnd"/>
+      <w:r>
+        <w:rPr>
+          <w:rFonts w:ascii="Times New Roman" w:hAnsi="Times New Roman" w:cs="Times New Roman"/>
+          <w:lang w:val="es-ES_tradnl"/>
+        </w:rPr>
+        <w:t xml:space="preserve">, </w:t>
+      </w:r>
+      <w:r>
+        <w:rPr>
+          <w:rFonts w:ascii="Times New Roman" w:hAnsi="Times New Roman" w:cs="Times New Roman"/>
+          <w:lang w:val="es-ES_tradnl"/>
+        </w:rPr>
+        <w:t xml:space="preserve">abre </w:t>
+      </w:r>
+      <w:r>
+        <w:rPr>
+          <w:rFonts w:ascii="Times New Roman" w:hAnsi="Times New Roman" w:cs="Times New Roman"/>
+          <w:lang w:val="es-ES_tradnl"/>
+        </w:rPr>
+        <w:t>la primera hoja.</w:t>
+      </w:r>
+    </w:p>
+    <w:p>
+      <w:pPr>
+        <w:rPr>
+          <w:rFonts w:ascii="Times New Roman" w:hAnsi="Times New Roman" w:cs="Times New Roman"/>
+          <w:lang w:val="es-ES_tradnl"/>
+        </w:rPr>
+      </w:pPr>
+      <w:r>
+        <w:rPr>
+          <w:rFonts w:ascii="Times New Roman" w:hAnsi="Times New Roman" w:cs="Times New Roman"/>
+          <w:lang w:val="es-ES_tradnl"/>
+        </w:rPr>
+        <w:t xml:space="preserve">Vamos a buscar los encabezados y las columnas nombre y curso. </w:t>
+      </w:r>
+      <w:r>
+        <w:rPr>
+          <w:rFonts w:ascii="Times New Roman" w:hAnsi="Times New Roman" w:cs="Times New Roman"/>
+          <w:lang w:val="es-ES_tradnl"/>
+        </w:rPr>
+        <w:t xml:space="preserve">Creamos la variable </w:t>
+      </w:r>
+      <w:r>
+        <w:rPr>
+          <w:rFonts w:ascii="Times New Roman" w:hAnsi="Times New Roman" w:cs="Times New Roman"/>
+          <w:color w:val="00B050"/>
+          <w:lang w:val="es-ES_tradnl"/>
+        </w:rPr>
+        <w:t>encabezados</w:t>
+      </w:r>
+      <w:r>
+        <w:rPr>
+          <w:rFonts w:ascii="Times New Roman" w:hAnsi="Times New Roman" w:cs="Times New Roman"/>
+          <w:color w:val="00B050"/>
+          <w:lang w:val="es-ES_tradnl"/>
+        </w:rPr>
+        <w:t xml:space="preserve"> = [</w:t>
+      </w:r>
+      <w:proofErr w:type="spellStart"/>
+      <w:r>
+        <w:rPr>
+          <w:rFonts w:ascii="Times New Roman" w:hAnsi="Times New Roman" w:cs="Times New Roman"/>
+          <w:color w:val="00B050"/>
+          <w:lang w:val="es-ES_tradnl"/>
+        </w:rPr>
+        <w:t>celda.value</w:t>
+      </w:r>
+      <w:proofErr w:type="spellEnd"/>
+      <w:r>
+        <w:rPr>
+          <w:rFonts w:ascii="Times New Roman" w:hAnsi="Times New Roman" w:cs="Times New Roman"/>
+          <w:color w:val="00B050"/>
+          <w:lang w:val="es-ES_tradnl"/>
+        </w:rPr>
+        <w:t xml:space="preserve"> </w:t>
+      </w:r>
+      <w:proofErr w:type="spellStart"/>
+      <w:r>
+        <w:rPr>
+          <w:rFonts w:ascii="Times New Roman" w:hAnsi="Times New Roman" w:cs="Times New Roman"/>
+          <w:color w:val="00B050"/>
+          <w:lang w:val="es-ES_tradnl"/>
+        </w:rPr>
+        <w:t>for</w:t>
+      </w:r>
+      <w:proofErr w:type="spellEnd"/>
+      <w:r>
+        <w:rPr>
+          <w:rFonts w:ascii="Times New Roman" w:hAnsi="Times New Roman" w:cs="Times New Roman"/>
+          <w:color w:val="00B050"/>
+          <w:lang w:val="es-ES_tradnl"/>
+        </w:rPr>
+        <w:t xml:space="preserve"> celda in </w:t>
+      </w:r>
+      <w:proofErr w:type="gramStart"/>
+      <w:r>
+        <w:rPr>
+          <w:rFonts w:ascii="Times New Roman" w:hAnsi="Times New Roman" w:cs="Times New Roman"/>
+          <w:color w:val="00B050"/>
+          <w:lang w:val="es-ES_tradnl"/>
+        </w:rPr>
+        <w:t>hoja[</w:t>
+      </w:r>
+      <w:proofErr w:type="gramEnd"/>
+      <w:r>
+        <w:rPr>
+          <w:rFonts w:ascii="Times New Roman" w:hAnsi="Times New Roman" w:cs="Times New Roman"/>
+          <w:color w:val="00B050"/>
+          <w:lang w:val="es-ES_tradnl"/>
+        </w:rPr>
+        <w:t>1]]</w:t>
+      </w:r>
+      <w:r>
+        <w:rPr>
+          <w:rFonts w:ascii="Times New Roman" w:hAnsi="Times New Roman" w:cs="Times New Roman"/>
+          <w:color w:val="00B050"/>
+          <w:lang w:val="es-ES_tradnl"/>
+        </w:rPr>
+        <w:t xml:space="preserve"> </w:t>
+      </w:r>
+      <w:r>
+        <w:rPr>
+          <w:rFonts w:ascii="Times New Roman" w:hAnsi="Times New Roman" w:cs="Times New Roman"/>
+          <w:lang w:val="es-ES_tradnl"/>
+        </w:rPr>
+        <w:t>que será la que lee la fila 1 y normaliza los títulos, quita espacios y permite que mayúscula y minúscula se lean igual</w:t>
+      </w:r>
+      <w:r>
+        <w:rPr>
+          <w:rFonts w:ascii="Times New Roman" w:hAnsi="Times New Roman" w:cs="Times New Roman"/>
+          <w:lang w:val="es-ES_tradnl"/>
+        </w:rPr>
+        <w:t>.</w:t>
+      </w:r>
+    </w:p>
+    <w:p>
+      <w:pPr>
+        <w:rPr>
+          <w:rFonts w:ascii="Times New Roman" w:hAnsi="Times New Roman" w:cs="Times New Roman"/>
+          <w:color w:val="00B050"/>
+          <w:lang w:val="es-ES_tradnl"/>
+        </w:rPr>
+      </w:pPr>
+      <w:r>
+        <w:rPr>
+          <w:rFonts w:ascii="Times New Roman" w:hAnsi="Times New Roman" w:cs="Times New Roman"/>
+          <w:lang w:val="es-ES_tradnl"/>
+        </w:rPr>
+        <w:t xml:space="preserve">Creamos la variable </w:t>
+      </w:r>
+      <w:proofErr w:type="spellStart"/>
+      <w:r>
+        <w:rPr>
+          <w:rFonts w:ascii="Times New Roman" w:hAnsi="Times New Roman" w:cs="Times New Roman"/>
+          <w:color w:val="00B050"/>
+          <w:lang w:val="es-ES_tradnl"/>
+        </w:rPr>
+        <w:t>encabezados_norm</w:t>
+      </w:r>
+      <w:proofErr w:type="spellEnd"/>
+      <w:r>
+        <w:rPr>
+          <w:rFonts w:ascii="Times New Roman" w:hAnsi="Times New Roman" w:cs="Times New Roman"/>
+          <w:color w:val="00B050"/>
+          <w:lang w:val="es-ES_tradnl"/>
+        </w:rPr>
+        <w:t xml:space="preserve"> = [(h </w:t>
+      </w:r>
+      <w:proofErr w:type="spellStart"/>
+      <w:r>
+        <w:rPr>
+          <w:rFonts w:ascii="Times New Roman" w:hAnsi="Times New Roman" w:cs="Times New Roman"/>
+          <w:color w:val="00B050"/>
+          <w:lang w:val="es-ES_tradnl"/>
+        </w:rPr>
+        <w:t>or</w:t>
+      </w:r>
+      <w:proofErr w:type="spellEnd"/>
+      <w:r>
+        <w:rPr>
+          <w:rFonts w:ascii="Times New Roman" w:hAnsi="Times New Roman" w:cs="Times New Roman"/>
+          <w:color w:val="00B050"/>
+          <w:lang w:val="es-ES_tradnl"/>
+        </w:rPr>
+        <w:t xml:space="preserve"> “”</w:t>
+      </w:r>
+      <w:proofErr w:type="gramStart"/>
+      <w:r>
+        <w:rPr>
+          <w:rFonts w:ascii="Times New Roman" w:hAnsi="Times New Roman" w:cs="Times New Roman"/>
+          <w:color w:val="00B050"/>
+          <w:lang w:val="es-ES_tradnl"/>
+        </w:rPr>
+        <w:t>).</w:t>
+      </w:r>
+      <w:proofErr w:type="spellStart"/>
+      <w:r>
+        <w:rPr>
+          <w:rFonts w:ascii="Times New Roman" w:hAnsi="Times New Roman" w:cs="Times New Roman"/>
+          <w:color w:val="00B050"/>
+          <w:lang w:val="es-ES_tradnl"/>
+        </w:rPr>
+        <w:t>strip</w:t>
+      </w:r>
+      <w:proofErr w:type="spellEnd"/>
+      <w:r>
+        <w:rPr>
+          <w:rFonts w:ascii="Times New Roman" w:hAnsi="Times New Roman" w:cs="Times New Roman"/>
+          <w:color w:val="00B050"/>
+          <w:lang w:val="es-ES_tradnl"/>
+        </w:rPr>
+        <w:t>( )</w:t>
+      </w:r>
+      <w:proofErr w:type="gramEnd"/>
+      <w:r>
+        <w:rPr>
+          <w:rFonts w:ascii="Times New Roman" w:hAnsi="Times New Roman" w:cs="Times New Roman"/>
+          <w:color w:val="00B050"/>
+          <w:lang w:val="es-ES_tradnl"/>
+        </w:rPr>
+        <w:t xml:space="preserve">. </w:t>
+      </w:r>
+      <w:proofErr w:type="gramStart"/>
+      <w:r>
+        <w:rPr>
+          <w:rFonts w:ascii="Times New Roman" w:hAnsi="Times New Roman" w:cs="Times New Roman"/>
+          <w:color w:val="00B050"/>
+          <w:lang w:val="es-ES_tradnl"/>
+        </w:rPr>
+        <w:t>Lower( )</w:t>
+      </w:r>
+      <w:proofErr w:type="gramEnd"/>
+      <w:r>
+        <w:rPr>
+          <w:rFonts w:ascii="Times New Roman" w:hAnsi="Times New Roman" w:cs="Times New Roman"/>
+          <w:color w:val="00B050"/>
+          <w:lang w:val="es-ES_tradnl"/>
+        </w:rPr>
+        <w:t xml:space="preserve"> </w:t>
+      </w:r>
+      <w:proofErr w:type="spellStart"/>
+      <w:r>
+        <w:rPr>
+          <w:rFonts w:ascii="Times New Roman" w:hAnsi="Times New Roman" w:cs="Times New Roman"/>
+          <w:color w:val="00B050"/>
+          <w:lang w:val="es-ES_tradnl"/>
+        </w:rPr>
+        <w:t>for</w:t>
+      </w:r>
+      <w:proofErr w:type="spellEnd"/>
+      <w:r>
+        <w:rPr>
+          <w:rFonts w:ascii="Times New Roman" w:hAnsi="Times New Roman" w:cs="Times New Roman"/>
+          <w:color w:val="00B050"/>
+          <w:lang w:val="es-ES_tradnl"/>
+        </w:rPr>
+        <w:t xml:space="preserve"> h in encabezados]</w:t>
+      </w:r>
+    </w:p>
+    <w:p>
+      <w:pPr>
+        <w:rPr>
+          <w:rFonts w:ascii="Times New Roman" w:hAnsi="Times New Roman" w:cs="Times New Roman"/>
+          <w:lang w:val="es-ES_tradnl"/>
+        </w:rPr>
+      </w:pPr>
+      <w:r>
+        <w:rPr>
+          <w:rFonts w:ascii="Times New Roman" w:hAnsi="Times New Roman" w:cs="Times New Roman"/>
+          <w:lang w:val="es-ES_tradnl"/>
+        </w:rPr>
+        <w:t xml:space="preserve">Ejecutamos con </w:t>
+      </w:r>
+      <w:r>
+        <w:rPr>
+          <w:rFonts w:ascii="Times New Roman" w:hAnsi="Times New Roman" w:cs="Times New Roman"/>
+          <w:color w:val="00B050"/>
+          <w:lang w:val="es-ES_tradnl"/>
+        </w:rPr>
+        <w:t>try</w:t>
+      </w:r>
+      <w:r>
+        <w:rPr>
+          <w:rFonts w:ascii="Times New Roman" w:hAnsi="Times New Roman" w:cs="Times New Roman"/>
+          <w:color w:val="00B050"/>
+          <w:lang w:val="es-ES_tradnl"/>
+        </w:rPr>
+        <w:t xml:space="preserve"> </w:t>
+      </w:r>
+      <w:r>
+        <w:rPr>
+          <w:rFonts w:ascii="Times New Roman" w:hAnsi="Times New Roman" w:cs="Times New Roman"/>
+          <w:lang w:val="es-ES_tradnl"/>
+        </w:rPr>
+        <w:t xml:space="preserve">para intentar ejecutar un bloque de código que puede generar un error permitiendo capturarlo con </w:t>
+      </w:r>
+      <w:proofErr w:type="spellStart"/>
+      <w:proofErr w:type="gramStart"/>
+      <w:r>
+        <w:rPr>
+          <w:rFonts w:ascii="Times New Roman" w:hAnsi="Times New Roman" w:cs="Times New Roman"/>
+          <w:color w:val="00B050"/>
+          <w:lang w:val="es-ES_tradnl"/>
+        </w:rPr>
+        <w:t>except</w:t>
+      </w:r>
+      <w:proofErr w:type="spellEnd"/>
+      <w:r>
+        <w:rPr>
+          <w:rFonts w:ascii="Times New Roman" w:hAnsi="Times New Roman" w:cs="Times New Roman"/>
+          <w:color w:val="00B050"/>
+          <w:lang w:val="es-ES_tradnl"/>
+        </w:rPr>
+        <w:t xml:space="preserve"> </w:t>
+      </w:r>
+      <w:r>
+        <w:rPr>
+          <w:rFonts w:ascii="Times New Roman" w:hAnsi="Times New Roman" w:cs="Times New Roman"/>
+          <w:lang w:val="es-ES_tradnl"/>
+        </w:rPr>
+        <w:t xml:space="preserve"> para</w:t>
+      </w:r>
+      <w:proofErr w:type="gramEnd"/>
+      <w:r>
+        <w:rPr>
+          <w:rFonts w:ascii="Times New Roman" w:hAnsi="Times New Roman" w:cs="Times New Roman"/>
+          <w:lang w:val="es-ES_tradnl"/>
+        </w:rPr>
+        <w:t xml:space="preserve"> que el programa no se detenga.</w:t>
+      </w:r>
+    </w:p>
+    <w:p>
+      <w:pPr>
+        <w:rPr>
+          <w:rFonts w:ascii="Times New Roman" w:hAnsi="Times New Roman" w:cs="Times New Roman"/>
+          <w:color w:val="00B050"/>
+          <w:lang w:val="es-ES_tradnl"/>
+        </w:rPr>
+      </w:pPr>
+      <w:r>
+        <w:rPr>
+          <w:rFonts w:ascii="Times New Roman" w:hAnsi="Times New Roman" w:cs="Times New Roman"/>
+          <w:lang w:val="es-ES_tradnl"/>
+        </w:rPr>
+        <w:t xml:space="preserve">Creamos la lista vacía alumnos </w:t>
+      </w:r>
+      <w:proofErr w:type="spellStart"/>
+      <w:r>
+        <w:rPr>
+          <w:rFonts w:ascii="Times New Roman" w:hAnsi="Times New Roman" w:cs="Times New Roman"/>
+          <w:color w:val="00B050"/>
+          <w:lang w:val="es-ES_tradnl"/>
+        </w:rPr>
+        <w:t>alumnos</w:t>
+      </w:r>
+      <w:proofErr w:type="spellEnd"/>
+      <w:r>
+        <w:rPr>
+          <w:rFonts w:ascii="Times New Roman" w:hAnsi="Times New Roman" w:cs="Times New Roman"/>
+          <w:color w:val="00B050"/>
+          <w:lang w:val="es-ES_tradnl"/>
+        </w:rPr>
+        <w:t xml:space="preserve"> </w:t>
+      </w:r>
+      <w:proofErr w:type="gramStart"/>
+      <w:r>
+        <w:rPr>
+          <w:rFonts w:ascii="Times New Roman" w:hAnsi="Times New Roman" w:cs="Times New Roman"/>
+          <w:color w:val="00B050"/>
+          <w:lang w:val="es-ES_tradnl"/>
+        </w:rPr>
+        <w:t>[</w:t>
+      </w:r>
+      <w:r>
+        <w:rPr>
+          <w:rFonts w:ascii="Times New Roman" w:hAnsi="Times New Roman" w:cs="Times New Roman"/>
+          <w:color w:val="00B050"/>
+          <w:lang w:val="es-ES_tradnl"/>
+        </w:rPr>
+        <w:t xml:space="preserve"> </w:t>
+      </w:r>
+      <w:r>
+        <w:rPr>
+          <w:rFonts w:ascii="Times New Roman" w:hAnsi="Times New Roman" w:cs="Times New Roman"/>
+          <w:color w:val="00B050"/>
+          <w:lang w:val="es-ES_tradnl"/>
+        </w:rPr>
+        <w:t>]</w:t>
+      </w:r>
+      <w:proofErr w:type="gramEnd"/>
+      <w:r>
+        <w:rPr>
+          <w:rFonts w:ascii="Times New Roman" w:hAnsi="Times New Roman" w:cs="Times New Roman"/>
+          <w:color w:val="00B050"/>
+          <w:lang w:val="es-ES_tradnl"/>
+        </w:rPr>
+        <w:t xml:space="preserve"> </w:t>
+      </w:r>
+      <w:r>
+        <w:rPr>
+          <w:rFonts w:ascii="Times New Roman" w:hAnsi="Times New Roman" w:cs="Times New Roman"/>
+          <w:color w:val="00B050"/>
+          <w:lang w:val="es-ES_tradnl"/>
+        </w:rPr>
+        <w:t xml:space="preserve">. </w:t>
+      </w:r>
+      <w:r>
+        <w:rPr>
+          <w:rFonts w:ascii="Times New Roman" w:hAnsi="Times New Roman" w:cs="Times New Roman"/>
+          <w:lang w:val="es-ES_tradnl"/>
+        </w:rPr>
+        <w:t xml:space="preserve">Creamos un ciclo </w:t>
+      </w:r>
+      <w:proofErr w:type="spellStart"/>
+      <w:r>
+        <w:rPr>
+          <w:rFonts w:ascii="Times New Roman" w:hAnsi="Times New Roman" w:cs="Times New Roman"/>
+          <w:color w:val="00B050"/>
+          <w:lang w:val="es-ES_tradnl"/>
+        </w:rPr>
+        <w:t>for</w:t>
+      </w:r>
+      <w:proofErr w:type="spellEnd"/>
+      <w:r>
+        <w:rPr>
+          <w:rFonts w:ascii="Times New Roman" w:hAnsi="Times New Roman" w:cs="Times New Roman"/>
+          <w:color w:val="00B050"/>
+          <w:lang w:val="es-ES_tradnl"/>
+        </w:rPr>
+        <w:t xml:space="preserve"> </w:t>
+      </w:r>
+      <w:r>
+        <w:rPr>
+          <w:rFonts w:ascii="Times New Roman" w:hAnsi="Times New Roman" w:cs="Times New Roman"/>
+          <w:lang w:val="es-ES_tradnl"/>
+        </w:rPr>
+        <w:t>para que busque en qué columna está nombre y curso. Index devuelve la posición empezando en cero y se le suma uno por</w:t>
+      </w:r>
+      <w:r>
+        <w:rPr>
+          <w:rFonts w:ascii="Times New Roman" w:hAnsi="Times New Roman" w:cs="Times New Roman"/>
+          <w:lang w:val="es-ES_tradnl"/>
+        </w:rPr>
+        <w:t>que</w:t>
+      </w:r>
+      <w:r>
+        <w:rPr>
+          <w:rFonts w:ascii="Times New Roman" w:hAnsi="Times New Roman" w:cs="Times New Roman"/>
+          <w:lang w:val="es-ES_tradnl"/>
+        </w:rPr>
+        <w:t xml:space="preserve"> </w:t>
+      </w:r>
+      <w:proofErr w:type="spellStart"/>
+      <w:r>
+        <w:rPr>
+          <w:rFonts w:ascii="Times New Roman" w:hAnsi="Times New Roman" w:cs="Times New Roman"/>
+          <w:color w:val="00B050"/>
+          <w:lang w:val="es-ES_tradnl"/>
+        </w:rPr>
+        <w:t>openpyxl</w:t>
+      </w:r>
+      <w:proofErr w:type="spellEnd"/>
+      <w:r>
+        <w:rPr>
+          <w:rFonts w:ascii="Times New Roman" w:hAnsi="Times New Roman" w:cs="Times New Roman"/>
+          <w:lang w:val="es-ES_tradnl"/>
+        </w:rPr>
+        <w:t xml:space="preserve"> numera las columnas desde uno, si falta alguna columna, lanza </w:t>
+      </w:r>
+      <w:proofErr w:type="spellStart"/>
+      <w:r>
+        <w:rPr>
+          <w:rFonts w:ascii="Times New Roman" w:hAnsi="Times New Roman" w:cs="Times New Roman"/>
+          <w:color w:val="00B050"/>
+          <w:lang w:val="es-ES_tradnl"/>
+        </w:rPr>
+        <w:t>ValueError</w:t>
+      </w:r>
+      <w:proofErr w:type="spellEnd"/>
+      <w:r>
+        <w:rPr>
+          <w:rFonts w:ascii="Times New Roman" w:hAnsi="Times New Roman" w:cs="Times New Roman"/>
+          <w:color w:val="00B050"/>
+          <w:lang w:val="es-ES_tradnl"/>
+        </w:rPr>
+        <w:t>.</w:t>
+      </w:r>
+    </w:p>
+    <w:p>
+      <w:pPr>
+        <w:rPr>
+          <w:rFonts w:ascii="Times New Roman" w:hAnsi="Times New Roman" w:cs="Times New Roman"/>
+          <w:lang w:val="es-ES_tradnl"/>
+        </w:rPr>
+      </w:pPr>
+      <w:r>
+        <w:rPr>
+          <w:rFonts w:ascii="Times New Roman" w:hAnsi="Times New Roman" w:cs="Times New Roman"/>
+          <w:lang w:val="es-ES_tradnl"/>
+        </w:rPr>
+        <w:t xml:space="preserve">Recorre desde la fila dos hasta </w:t>
+      </w:r>
+      <w:proofErr w:type="spellStart"/>
+      <w:r>
+        <w:rPr>
+          <w:rFonts w:ascii="Times New Roman" w:hAnsi="Times New Roman" w:cs="Times New Roman"/>
+          <w:color w:val="00B050"/>
+          <w:lang w:val="es-ES_tradnl"/>
+        </w:rPr>
+        <w:t>hoja.max_row</w:t>
+      </w:r>
+      <w:proofErr w:type="spellEnd"/>
+      <w:r>
+        <w:rPr>
+          <w:rFonts w:ascii="Times New Roman" w:hAnsi="Times New Roman" w:cs="Times New Roman"/>
+          <w:color w:val="00B050"/>
+          <w:lang w:val="es-ES_tradnl"/>
+        </w:rPr>
+        <w:t xml:space="preserve"> </w:t>
+      </w:r>
+    </w:p>
+    <w:p>
+      <w:pPr>
+        <w:rPr>
+          <w:rFonts w:ascii="Times New Roman" w:hAnsi="Times New Roman" w:cs="Times New Roman"/>
+          <w:lang w:val="es-ES_tradnl"/>
+        </w:rPr>
+      </w:pPr>
+      <w:r>
+        <w:rPr>
+          <w:rFonts w:ascii="Times New Roman" w:hAnsi="Times New Roman" w:cs="Times New Roman"/>
+          <w:lang w:val="es-ES_tradnl"/>
+        </w:rPr>
+        <w:t xml:space="preserve">Si una fila no tiene nombre ni curso, la salta con </w:t>
+      </w:r>
+      <w:r>
+        <w:rPr>
+          <w:rFonts w:ascii="Times New Roman" w:hAnsi="Times New Roman" w:cs="Times New Roman"/>
+          <w:color w:val="00B050"/>
+          <w:lang w:val="es-ES_tradnl"/>
+        </w:rPr>
+        <w:t>continue</w:t>
+      </w:r>
+      <w:r>
+        <w:rPr>
+          <w:rFonts w:ascii="Times New Roman" w:hAnsi="Times New Roman" w:cs="Times New Roman"/>
+          <w:color w:val="00B050"/>
+          <w:lang w:val="es-ES_tradnl"/>
+        </w:rPr>
+        <w:t xml:space="preserve"> </w:t>
+      </w:r>
+    </w:p>
+    <w:p>
+      <w:pPr>
+        <w:rPr>
+          <w:rFonts w:ascii="Times New Roman" w:hAnsi="Times New Roman" w:cs="Times New Roman"/>
+          <w:color w:val="00B050"/>
+          <w:lang w:val="es-ES_tradnl"/>
+        </w:rPr>
+      </w:pPr>
+      <w:r>
+        <w:rPr>
+          <w:rFonts w:ascii="Times New Roman" w:hAnsi="Times New Roman" w:cs="Times New Roman"/>
+          <w:lang w:val="es-ES_tradnl"/>
+        </w:rPr>
+        <w:t xml:space="preserve">Si tiene datos, los mete en un diccionario y los añade a la lista de </w:t>
+      </w:r>
+      <w:r>
+        <w:rPr>
+          <w:rFonts w:ascii="Times New Roman" w:hAnsi="Times New Roman" w:cs="Times New Roman"/>
+          <w:color w:val="00B050"/>
+          <w:lang w:val="es-ES_tradnl"/>
+        </w:rPr>
+        <w:t>alumnos</w:t>
+      </w:r>
+    </w:p>
+    <w:p>
+      <w:pPr>
+        <w:rPr>
+          <w:rFonts w:ascii="Times New Roman" w:hAnsi="Times New Roman" w:cs="Times New Roman"/>
+          <w:color w:val="00B050"/>
+          <w:lang w:val="es-ES_tradnl"/>
+        </w:rPr>
+      </w:pPr>
+      <w:r>
+        <w:rPr>
+          <w:rFonts w:ascii="Times New Roman" w:hAnsi="Times New Roman" w:cs="Times New Roman"/>
+          <w:lang w:val="es-ES_tradnl"/>
+        </w:rPr>
+        <w:t xml:space="preserve">Al final devuelve esa lista con </w:t>
+      </w:r>
+      <w:proofErr w:type="spellStart"/>
+      <w:r>
+        <w:rPr>
+          <w:rFonts w:ascii="Times New Roman" w:hAnsi="Times New Roman" w:cs="Times New Roman"/>
+          <w:color w:val="00B050"/>
+          <w:lang w:val="es-ES_tradnl"/>
+        </w:rPr>
+        <w:t>return</w:t>
+      </w:r>
+      <w:proofErr w:type="spellEnd"/>
+      <w:r>
+        <w:rPr>
+          <w:rFonts w:ascii="Times New Roman" w:hAnsi="Times New Roman" w:cs="Times New Roman"/>
+          <w:color w:val="00B050"/>
+          <w:lang w:val="es-ES_tradnl"/>
+        </w:rPr>
+        <w:t>.</w:t>
+      </w:r>
+    </w:p>
+    <w:p>
+      <w:pPr>
+        <w:rPr>
+          <w:rFonts w:ascii="Times New Roman" w:hAnsi="Times New Roman" w:cs="Times New Roman"/>
+          <w:color w:val="00B050"/>
+          <w:lang w:val="es-ES_tradnl"/>
+        </w:rPr>
+      </w:pPr>
+      <w:r>
+        <w:rPr>
+          <w:rFonts w:ascii="Times New Roman" w:hAnsi="Times New Roman" w:cs="Times New Roman"/>
+          <w:lang w:val="es-ES_tradnl"/>
+        </w:rPr>
+        <w:t>Ahora creamos el método para crear los PDF</w:t>
+      </w:r>
+      <w:proofErr w:type="spellStart"/>
+      <w:r>
+        <w:rPr>
+          <w:rFonts w:ascii="Times New Roman" w:hAnsi="Times New Roman" w:cs="Times New Roman"/>
+          <w:lang w:val="es-ES_tradnl"/>
+        </w:rPr>
+        <w:t>s</w:t>
+      </w:r>
+      <w:proofErr w:type="spellEnd"/>
+      <w:r>
+        <w:rPr>
+          <w:rFonts w:ascii="Times New Roman" w:hAnsi="Times New Roman" w:cs="Times New Roman"/>
+          <w:lang w:val="es-ES_tradnl"/>
+        </w:rPr>
+        <w:t xml:space="preserve">. </w:t>
+      </w:r>
+      <w:r>
+        <w:rPr>
+          <w:rFonts w:ascii="Times New Roman" w:hAnsi="Times New Roman" w:cs="Times New Roman"/>
+          <w:lang w:val="es-ES_tradnl"/>
+        </w:rPr>
+        <w:t xml:space="preserve">Lo configuramos, añadimos la hoja y devolvemos el PDF con </w:t>
+      </w:r>
+      <w:proofErr w:type="spellStart"/>
+      <w:r>
+        <w:rPr>
+          <w:rFonts w:ascii="Times New Roman" w:hAnsi="Times New Roman" w:cs="Times New Roman"/>
+          <w:color w:val="00B050"/>
+          <w:lang w:val="es-ES_tradnl"/>
+        </w:rPr>
+        <w:t>return</w:t>
+      </w:r>
+      <w:proofErr w:type="spellEnd"/>
+      <w:r>
+        <w:rPr>
+          <w:rFonts w:ascii="Times New Roman" w:hAnsi="Times New Roman" w:cs="Times New Roman"/>
+          <w:color w:val="00B050"/>
+          <w:lang w:val="es-ES_tradnl"/>
+        </w:rPr>
+        <w:t xml:space="preserve"> </w:t>
+      </w:r>
+      <w:proofErr w:type="spellStart"/>
+      <w:r>
+        <w:rPr>
+          <w:rFonts w:ascii="Times New Roman" w:hAnsi="Times New Roman" w:cs="Times New Roman"/>
+          <w:color w:val="00B050"/>
+          <w:lang w:val="es-ES_tradnl"/>
+        </w:rPr>
+        <w:t>pdf</w:t>
+      </w:r>
+      <w:proofErr w:type="spellEnd"/>
+      <w:r>
+        <w:rPr>
+          <w:rFonts w:ascii="Times New Roman" w:hAnsi="Times New Roman" w:cs="Times New Roman"/>
+          <w:color w:val="00B050"/>
+          <w:lang w:val="es-ES_tradnl"/>
+        </w:rPr>
+        <w:t xml:space="preserve"> </w:t>
+      </w:r>
+    </w:p>
+    <w:p>
+      <w:pPr>
+        <w:rPr>
+          <w:rFonts w:ascii="Times New Roman" w:hAnsi="Times New Roman" w:cs="Times New Roman"/>
+          <w:lang w:val="es-ES_tradnl"/>
+        </w:rPr>
+      </w:pPr>
+      <w:r>
+        <w:rPr>
+          <w:rFonts w:ascii="Times New Roman" w:hAnsi="Times New Roman" w:cs="Times New Roman"/>
+          <w:lang w:val="es-ES_tradnl"/>
+        </w:rPr>
+        <w:t xml:space="preserve">Ahora creamos el método de </w:t>
+      </w:r>
+      <w:proofErr w:type="spellStart"/>
+      <w:r>
+        <w:rPr>
+          <w:rFonts w:ascii="Times New Roman" w:hAnsi="Times New Roman" w:cs="Times New Roman"/>
+          <w:color w:val="00B050"/>
+          <w:lang w:val="es-ES_tradnl"/>
+        </w:rPr>
+        <w:t>nombre_archivo_seguro</w:t>
+      </w:r>
+      <w:proofErr w:type="spellEnd"/>
+      <w:r>
+        <w:rPr>
+          <w:rFonts w:ascii="Times New Roman" w:hAnsi="Times New Roman" w:cs="Times New Roman"/>
+          <w:color w:val="00B050"/>
+          <w:lang w:val="es-ES_tradnl"/>
+        </w:rPr>
+        <w:t xml:space="preserve"> </w:t>
+      </w:r>
+      <w:r>
+        <w:rPr>
+          <w:rFonts w:ascii="Times New Roman" w:hAnsi="Times New Roman" w:cs="Times New Roman"/>
+          <w:lang w:val="es-ES_tradnl"/>
+        </w:rPr>
+        <w:t>y lo retornamos.</w:t>
+      </w:r>
+    </w:p>
+    <w:p>
+      <w:pPr>
+        <w:rPr>
+          <w:rFonts w:ascii="Times New Roman" w:hAnsi="Times New Roman" w:cs="Times New Roman"/>
+          <w:lang w:val="es-ES_tradnl"/>
+        </w:rPr>
+      </w:pPr>
+      <w:r>
+        <w:rPr>
+          <w:rFonts w:ascii="Times New Roman" w:hAnsi="Times New Roman" w:cs="Times New Roman"/>
+          <w:lang w:val="es-ES_tradnl"/>
+        </w:rPr>
+        <w:t xml:space="preserve">Creamos el método </w:t>
+      </w:r>
+      <w:r>
+        <w:rPr>
+          <w:rFonts w:ascii="Times New Roman" w:hAnsi="Times New Roman" w:cs="Times New Roman"/>
+          <w:color w:val="00B050"/>
+          <w:lang w:val="es-ES_tradnl"/>
+        </w:rPr>
+        <w:t xml:space="preserve">guardar </w:t>
+      </w:r>
+      <w:r>
+        <w:rPr>
+          <w:rFonts w:ascii="Times New Roman" w:hAnsi="Times New Roman" w:cs="Times New Roman"/>
+          <w:lang w:val="es-ES_tradnl"/>
+        </w:rPr>
+        <w:t xml:space="preserve">con sus </w:t>
+      </w:r>
+      <w:proofErr w:type="gramStart"/>
+      <w:r>
+        <w:rPr>
+          <w:rFonts w:ascii="Times New Roman" w:hAnsi="Times New Roman" w:cs="Times New Roman"/>
+          <w:lang w:val="es-ES_tradnl"/>
+        </w:rPr>
+        <w:t>instrucciones ,</w:t>
+      </w:r>
+      <w:proofErr w:type="gramEnd"/>
+      <w:r>
+        <w:rPr>
+          <w:rFonts w:ascii="Times New Roman" w:hAnsi="Times New Roman" w:cs="Times New Roman"/>
+          <w:lang w:val="es-ES_tradnl"/>
+        </w:rPr>
+        <w:t xml:space="preserve"> luego creamos el método </w:t>
+      </w:r>
+      <w:proofErr w:type="spellStart"/>
+      <w:r>
+        <w:rPr>
+          <w:rFonts w:ascii="Times New Roman" w:hAnsi="Times New Roman" w:cs="Times New Roman"/>
+          <w:color w:val="00B050"/>
+          <w:lang w:val="es-ES_tradnl"/>
+        </w:rPr>
+        <w:t>generar_desde_excel</w:t>
+      </w:r>
+      <w:proofErr w:type="spellEnd"/>
+      <w:r>
+        <w:rPr>
+          <w:rFonts w:ascii="Times New Roman" w:hAnsi="Times New Roman" w:cs="Times New Roman"/>
+          <w:color w:val="00B050"/>
+          <w:lang w:val="es-ES_tradnl"/>
+        </w:rPr>
+        <w:t xml:space="preserve"> </w:t>
+      </w:r>
+      <w:r>
+        <w:rPr>
+          <w:rFonts w:ascii="Times New Roman" w:hAnsi="Times New Roman" w:cs="Times New Roman"/>
+          <w:lang w:val="es-ES_tradnl"/>
+        </w:rPr>
+        <w:t>que lee el Excel y crea un PDF por cada alumno</w:t>
+      </w:r>
+    </w:p>
+    <w:p>
+      <w:pPr>
+        <w:rPr>
+          <w:rFonts w:ascii="Times New Roman" w:hAnsi="Times New Roman" w:cs="Times New Roman"/>
+          <w:lang w:val="es-ES_tradnl"/>
+        </w:rPr>
+      </w:pPr>
+      <w:r>
+        <w:rPr>
+          <w:rFonts w:ascii="Times New Roman" w:hAnsi="Times New Roman" w:cs="Times New Roman"/>
+          <w:lang w:val="es-ES_tradnl"/>
+        </w:rPr>
+        <w:t>Si no pasan os una fecha, la pide por teclado. Esa fecha es ara todos</w:t>
+      </w:r>
+    </w:p>
+    <w:p>
+      <w:pPr>
+        <w:rPr>
+          <w:rFonts w:ascii="Times New Roman" w:hAnsi="Times New Roman" w:cs="Times New Roman"/>
+          <w:lang w:val="es-ES_tradnl"/>
+        </w:rPr>
+      </w:pPr>
+      <w:r>
+        <w:rPr>
+          <w:rFonts w:ascii="Times New Roman" w:hAnsi="Times New Roman" w:cs="Times New Roman"/>
+          <w:lang w:val="es-ES_tradnl"/>
+        </w:rPr>
+        <w:t xml:space="preserve">Llama a </w:t>
+      </w:r>
+      <w:proofErr w:type="spellStart"/>
+      <w:r>
+        <w:rPr>
+          <w:rFonts w:ascii="Times New Roman" w:hAnsi="Times New Roman" w:cs="Times New Roman"/>
+          <w:color w:val="00B050"/>
+          <w:lang w:val="es-ES_tradnl"/>
+        </w:rPr>
+        <w:t>leer_</w:t>
+      </w:r>
+      <w:proofErr w:type="gramStart"/>
+      <w:r>
+        <w:rPr>
+          <w:rFonts w:ascii="Times New Roman" w:hAnsi="Times New Roman" w:cs="Times New Roman"/>
+          <w:color w:val="00B050"/>
+          <w:lang w:val="es-ES_tradnl"/>
+        </w:rPr>
+        <w:t>excel</w:t>
+      </w:r>
+      <w:proofErr w:type="spellEnd"/>
+      <w:r>
+        <w:rPr>
+          <w:rFonts w:ascii="Times New Roman" w:hAnsi="Times New Roman" w:cs="Times New Roman"/>
+          <w:color w:val="00B050"/>
+          <w:lang w:val="es-ES_tradnl"/>
+        </w:rPr>
+        <w:t xml:space="preserve">  </w:t>
+      </w:r>
+      <w:r>
+        <w:rPr>
+          <w:rFonts w:ascii="Times New Roman" w:hAnsi="Times New Roman" w:cs="Times New Roman"/>
+          <w:lang w:val="es-ES_tradnl"/>
+        </w:rPr>
+        <w:t>y</w:t>
+      </w:r>
+      <w:proofErr w:type="gramEnd"/>
+      <w:r>
+        <w:rPr>
+          <w:rFonts w:ascii="Times New Roman" w:hAnsi="Times New Roman" w:cs="Times New Roman"/>
+          <w:lang w:val="es-ES_tradnl"/>
+        </w:rPr>
+        <w:t xml:space="preserve"> obtiene la lista de alumnos</w:t>
+      </w:r>
+    </w:p>
+    <w:p>
+      <w:pPr>
+        <w:rPr>
+          <w:rFonts w:ascii="Times New Roman" w:hAnsi="Times New Roman" w:cs="Times New Roman"/>
+          <w:lang w:val="es-ES_tradnl"/>
+        </w:rPr>
+      </w:pPr>
+      <w:r>
+        <w:rPr>
+          <w:rFonts w:ascii="Times New Roman" w:hAnsi="Times New Roman" w:cs="Times New Roman"/>
+          <w:lang w:val="es-ES_tradnl"/>
+        </w:rPr>
+        <w:t>Por cada alumno copia nombre y curso al objeto, crea el PDF, calcula el nombre del archivo y lo guarda.</w:t>
+      </w:r>
+    </w:p>
+    <w:p>
+      <w:pPr>
+        <w:rPr>
+          <w:rFonts w:ascii="Times New Roman" w:hAnsi="Times New Roman" w:cs="Times New Roman"/>
+          <w:lang w:val="es-ES_tradnl"/>
+        </w:rPr>
+      </w:pPr>
+      <w:r>
+        <w:rPr>
+          <w:rFonts w:ascii="Times New Roman" w:hAnsi="Times New Roman" w:cs="Times New Roman"/>
+          <w:lang w:val="es-ES_tradnl"/>
+        </w:rPr>
+        <w:lastRenderedPageBreak/>
+        <w:t xml:space="preserve">Imprime un OK por cada uno y al final </w:t>
+      </w:r>
+      <w:r>
+        <w:rPr>
+          <w:rFonts w:ascii="Times New Roman" w:hAnsi="Times New Roman" w:cs="Times New Roman"/>
+          <w:lang w:val="es-ES_tradnl"/>
+        </w:rPr>
+        <w:t>la carpeta donde quedaron.</w:t>
+      </w:r>
+    </w:p>
+    <w:p>
+      <w:pPr>
+        <w:rPr>
+          <w:rFonts w:ascii="Times New Roman" w:hAnsi="Times New Roman" w:cs="Times New Roman"/>
+          <w:lang w:val="es-ES_tradnl"/>
+        </w:rPr>
+      </w:pPr>
+      <w:r>
+        <w:rPr>
+          <w:rFonts w:ascii="Times New Roman" w:hAnsi="Times New Roman" w:cs="Times New Roman"/>
+          <w:lang w:val="es-ES_tradnl"/>
+        </w:rPr>
+        <w:t xml:space="preserve">El </w:t>
+      </w:r>
+      <w:proofErr w:type="spellStart"/>
+      <w:r>
+        <w:rPr>
+          <w:rFonts w:ascii="Times New Roman" w:hAnsi="Times New Roman" w:cs="Times New Roman"/>
+          <w:lang w:val="es-ES_tradnl"/>
+        </w:rPr>
+        <w:t>for</w:t>
+      </w:r>
+      <w:proofErr w:type="spellEnd"/>
+      <w:r>
+        <w:rPr>
+          <w:rFonts w:ascii="Times New Roman" w:hAnsi="Times New Roman" w:cs="Times New Roman"/>
+          <w:lang w:val="es-ES_tradnl"/>
+        </w:rPr>
+        <w:t xml:space="preserve"> es el corazón: una fila del Excel se convierte en un PDF</w:t>
+      </w:r>
+    </w:p>
+    <w:p>
+      <w:pPr>
+        <w:rPr>
+          <w:rFonts w:ascii="Times New Roman" w:hAnsi="Times New Roman" w:cs="Times New Roman"/>
+          <w:lang w:val="es-ES_tradnl"/>
+        </w:rPr>
+      </w:pPr>
+      <w:r>
+        <w:rPr>
+          <w:rFonts w:ascii="Times New Roman" w:hAnsi="Times New Roman" w:cs="Times New Roman"/>
+          <w:lang w:val="es-ES_tradnl"/>
+        </w:rPr>
+        <w:t>Al final, arrancamos el programa:</w:t>
+      </w:r>
+    </w:p>
+    <w:p>
+      <w:pPr>
+        <w:rPr>
+          <w:rFonts w:ascii="Times New Roman" w:hAnsi="Times New Roman" w:cs="Times New Roman"/>
+          <w:lang w:val="es-ES_tradnl"/>
+        </w:rPr>
+      </w:pPr>
+      <w:r>
+        <w:rPr>
+          <w:rFonts w:ascii="Times New Roman" w:hAnsi="Times New Roman" w:cs="Times New Roman"/>
+          <w:lang w:val="es-ES_tradnl"/>
+        </w:rPr>
+        <w:t xml:space="preserve">El </w:t>
+      </w:r>
+      <w:proofErr w:type="spellStart"/>
+      <w:r>
+        <w:rPr>
+          <w:rFonts w:ascii="Times New Roman" w:hAnsi="Times New Roman" w:cs="Times New Roman"/>
+          <w:lang w:val="es-ES_tradnl"/>
+        </w:rPr>
+        <w:t>if</w:t>
+      </w:r>
+      <w:proofErr w:type="spellEnd"/>
+      <w:r>
+        <w:rPr>
+          <w:rFonts w:ascii="Times New Roman" w:hAnsi="Times New Roman" w:cs="Times New Roman"/>
+          <w:lang w:val="es-ES_tradnl"/>
+        </w:rPr>
+        <w:t xml:space="preserve"> sólo se cumple cuando ejecutas el archivo directamente</w:t>
+      </w:r>
+      <w:r>
+        <w:rPr>
+          <w:rFonts w:ascii="Times New Roman" w:hAnsi="Times New Roman" w:cs="Times New Roman"/>
+          <w:lang w:val="es-ES_tradnl"/>
+        </w:rPr>
+        <w:t xml:space="preserve">. Crea </w:t>
+      </w:r>
+      <w:r>
+        <w:rPr>
+          <w:rFonts w:ascii="Times New Roman" w:hAnsi="Times New Roman" w:cs="Times New Roman"/>
+          <w:lang w:val="es-ES_tradnl"/>
+        </w:rPr>
+        <w:t xml:space="preserve">un objeto de la clase y le pide </w:t>
+      </w:r>
+      <w:r>
+        <w:rPr>
+          <w:rFonts w:ascii="Times New Roman" w:hAnsi="Times New Roman" w:cs="Times New Roman"/>
+          <w:lang w:val="es-ES_tradnl"/>
+        </w:rPr>
+        <w:t xml:space="preserve">que genere los certificados desde </w:t>
+      </w:r>
+      <w:proofErr w:type="spellStart"/>
+      <w:proofErr w:type="gramStart"/>
+      <w:r>
+        <w:rPr>
+          <w:rFonts w:ascii="Times New Roman" w:hAnsi="Times New Roman" w:cs="Times New Roman"/>
+          <w:lang w:val="es-ES_tradnl"/>
+        </w:rPr>
+        <w:t>alumnos.xslx</w:t>
+      </w:r>
+      <w:proofErr w:type="spellEnd"/>
+      <w:proofErr w:type="gramEnd"/>
+      <w:r>
+        <w:rPr>
+          <w:rFonts w:ascii="Times New Roman" w:hAnsi="Times New Roman" w:cs="Times New Roman"/>
+          <w:lang w:val="es-ES_tradnl"/>
+        </w:rPr>
+        <w:t xml:space="preserve">. </w:t>
+      </w:r>
+    </w:p>
+    <w:p>
+      <w:pPr>
+        <w:rPr>
+          <w:rFonts w:ascii="Times New Roman" w:hAnsi="Times New Roman" w:cs="Times New Roman"/>
+          <w:lang w:val="es-ES_tradnl"/>
+        </w:rPr>
+      </w:pPr>
+      <w:r>
+        <w:rPr>
+          <w:rFonts w:ascii="Times New Roman" w:hAnsi="Times New Roman" w:cs="Times New Roman"/>
+          <w:lang w:val="es-ES_tradnl"/>
+        </w:rPr>
+        <w:t>Este sería el orden real de la ejecución: Aunque los métodos están definidos de arriba hacía abajo, el programa no los llama en ese orden.</w:t>
+      </w:r>
+    </w:p>
+    <w:p>
+      <w:pPr>
+        <w:pStyle w:val="Prrafodelista"/>
+        <w:numPr>
+          <w:ilvl w:val="0"/>
+          <w:numId w:val="1"/>
+        </w:numPr>
+        <w:rPr>
+          <w:rFonts w:ascii="Times New Roman" w:hAnsi="Times New Roman" w:cs="Times New Roman"/>
+          <w:lang w:val="es-ES_tradnl"/>
+        </w:rPr>
+      </w:pPr>
+      <w:r>
+        <w:rPr>
+          <w:rFonts w:ascii="Times New Roman" w:hAnsi="Times New Roman" w:cs="Times New Roman"/>
+          <w:lang w:val="es-ES_tradnl"/>
+        </w:rPr>
+        <w:t xml:space="preserve">Se crea generador y </w:t>
+      </w:r>
+      <w:r>
+        <w:rPr>
+          <w:rFonts w:ascii="Times New Roman" w:hAnsi="Times New Roman" w:cs="Times New Roman"/>
+          <w:color w:val="00B050"/>
+          <w:lang w:val="es-ES_tradnl"/>
+        </w:rPr>
+        <w:t>__</w:t>
+      </w:r>
+      <w:proofErr w:type="spellStart"/>
+      <w:r>
+        <w:rPr>
+          <w:rFonts w:ascii="Times New Roman" w:hAnsi="Times New Roman" w:cs="Times New Roman"/>
+          <w:color w:val="00B050"/>
+          <w:lang w:val="es-ES_tradnl"/>
+        </w:rPr>
+        <w:t>init</w:t>
+      </w:r>
+      <w:proofErr w:type="spellEnd"/>
+      <w:r>
+        <w:rPr>
+          <w:rFonts w:ascii="Times New Roman" w:hAnsi="Times New Roman" w:cs="Times New Roman"/>
+          <w:color w:val="00B050"/>
+          <w:lang w:val="es-ES_tradnl"/>
+        </w:rPr>
+        <w:t xml:space="preserve">__ </w:t>
+      </w:r>
+      <w:r>
+        <w:rPr>
+          <w:rFonts w:ascii="Times New Roman" w:hAnsi="Times New Roman" w:cs="Times New Roman"/>
+          <w:lang w:val="es-ES_tradnl"/>
+        </w:rPr>
+        <w:t>prepara carpetas, fuentes y variables vacías.</w:t>
+      </w:r>
+    </w:p>
+    <w:p>
+      <w:pPr>
+        <w:pStyle w:val="Prrafodelista"/>
+        <w:numPr>
+          <w:ilvl w:val="0"/>
+          <w:numId w:val="1"/>
+        </w:numPr>
+        <w:rPr>
+          <w:rFonts w:ascii="Times New Roman" w:hAnsi="Times New Roman" w:cs="Times New Roman"/>
+          <w:lang w:val="es-ES_tradnl"/>
+        </w:rPr>
+      </w:pPr>
+      <w:proofErr w:type="spellStart"/>
+      <w:r>
+        <w:rPr>
+          <w:rFonts w:ascii="Times New Roman" w:hAnsi="Times New Roman" w:cs="Times New Roman"/>
+          <w:color w:val="00B050"/>
+          <w:lang w:val="es-ES_tradnl"/>
+        </w:rPr>
+        <w:t>generar_desde_excel</w:t>
+      </w:r>
+      <w:proofErr w:type="spellEnd"/>
+      <w:r>
+        <w:rPr>
+          <w:rFonts w:ascii="Times New Roman" w:hAnsi="Times New Roman" w:cs="Times New Roman"/>
+          <w:lang w:val="es-ES_tradnl"/>
+        </w:rPr>
+        <w:t xml:space="preserve"> pide la fecha.</w:t>
+      </w:r>
+    </w:p>
+    <w:p>
+      <w:pPr>
+        <w:pStyle w:val="Prrafodelista"/>
+        <w:numPr>
+          <w:ilvl w:val="0"/>
+          <w:numId w:val="1"/>
+        </w:numPr>
+        <w:rPr>
+          <w:rFonts w:ascii="Times New Roman" w:hAnsi="Times New Roman" w:cs="Times New Roman"/>
+          <w:lang w:val="es-ES_tradnl"/>
+        </w:rPr>
+      </w:pPr>
+      <w:proofErr w:type="spellStart"/>
+      <w:r>
+        <w:rPr>
+          <w:rFonts w:ascii="Times New Roman" w:hAnsi="Times New Roman" w:cs="Times New Roman"/>
+          <w:color w:val="00B050"/>
+          <w:lang w:val="es-ES_tradnl"/>
+        </w:rPr>
+        <w:t>leer_excel</w:t>
+      </w:r>
+      <w:proofErr w:type="spellEnd"/>
+      <w:r>
+        <w:rPr>
+          <w:rFonts w:ascii="Times New Roman" w:hAnsi="Times New Roman" w:cs="Times New Roman"/>
+          <w:lang w:val="es-ES_tradnl"/>
+        </w:rPr>
+        <w:t xml:space="preserve"> arma la lista de alumnos.</w:t>
+      </w:r>
+    </w:p>
+    <w:p>
+      <w:pPr>
+        <w:pStyle w:val="Prrafodelista"/>
+        <w:numPr>
+          <w:ilvl w:val="0"/>
+          <w:numId w:val="1"/>
+        </w:numPr>
+        <w:rPr>
+          <w:rFonts w:ascii="Times New Roman" w:hAnsi="Times New Roman" w:cs="Times New Roman"/>
+          <w:lang w:val="es-ES_tradnl"/>
+        </w:rPr>
+      </w:pPr>
+      <w:r>
+        <w:rPr>
+          <w:rFonts w:ascii="Times New Roman" w:hAnsi="Times New Roman" w:cs="Times New Roman"/>
+          <w:lang w:val="es-ES_tradnl"/>
+        </w:rPr>
+        <w:t xml:space="preserve">Por cada alumno: </w:t>
+      </w:r>
+      <w:proofErr w:type="spellStart"/>
+      <w:r>
+        <w:rPr>
+          <w:rFonts w:ascii="Times New Roman" w:hAnsi="Times New Roman" w:cs="Times New Roman"/>
+          <w:color w:val="00B050"/>
+          <w:lang w:val="es-ES_tradnl"/>
+        </w:rPr>
+        <w:t>crear_pdf</w:t>
+      </w:r>
+      <w:proofErr w:type="spellEnd"/>
+      <w:r>
+        <w:rPr>
+          <w:rFonts w:ascii="Times New Roman" w:hAnsi="Times New Roman" w:cs="Times New Roman"/>
+          <w:color w:val="00B050"/>
+          <w:lang w:val="es-ES_tradnl"/>
+        </w:rPr>
+        <w:t xml:space="preserve"> </w:t>
+      </w:r>
+      <w:r>
+        <w:rPr>
+          <w:rFonts w:ascii="Times New Roman" w:hAnsi="Times New Roman" w:cs="Times New Roman"/>
+          <w:lang w:val="es-ES_tradnl"/>
+        </w:rPr>
+        <w:t xml:space="preserve">– </w:t>
+      </w:r>
+      <w:proofErr w:type="spellStart"/>
+      <w:r>
+        <w:rPr>
+          <w:rFonts w:ascii="Times New Roman" w:hAnsi="Times New Roman" w:cs="Times New Roman"/>
+          <w:color w:val="00B050"/>
+          <w:lang w:val="es-ES_tradnl"/>
+        </w:rPr>
+        <w:t>nombre_archivo_seguro</w:t>
+      </w:r>
+      <w:proofErr w:type="spellEnd"/>
+      <w:r>
+        <w:rPr>
+          <w:rFonts w:ascii="Times New Roman" w:hAnsi="Times New Roman" w:cs="Times New Roman"/>
+          <w:lang w:val="es-ES_tradnl"/>
+        </w:rPr>
+        <w:t xml:space="preserve"> </w:t>
+      </w:r>
+      <w:r>
+        <w:rPr>
+          <w:rFonts w:ascii="Times New Roman" w:hAnsi="Times New Roman" w:cs="Times New Roman"/>
+          <w:lang w:val="es-ES_tradnl"/>
+        </w:rPr>
+        <w:t>–</w:t>
+      </w:r>
+      <w:r>
+        <w:rPr>
+          <w:rFonts w:ascii="Times New Roman" w:hAnsi="Times New Roman" w:cs="Times New Roman"/>
+          <w:lang w:val="es-ES_tradnl"/>
+        </w:rPr>
+        <w:t xml:space="preserve"> </w:t>
+      </w:r>
+      <w:r>
+        <w:rPr>
+          <w:rFonts w:ascii="Times New Roman" w:hAnsi="Times New Roman" w:cs="Times New Roman"/>
+          <w:color w:val="00B050"/>
+          <w:lang w:val="es-ES_tradnl"/>
+        </w:rPr>
+        <w:t>guardar</w:t>
+      </w:r>
+    </w:p>
+    <w:p>
+      <w:pPr>
+        <w:pStyle w:val="Prrafodelista"/>
+        <w:numPr>
+          <w:ilvl w:val="0"/>
+          <w:numId w:val="1"/>
+        </w:numPr>
+        <w:rPr>
+          <w:rFonts w:ascii="Times New Roman" w:hAnsi="Times New Roman" w:cs="Times New Roman"/>
+          <w:lang w:val="es-ES_tradnl"/>
+        </w:rPr>
+      </w:pPr>
+      <w:r>
+        <w:rPr>
+          <w:rFonts w:ascii="Times New Roman" w:hAnsi="Times New Roman" w:cs="Times New Roman"/>
+          <w:lang w:val="es-ES_tradnl"/>
+        </w:rPr>
+        <w:t>Termina e imprime la carpeta</w:t>
+      </w:r>
+      <w:r>
+        <w:rPr>
+          <w:rFonts w:ascii="Times New Roman" w:hAnsi="Times New Roman" w:cs="Times New Roman"/>
+          <w:color w:val="00B050"/>
+          <w:lang w:val="es-ES_tradnl"/>
+        </w:rPr>
+        <w:t xml:space="preserve"> </w:t>
+      </w:r>
+      <w:proofErr w:type="spellStart"/>
+      <w:r>
+        <w:rPr>
+          <w:rFonts w:ascii="Times New Roman" w:hAnsi="Times New Roman" w:cs="Times New Roman"/>
+          <w:color w:val="00B050"/>
+          <w:lang w:val="es-ES_tradnl"/>
+        </w:rPr>
+        <w:t>certificados_excel</w:t>
+      </w:r>
+      <w:proofErr w:type="spellEnd"/>
+    </w:p>
+    <w:p>
+      <w:pPr>
+        <w:rPr>
+          <w:rFonts w:ascii="Times New Roman" w:hAnsi="Times New Roman" w:cs="Times New Roman"/>
+          <w:lang w:val="es-ES_tradnl"/>
+        </w:rPr>
+      </w:pPr>
+    </w:p>
+    <w:p>
+      <w:pPr>
+        <w:rPr>
+          <w:rFonts w:ascii="Times New Roman" w:hAnsi="Times New Roman" w:cs="Times New Roman"/>
+          <w:lang w:val="es-ES_tradnl"/>
+        </w:rPr>
+      </w:pPr>
     </w:p>
     <w:sectPr>
       <w:pgSz w:w="12240" w:h="15840"/>
@@ -2500,6 +5098,103 @@
     </w:sectPr>
   </w:body>
 </w:document>
+</file>
+
+<file path=word/numbering.xml><?xml version="1.0" encoding="utf-8"?>
+<w:numbering xmlns:wpc="http://schemas.microsoft.com/office/word/2010/wordprocessingCanvas" xmlns:cx="http://schemas.microsoft.com/office/drawing/2014/chartex" xmlns:cx1="http://schemas.microsoft.com/office/drawing/2015/9/8/chartex" xmlns:cx2="http://schemas.microsoft.com/office/drawing/2015/10/21/chartex" xmlns:cx3="http://schemas.microsoft.com/office/drawing/2016/5/9/chartex" xmlns:cx4="http://schemas.microsoft.com/office/drawing/2016/5/10/chartex" xmlns:cx5="http://schemas.microsoft.com/office/drawing/2016/5/11/chartex" xmlns:cx6="http://schemas.microsoft.com/office/drawing/2016/5/12/chartex" xmlns:cx7="http://schemas.microsoft.com/office/drawing/2016/5/13/chartex" xmlns:cx8="http://schemas.microsoft.com/office/drawing/2016/5/14/chartex" xmlns:mc="http://schemas.openxmlformats.org/markup-compatibility/2006" xmlns:m="http://schemas.openxmlformats.org/officeDocument/2006/math" xmlns:aink="http://schemas.microsoft.com/office/drawing/2016/ink" xmlns:am3d="http://schemas.microsoft.com/office/drawing/2017/model3d" xmlns:oel="http://schemas.microsoft.com/office/2019/extlst" xmlns:r="http://schemas.openxmlformats.org/officeDocument/2006/relationships" xmlns:wp14="http://schemas.microsoft.com/office/word/2010/wordprocessingDrawing" xmlns:wp="http://schemas.openxmlformats.org/drawingml/2006/wordprocessingDrawing" xmlns:wpg="http://schemas.microsoft.com/office/word/2010/wordprocessingGroup" xmlns:wpi="http://schemas.microsoft.com/office/word/2010/wordprocessingInk" xmlns:wps="http://schemas.microsoft.com/office/word/2010/wordprocessingShape" xmlns:o="urn:schemas-microsoft-com:office:office" xmlns:v="urn:schemas-microsoft-com:vml" xmlns:w10="urn:schemas-microsoft-com:office:word" xmlns:w="http://schemas.openxmlformats.org/wordprocessingml/2006/main" xmlns:w14="http://schemas.microsoft.com/office/word/2010/wordml" xmlns:w15="http://schemas.microsoft.com/office/word/2012/wordml" xmlns:w16cex="http://schemas.microsoft.com/office/word/2018/wordml/cex" xmlns:w16cid="http://schemas.microsoft.com/office/word/2016/wordml/cid" xmlns:w16="http://schemas.microsoft.com/office/word/2018/wordml" xmlns:w16sdtdh="http://schemas.microsoft.com/office/word/2020/wordml/sdtdatahash" xmlns:w16sdtfl="http://schemas.microsoft.com/office/word/2024/wordml/sdtformatlock" xmlns:w16se="http://schemas.microsoft.com/office/word/2015/wordml/symex" xmlns:w16du="http://schemas.microsoft.com/office/word/2023/wordml/word16du" xmlns:wne="http://schemas.microsoft.com/office/word/2006/wordml" mc:Ignorable="w14 w15 w16se w16cid w16 w16cex w16sdtdh w16sdtfl w16du wp14">
+  <w:abstractNum w:abstractNumId="0" w15:restartNumberingAfterBreak="0">
+    <w:nsid w:val="10EB2CDC"/>
+    <w:multiLevelType w:val="hybridMultilevel"/>
+    <w:tmpl w:val="B20608D0"/>
+    <w:lvl w:ilvl="0" w:tplc="080A000F">
+      <w:start w:val="1"/>
+      <w:numFmt w:val="decimal"/>
+      <w:lvlText w:val="%1."/>
+      <w:lvlJc w:val="left"/>
+      <w:pPr>
+        <w:ind w:left="720" w:hanging="360"/>
+      </w:pPr>
+      <w:rPr>
+        <w:rFonts w:hint="default"/>
+      </w:rPr>
+    </w:lvl>
+    <w:lvl w:ilvl="1" w:tplc="080A0019" w:tentative="1">
+      <w:start w:val="1"/>
+      <w:numFmt w:val="lowerLetter"/>
+      <w:lvlText w:val="%2."/>
+      <w:lvlJc w:val="left"/>
+      <w:pPr>
+        <w:ind w:left="1440" w:hanging="360"/>
+      </w:pPr>
+    </w:lvl>
+    <w:lvl w:ilvl="2" w:tplc="080A001B" w:tentative="1">
+      <w:start w:val="1"/>
+      <w:numFmt w:val="lowerRoman"/>
+      <w:lvlText w:val="%3."/>
+      <w:lvlJc w:val="right"/>
+      <w:pPr>
+        <w:ind w:left="2160" w:hanging="180"/>
+      </w:pPr>
+    </w:lvl>
+    <w:lvl w:ilvl="3" w:tplc="080A000F" w:tentative="1">
+      <w:start w:val="1"/>
+      <w:numFmt w:val="decimal"/>
+      <w:lvlText w:val="%4."/>
+      <w:lvlJc w:val="left"/>
+      <w:pPr>
+        <w:ind w:left="2880" w:hanging="360"/>
+      </w:pPr>
+    </w:lvl>
+    <w:lvl w:ilvl="4" w:tplc="080A0019" w:tentative="1">
+      <w:start w:val="1"/>
+      <w:numFmt w:val="lowerLetter"/>
+      <w:lvlText w:val="%5."/>
+      <w:lvlJc w:val="left"/>
+      <w:pPr>
+        <w:ind w:left="3600" w:hanging="360"/>
+      </w:pPr>
+    </w:lvl>
+    <w:lvl w:ilvl="5" w:tplc="080A001B" w:tentative="1">
+      <w:start w:val="1"/>
+      <w:numFmt w:val="lowerRoman"/>
+      <w:lvlText w:val="%6."/>
+      <w:lvlJc w:val="right"/>
+      <w:pPr>
+        <w:ind w:left="4320" w:hanging="180"/>
+      </w:pPr>
+    </w:lvl>
+    <w:lvl w:ilvl="6" w:tplc="080A000F" w:tentative="1">
+      <w:start w:val="1"/>
+      <w:numFmt w:val="decimal"/>
+      <w:lvlText w:val="%7."/>
+      <w:lvlJc w:val="left"/>
+      <w:pPr>
+        <w:ind w:left="5040" w:hanging="360"/>
+      </w:pPr>
+    </w:lvl>
+    <w:lvl w:ilvl="7" w:tplc="080A0019" w:tentative="1">
+      <w:start w:val="1"/>
+      <w:numFmt w:val="lowerLetter"/>
+      <w:lvlText w:val="%8."/>
+      <w:lvlJc w:val="left"/>
+      <w:pPr>
+        <w:ind w:left="5760" w:hanging="360"/>
+      </w:pPr>
+    </w:lvl>
+    <w:lvl w:ilvl="8" w:tplc="080A001B" w:tentative="1">
+      <w:start w:val="1"/>
+      <w:numFmt w:val="lowerRoman"/>
+      <w:lvlText w:val="%9."/>
+      <w:lvlJc w:val="right"/>
+      <w:pPr>
+        <w:ind w:left="6480" w:hanging="180"/>
+      </w:pPr>
+    </w:lvl>
+  </w:abstractNum>
+  <w:num w:numId="1" w16cid:durableId="759911054">
+    <w:abstractNumId w:val="0"/>
+  </w:num>
+</w:numbering>
 </file>
 
 <file path=word/styles.xml><?xml version="1.0" encoding="utf-8"?>
